--- a/Manuskript/Taremanus2022_modellpresentasjon.docx
+++ b/Manuskript/Taremanus2022_modellpresentasjon.docx
@@ -669,7 +669,17 @@
         <w:pStyle w:val="BodyText"/>
       </w:pPr>
       <w:r>
-        <w:t xml:space="preserve">Wave exposure was extracted from a model with a 25 m spatial resolution (Isæus, 2004) based on fetch, wind speed and wind frequency. Ocean current speed (m/s) was modeled at a horizontal resolution of 800 m (NorKyst-800; Albretsen et al., 2011) using the three-dimensional numerical ocean model ROMS (Shchepetkin &amp; McWilliams, 2005; Haidvogel et al., 2008) and downscaled to 25 m resolution. The 90th percentiles for seabed currents were used in our analyses. Due to the lack of a full cover, high resolution substrate model, which does not exist for Norway, slope (°) and terrain curvature (m) were derived from a bathymetry model with a 25 m horizontal resolution, provided by the Norwegian Hydrographic Service. Terrain curvature was estimated with a 250, 500 and 1 000 m spatial calculation window (Bekkby et al., 2009). Slope and curvature were included as proxies for substrate under the assumption that gentle slopes and depressions are areas of higher likelihood of sedimentation and thus not hard substrate. Light at the seabed (photosynthetically active radiation, PAR) has been modeled using data from ocean color satellite sensor estimates (Saulquin et al., 2013, Populus et al., 2017) at a resolution of 100 m, and was downscaled to a model with 25 m resolution. All predictor variables given above, including the 25 m bathymetry model, were available as full cover GIS layers and used for making predictive distribution maps for kelp. We also included variables from the global Bio-ORACLE datasets on nutrients, dissolved oxygen, temperature and salinity at mean, maximum and minimum depths (within grid cells of 5 arc xxx minutes resolution, which corresponds to slightly less than 10 km at the equator). Historic monthly data on seabed temperature and salinity at a grid resolution of 0.25° (</w:t>
+        <w:t xml:space="preserve">Wave exposure was extracted from a model with a 25 m spatial resolution (Isæus, 2004) based on fetch, wind speed and wind frequency. Ocean current speed (m/s) was modeled at a horizontal resolution of 800 m (NorKyst-800; Albretsen et al., 2011) using the three-dimensional numerical ocean model ROMS (Shchepetkin &amp; McWilliams, 2005; Haidvogel et al., 2008) and downscaled to 25 m resolution. The 90th percentiles for seabed currents were used in our analyses. Due to the lack of a full cover, high resolution substrate model, which does not exist for Norway, slope (°) and terrain curvature (m) were derived from a bathymetry model with a 25 m horizontal resolution, provided by the Norwegian Hydrographic Service. Terrain curvature was estimated with a 250, 500 and 1 000 m spatial calculation window (Bekkby et al., 2009). Slope and curvature were included as proxies for substrate under the assumption that gentle slopes and depressions are areas of higher likelihood of sedimentation and thus not hard substrate. Light at the seabed (photosynthetically active radiation, PAR) has been modeled using data from ocean color satellite sensor estimates (Saulquin et al., 2013, Populus et al., 2017) at a resolution of 100 m, and was downscaled to a model with 25 m resolution (</w:t>
+      </w:r>
+      <w:r>
+        <w:rPr>
+          <w:bCs/>
+          <w:b/>
+        </w:rPr>
+        <w:t xml:space="preserve">NB! Include all variables in table</w:t>
+      </w:r>
+      <w:r>
+        <w:t xml:space="preserve">). All predictor variables given above, including the 25 m bathymetry model, were available as full cover GIS layers and used for making predictive distribution maps for kelp. We also included variables from the global Bio-ORACLE datasets on nutrients, dissolved oxygen, temperature and salinity at mean, maximum and minimum depths (within grid cells of 5 arc xxx minutes resolution, which corresponds to slightly less than 10 km at the equator). Historic monthly data on seabed temperature and salinity at a grid resolution of 0.25° (</w:t>
       </w:r>
       <w:r>
         <w:rPr>
@@ -1565,6 +1575,50 @@
             <w:tcBorders>
               <w:bottom w:val="none" w:sz="0" w:space="0" w:color="000000"/>
               <w:top w:val="none" w:sz="0" w:space="0" w:color="000000"/>
+              <w:left w:val="single" w:sz="8" w:space="0" w:color="666666"/>
+              <w:right w:val="none" w:sz="0" w:space="0" w:color="000000"/>
+            </w:tcBorders>
+            <w:shd w:val="clear" w:color="auto" w:fill="FFFFFF"/>
+            <w:tcMar>
+              <w:top w:w="0" w:type="dxa"/>
+              <w:bottom w:w="0" w:type="dxa"/>
+              <w:left w:w="0" w:type="dxa"/>
+              <w:right w:w="0" w:type="dxa"/>
+            </w:tcMar>
+            <w:vAlign w:val="center"/>
+          </w:tcPr>
+          <w:p>
+            <w:pPr>
+              <w:pStyle w:val="Normal"/>
+              <w:jc w:val="center"/>
+              <w:pBdr>
+                <w:bottom w:val="none" w:sz="0" w:space="0" w:color="000000"/>
+                <w:top w:val="none" w:sz="0" w:space="0" w:color="000000"/>
+                <w:left w:val="none" w:sz="0" w:space="0" w:color="000000"/>
+                <w:right w:val="none" w:sz="0" w:space="0" w:color="000000"/>
+              </w:pBdr>
+              <w:spacing w:after="100" w:before="100" w:line="240"/>
+              <w:ind w:firstLine="0" w:left="100" w:right="100"/>
+            </w:pPr>
+            <w:r xmlns:w="http://schemas.openxmlformats.org/wordprocessingml/2006/main" xmlns:wp="http://schemas.openxmlformats.org/drawingml/2006/wordprocessingDrawing" xmlns:r="http://schemas.openxmlformats.org/officeDocument/2006/relationships" xmlns:w14="http://schemas.microsoft.com/office/word/2010/wordml">
+              <w:rPr>
+                <w:rFonts w:ascii="Arial" w:hAnsi="Arial" w:eastAsia="Arial" w:cs="Arial"/>
+                <w:i w:val="false"/>
+                <w:b w:val="false"/>
+                <w:u w:val="none"/>
+                <w:sz w:val="16"/>
+                <w:szCs w:val="16"/>
+                <w:color w:val="000000"/>
+              </w:rPr>
+              <w:t xml:space="preserve">-88.72</w:t>
+            </w:r>
+          </w:p>
+        </w:tc>
+        <w:tc>
+          <w:tcPr>
+            <w:tcBorders>
+              <w:bottom w:val="none" w:sz="0" w:space="0" w:color="000000"/>
+              <w:top w:val="none" w:sz="0" w:space="0" w:color="000000"/>
               <w:left w:val="none" w:sz="0" w:space="0" w:color="000000"/>
               <w:right w:val="none" w:sz="0" w:space="0" w:color="000000"/>
             </w:tcBorders>
@@ -1600,7 +1654,7 @@
                 <w:szCs w:val="16"/>
                 <w:color w:val="000000"/>
               </w:rPr>
-              <w:t xml:space="preserve">-88.72</w:t>
+              <w:t xml:space="preserve">9.27</w:t>
             </w:r>
           </w:p>
         </w:tc>
@@ -1644,7 +1698,51 @@
                 <w:szCs w:val="16"/>
                 <w:color w:val="000000"/>
               </w:rPr>
-              <w:t xml:space="preserve">9.27</w:t>
+              <w:t xml:space="preserve">124.42</w:t>
+            </w:r>
+          </w:p>
+        </w:tc>
+        <w:tc>
+          <w:tcPr>
+            <w:tcBorders>
+              <w:bottom w:val="none" w:sz="0" w:space="0" w:color="000000"/>
+              <w:top w:val="none" w:sz="0" w:space="0" w:color="000000"/>
+              <w:left w:val="single" w:sz="8" w:space="0" w:color="666666"/>
+              <w:right w:val="none" w:sz="0" w:space="0" w:color="000000"/>
+            </w:tcBorders>
+            <w:shd w:val="clear" w:color="auto" w:fill="FFFFFF"/>
+            <w:tcMar>
+              <w:top w:w="0" w:type="dxa"/>
+              <w:bottom w:w="0" w:type="dxa"/>
+              <w:left w:w="0" w:type="dxa"/>
+              <w:right w:w="0" w:type="dxa"/>
+            </w:tcMar>
+            <w:vAlign w:val="center"/>
+          </w:tcPr>
+          <w:p>
+            <w:pPr>
+              <w:pStyle w:val="Normal"/>
+              <w:jc w:val="center"/>
+              <w:pBdr>
+                <w:bottom w:val="none" w:sz="0" w:space="0" w:color="000000"/>
+                <w:top w:val="none" w:sz="0" w:space="0" w:color="000000"/>
+                <w:left w:val="none" w:sz="0" w:space="0" w:color="000000"/>
+                <w:right w:val="none" w:sz="0" w:space="0" w:color="000000"/>
+              </w:pBdr>
+              <w:spacing w:after="100" w:before="100" w:line="240"/>
+              <w:ind w:firstLine="0" w:left="100" w:right="100"/>
+            </w:pPr>
+            <w:r xmlns:w="http://schemas.openxmlformats.org/wordprocessingml/2006/main" xmlns:wp="http://schemas.openxmlformats.org/drawingml/2006/wordprocessingDrawing" xmlns:r="http://schemas.openxmlformats.org/officeDocument/2006/relationships" xmlns:w14="http://schemas.microsoft.com/office/word/2010/wordml">
+              <w:rPr>
+                <w:rFonts w:ascii="Arial" w:hAnsi="Arial" w:eastAsia="Arial" w:cs="Arial"/>
+                <w:i w:val="false"/>
+                <w:b w:val="false"/>
+                <w:u w:val="none"/>
+                <w:sz w:val="16"/>
+                <w:szCs w:val="16"/>
+                <w:color w:val="000000"/>
+              </w:rPr>
+              <w:t xml:space="preserve">-61.75</w:t>
             </w:r>
           </w:p>
         </w:tc>
@@ -1688,7 +1786,7 @@
                 <w:szCs w:val="16"/>
                 <w:color w:val="000000"/>
               </w:rPr>
-              <w:t xml:space="preserve">124.42</w:t>
+              <w:t xml:space="preserve">10.56</w:t>
             </w:r>
           </w:p>
         </w:tc>
@@ -1699,94 +1797,6 @@
               <w:top w:val="none" w:sz="0" w:space="0" w:color="000000"/>
               <w:left w:val="none" w:sz="0" w:space="0" w:color="000000"/>
               <w:right w:val="none" w:sz="0" w:space="0" w:color="000000"/>
-            </w:tcBorders>
-            <w:shd w:val="clear" w:color="auto" w:fill="FFFFFF"/>
-            <w:tcMar>
-              <w:top w:w="0" w:type="dxa"/>
-              <w:bottom w:w="0" w:type="dxa"/>
-              <w:left w:w="0" w:type="dxa"/>
-              <w:right w:w="0" w:type="dxa"/>
-            </w:tcMar>
-            <w:vAlign w:val="center"/>
-          </w:tcPr>
-          <w:p>
-            <w:pPr>
-              <w:pStyle w:val="Normal"/>
-              <w:jc w:val="center"/>
-              <w:pBdr>
-                <w:bottom w:val="none" w:sz="0" w:space="0" w:color="000000"/>
-                <w:top w:val="none" w:sz="0" w:space="0" w:color="000000"/>
-                <w:left w:val="none" w:sz="0" w:space="0" w:color="000000"/>
-                <w:right w:val="none" w:sz="0" w:space="0" w:color="000000"/>
-              </w:pBdr>
-              <w:spacing w:after="100" w:before="100" w:line="240"/>
-              <w:ind w:firstLine="0" w:left="100" w:right="100"/>
-            </w:pPr>
-            <w:r xmlns:w="http://schemas.openxmlformats.org/wordprocessingml/2006/main" xmlns:wp="http://schemas.openxmlformats.org/drawingml/2006/wordprocessingDrawing" xmlns:r="http://schemas.openxmlformats.org/officeDocument/2006/relationships" xmlns:w14="http://schemas.microsoft.com/office/word/2010/wordml">
-              <w:rPr>
-                <w:rFonts w:ascii="Arial" w:hAnsi="Arial" w:eastAsia="Arial" w:cs="Arial"/>
-                <w:i w:val="false"/>
-                <w:b w:val="false"/>
-                <w:u w:val="none"/>
-                <w:sz w:val="16"/>
-                <w:szCs w:val="16"/>
-                <w:color w:val="000000"/>
-              </w:rPr>
-              <w:t xml:space="preserve">-61.75</w:t>
-            </w:r>
-          </w:p>
-        </w:tc>
-        <w:tc>
-          <w:tcPr>
-            <w:tcBorders>
-              <w:bottom w:val="none" w:sz="0" w:space="0" w:color="000000"/>
-              <w:top w:val="none" w:sz="0" w:space="0" w:color="000000"/>
-              <w:left w:val="none" w:sz="0" w:space="0" w:color="000000"/>
-              <w:right w:val="single" w:sz="8" w:space="0" w:color="666666"/>
-            </w:tcBorders>
-            <w:shd w:val="clear" w:color="auto" w:fill="FFFFFF"/>
-            <w:tcMar>
-              <w:top w:w="0" w:type="dxa"/>
-              <w:bottom w:w="0" w:type="dxa"/>
-              <w:left w:w="0" w:type="dxa"/>
-              <w:right w:w="0" w:type="dxa"/>
-            </w:tcMar>
-            <w:vAlign w:val="center"/>
-          </w:tcPr>
-          <w:p>
-            <w:pPr>
-              <w:pStyle w:val="Normal"/>
-              <w:jc w:val="center"/>
-              <w:pBdr>
-                <w:bottom w:val="none" w:sz="0" w:space="0" w:color="000000"/>
-                <w:top w:val="none" w:sz="0" w:space="0" w:color="000000"/>
-                <w:left w:val="none" w:sz="0" w:space="0" w:color="000000"/>
-                <w:right w:val="none" w:sz="0" w:space="0" w:color="000000"/>
-              </w:pBdr>
-              <w:spacing w:after="100" w:before="100" w:line="240"/>
-              <w:ind w:firstLine="0" w:left="100" w:right="100"/>
-            </w:pPr>
-            <w:r xmlns:w="http://schemas.openxmlformats.org/wordprocessingml/2006/main" xmlns:wp="http://schemas.openxmlformats.org/drawingml/2006/wordprocessingDrawing" xmlns:r="http://schemas.openxmlformats.org/officeDocument/2006/relationships" xmlns:w14="http://schemas.microsoft.com/office/word/2010/wordml">
-              <w:rPr>
-                <w:rFonts w:ascii="Arial" w:hAnsi="Arial" w:eastAsia="Arial" w:cs="Arial"/>
-                <w:i w:val="false"/>
-                <w:b w:val="false"/>
-                <w:u w:val="none"/>
-                <w:sz w:val="16"/>
-                <w:szCs w:val="16"/>
-                <w:color w:val="000000"/>
-              </w:rPr>
-              <w:t xml:space="preserve">10.56</w:t>
-            </w:r>
-          </w:p>
-        </w:tc>
-        <w:tc>
-          <w:tcPr>
-            <w:tcBorders>
-              <w:bottom w:val="none" w:sz="0" w:space="0" w:color="000000"/>
-              <w:top w:val="none" w:sz="0" w:space="0" w:color="000000"/>
-              <w:left w:val="none" w:sz="0" w:space="0" w:color="000000"/>
-              <w:right w:val="single" w:sz="8" w:space="0" w:color="666666"/>
             </w:tcBorders>
             <w:shd w:val="clear" w:color="auto" w:fill="FFFFFF"/>
             <w:tcMar>
@@ -1835,6 +1845,50 @@
             <w:tcBorders>
               <w:bottom w:val="none" w:sz="0" w:space="0" w:color="000000"/>
               <w:top w:val="none" w:sz="0" w:space="0" w:color="000000"/>
+              <w:left w:val="none" w:sz="0" w:space="0" w:color="000000"/>
+              <w:right w:val="single" w:sz="8" w:space="0" w:color="666666"/>
+            </w:tcBorders>
+            <w:shd w:val="clear" w:color="auto" w:fill="FFFFFF"/>
+            <w:tcMar>
+              <w:top w:w="0" w:type="dxa"/>
+              <w:bottom w:w="0" w:type="dxa"/>
+              <w:left w:w="0" w:type="dxa"/>
+              <w:right w:w="0" w:type="dxa"/>
+            </w:tcMar>
+            <w:vAlign w:val="center"/>
+          </w:tcPr>
+          <w:p>
+            <w:pPr>
+              <w:pStyle w:val="Normal"/>
+              <w:jc w:val="left"/>
+              <w:pBdr>
+                <w:bottom w:val="none" w:sz="0" w:space="0" w:color="000000"/>
+                <w:top w:val="none" w:sz="0" w:space="0" w:color="000000"/>
+                <w:left w:val="none" w:sz="0" w:space="0" w:color="000000"/>
+                <w:right w:val="none" w:sz="0" w:space="0" w:color="000000"/>
+              </w:pBdr>
+              <w:spacing w:after="100" w:before="100" w:line="240"/>
+              <w:ind w:firstLine="0" w:left="100" w:right="100"/>
+            </w:pPr>
+            <w:r xmlns:w="http://schemas.openxmlformats.org/wordprocessingml/2006/main" xmlns:wp="http://schemas.openxmlformats.org/drawingml/2006/wordprocessingDrawing" xmlns:r="http://schemas.openxmlformats.org/officeDocument/2006/relationships" xmlns:w14="http://schemas.microsoft.com/office/word/2010/wordml">
+              <w:rPr>
+                <w:rFonts w:ascii="Arial" w:hAnsi="Arial" w:eastAsia="Arial" w:cs="Arial"/>
+                <w:i w:val="false"/>
+                <w:b w:val="false"/>
+                <w:u w:val="none"/>
+                <w:sz w:val="16"/>
+                <w:szCs w:val="16"/>
+                <w:color w:val="000000"/>
+              </w:rPr>
+              <w:t xml:space="preserve">Depth</w:t>
+            </w:r>
+          </w:p>
+        </w:tc>
+        <w:tc>
+          <w:tcPr>
+            <w:tcBorders>
+              <w:bottom w:val="none" w:sz="0" w:space="0" w:color="000000"/>
+              <w:top w:val="none" w:sz="0" w:space="0" w:color="000000"/>
               <w:left w:val="single" w:sz="8" w:space="0" w:color="666666"/>
               <w:right w:val="none" w:sz="0" w:space="0" w:color="000000"/>
             </w:tcBorders>
@@ -1850,27 +1904,27 @@
           <w:p>
             <w:pPr>
               <w:pStyle w:val="Normal"/>
-              <w:jc w:val="left"/>
-              <w:pBdr>
-                <w:bottom w:val="none" w:sz="0" w:space="0" w:color="000000"/>
-                <w:top w:val="none" w:sz="0" w:space="0" w:color="000000"/>
-                <w:left w:val="none" w:sz="0" w:space="0" w:color="000000"/>
-                <w:right w:val="none" w:sz="0" w:space="0" w:color="000000"/>
-              </w:pBdr>
-              <w:spacing w:after="100" w:before="100" w:line="240"/>
-              <w:ind w:firstLine="0" w:left="100" w:right="100"/>
-            </w:pPr>
-            <w:r xmlns:w="http://schemas.openxmlformats.org/wordprocessingml/2006/main" xmlns:wp="http://schemas.openxmlformats.org/drawingml/2006/wordprocessingDrawing" xmlns:r="http://schemas.openxmlformats.org/officeDocument/2006/relationships" xmlns:w14="http://schemas.microsoft.com/office/word/2010/wordml">
-              <w:rPr>
-                <w:rFonts w:ascii="Arial" w:hAnsi="Arial" w:eastAsia="Arial" w:cs="Arial"/>
-                <w:i w:val="false"/>
-                <w:b w:val="false"/>
-                <w:u w:val="none"/>
-                <w:sz w:val="16"/>
-                <w:szCs w:val="16"/>
-                <w:color w:val="000000"/>
-              </w:rPr>
-              <w:t xml:space="preserve">Depth</w:t>
+              <w:jc w:val="center"/>
+              <w:pBdr>
+                <w:bottom w:val="none" w:sz="0" w:space="0" w:color="000000"/>
+                <w:top w:val="none" w:sz="0" w:space="0" w:color="000000"/>
+                <w:left w:val="none" w:sz="0" w:space="0" w:color="000000"/>
+                <w:right w:val="none" w:sz="0" w:space="0" w:color="000000"/>
+              </w:pBdr>
+              <w:spacing w:after="100" w:before="100" w:line="240"/>
+              <w:ind w:firstLine="0" w:left="100" w:right="100"/>
+            </w:pPr>
+            <w:r xmlns:w="http://schemas.openxmlformats.org/wordprocessingml/2006/main" xmlns:wp="http://schemas.openxmlformats.org/drawingml/2006/wordprocessingDrawing" xmlns:r="http://schemas.openxmlformats.org/officeDocument/2006/relationships" xmlns:w14="http://schemas.microsoft.com/office/word/2010/wordml">
+              <w:rPr>
+                <w:rFonts w:ascii="Arial" w:hAnsi="Arial" w:eastAsia="Arial" w:cs="Arial"/>
+                <w:i w:val="false"/>
+                <w:b w:val="false"/>
+                <w:u w:val="none"/>
+                <w:sz w:val="16"/>
+                <w:szCs w:val="16"/>
+                <w:color w:val="000000"/>
+              </w:rPr>
+              <w:t xml:space="preserve">-35.64</w:t>
             </w:r>
           </w:p>
         </w:tc>
@@ -1914,7 +1968,7 @@
                 <w:szCs w:val="16"/>
                 <w:color w:val="000000"/>
               </w:rPr>
-              <w:t xml:space="preserve">-35.64</w:t>
+              <w:t xml:space="preserve">-10.04</w:t>
             </w:r>
           </w:p>
         </w:tc>
@@ -1958,7 +2012,51 @@
                 <w:szCs w:val="16"/>
                 <w:color w:val="000000"/>
               </w:rPr>
-              <w:t xml:space="preserve">-10.04</w:t>
+              <w:t xml:space="preserve">0.23</w:t>
+            </w:r>
+          </w:p>
+        </w:tc>
+        <w:tc>
+          <w:tcPr>
+            <w:tcBorders>
+              <w:bottom w:val="none" w:sz="0" w:space="0" w:color="000000"/>
+              <w:top w:val="none" w:sz="0" w:space="0" w:color="000000"/>
+              <w:left w:val="single" w:sz="8" w:space="0" w:color="666666"/>
+              <w:right w:val="none" w:sz="0" w:space="0" w:color="000000"/>
+            </w:tcBorders>
+            <w:shd w:val="clear" w:color="auto" w:fill="FFFFFF"/>
+            <w:tcMar>
+              <w:top w:w="0" w:type="dxa"/>
+              <w:bottom w:w="0" w:type="dxa"/>
+              <w:left w:w="0" w:type="dxa"/>
+              <w:right w:w="0" w:type="dxa"/>
+            </w:tcMar>
+            <w:vAlign w:val="center"/>
+          </w:tcPr>
+          <w:p>
+            <w:pPr>
+              <w:pStyle w:val="Normal"/>
+              <w:jc w:val="center"/>
+              <w:pBdr>
+                <w:bottom w:val="none" w:sz="0" w:space="0" w:color="000000"/>
+                <w:top w:val="none" w:sz="0" w:space="0" w:color="000000"/>
+                <w:left w:val="none" w:sz="0" w:space="0" w:color="000000"/>
+                <w:right w:val="none" w:sz="0" w:space="0" w:color="000000"/>
+              </w:pBdr>
+              <w:spacing w:after="100" w:before="100" w:line="240"/>
+              <w:ind w:firstLine="0" w:left="100" w:right="100"/>
+            </w:pPr>
+            <w:r xmlns:w="http://schemas.openxmlformats.org/wordprocessingml/2006/main" xmlns:wp="http://schemas.openxmlformats.org/drawingml/2006/wordprocessingDrawing" xmlns:r="http://schemas.openxmlformats.org/officeDocument/2006/relationships" xmlns:w14="http://schemas.microsoft.com/office/word/2010/wordml">
+              <w:rPr>
+                <w:rFonts w:ascii="Arial" w:hAnsi="Arial" w:eastAsia="Arial" w:cs="Arial"/>
+                <w:i w:val="false"/>
+                <w:b w:val="false"/>
+                <w:u w:val="none"/>
+                <w:sz w:val="16"/>
+                <w:szCs w:val="16"/>
+                <w:color w:val="000000"/>
+              </w:rPr>
+              <w:t xml:space="preserve">-38.00</w:t>
             </w:r>
           </w:p>
         </w:tc>
@@ -2002,7 +2100,7 @@
                 <w:szCs w:val="16"/>
                 <w:color w:val="000000"/>
               </w:rPr>
-              <w:t xml:space="preserve">0.23</w:t>
+              <w:t xml:space="preserve">-10.59</w:t>
             </w:r>
           </w:p>
         </w:tc>
@@ -2013,94 +2111,6 @@
               <w:top w:val="none" w:sz="0" w:space="0" w:color="000000"/>
               <w:left w:val="none" w:sz="0" w:space="0" w:color="000000"/>
               <w:right w:val="none" w:sz="0" w:space="0" w:color="000000"/>
-            </w:tcBorders>
-            <w:shd w:val="clear" w:color="auto" w:fill="FFFFFF"/>
-            <w:tcMar>
-              <w:top w:w="0" w:type="dxa"/>
-              <w:bottom w:w="0" w:type="dxa"/>
-              <w:left w:w="0" w:type="dxa"/>
-              <w:right w:w="0" w:type="dxa"/>
-            </w:tcMar>
-            <w:vAlign w:val="center"/>
-          </w:tcPr>
-          <w:p>
-            <w:pPr>
-              <w:pStyle w:val="Normal"/>
-              <w:jc w:val="center"/>
-              <w:pBdr>
-                <w:bottom w:val="none" w:sz="0" w:space="0" w:color="000000"/>
-                <w:top w:val="none" w:sz="0" w:space="0" w:color="000000"/>
-                <w:left w:val="none" w:sz="0" w:space="0" w:color="000000"/>
-                <w:right w:val="none" w:sz="0" w:space="0" w:color="000000"/>
-              </w:pBdr>
-              <w:spacing w:after="100" w:before="100" w:line="240"/>
-              <w:ind w:firstLine="0" w:left="100" w:right="100"/>
-            </w:pPr>
-            <w:r xmlns:w="http://schemas.openxmlformats.org/wordprocessingml/2006/main" xmlns:wp="http://schemas.openxmlformats.org/drawingml/2006/wordprocessingDrawing" xmlns:r="http://schemas.openxmlformats.org/officeDocument/2006/relationships" xmlns:w14="http://schemas.microsoft.com/office/word/2010/wordml">
-              <w:rPr>
-                <w:rFonts w:ascii="Arial" w:hAnsi="Arial" w:eastAsia="Arial" w:cs="Arial"/>
-                <w:i w:val="false"/>
-                <w:b w:val="false"/>
-                <w:u w:val="none"/>
-                <w:sz w:val="16"/>
-                <w:szCs w:val="16"/>
-                <w:color w:val="000000"/>
-              </w:rPr>
-              <w:t xml:space="preserve">-38.00</w:t>
-            </w:r>
-          </w:p>
-        </w:tc>
-        <w:tc>
-          <w:tcPr>
-            <w:tcBorders>
-              <w:bottom w:val="none" w:sz="0" w:space="0" w:color="000000"/>
-              <w:top w:val="none" w:sz="0" w:space="0" w:color="000000"/>
-              <w:left w:val="none" w:sz="0" w:space="0" w:color="000000"/>
-              <w:right w:val="single" w:sz="8" w:space="0" w:color="666666"/>
-            </w:tcBorders>
-            <w:shd w:val="clear" w:color="auto" w:fill="FFFFFF"/>
-            <w:tcMar>
-              <w:top w:w="0" w:type="dxa"/>
-              <w:bottom w:w="0" w:type="dxa"/>
-              <w:left w:w="0" w:type="dxa"/>
-              <w:right w:w="0" w:type="dxa"/>
-            </w:tcMar>
-            <w:vAlign w:val="center"/>
-          </w:tcPr>
-          <w:p>
-            <w:pPr>
-              <w:pStyle w:val="Normal"/>
-              <w:jc w:val="center"/>
-              <w:pBdr>
-                <w:bottom w:val="none" w:sz="0" w:space="0" w:color="000000"/>
-                <w:top w:val="none" w:sz="0" w:space="0" w:color="000000"/>
-                <w:left w:val="none" w:sz="0" w:space="0" w:color="000000"/>
-                <w:right w:val="none" w:sz="0" w:space="0" w:color="000000"/>
-              </w:pBdr>
-              <w:spacing w:after="100" w:before="100" w:line="240"/>
-              <w:ind w:firstLine="0" w:left="100" w:right="100"/>
-            </w:pPr>
-            <w:r xmlns:w="http://schemas.openxmlformats.org/wordprocessingml/2006/main" xmlns:wp="http://schemas.openxmlformats.org/drawingml/2006/wordprocessingDrawing" xmlns:r="http://schemas.openxmlformats.org/officeDocument/2006/relationships" xmlns:w14="http://schemas.microsoft.com/office/word/2010/wordml">
-              <w:rPr>
-                <w:rFonts w:ascii="Arial" w:hAnsi="Arial" w:eastAsia="Arial" w:cs="Arial"/>
-                <w:i w:val="false"/>
-                <w:b w:val="false"/>
-                <w:u w:val="none"/>
-                <w:sz w:val="16"/>
-                <w:szCs w:val="16"/>
-                <w:color w:val="000000"/>
-              </w:rPr>
-              <w:t xml:space="preserve">-10.59</w:t>
-            </w:r>
-          </w:p>
-        </w:tc>
-        <w:tc>
-          <w:tcPr>
-            <w:tcBorders>
-              <w:bottom w:val="none" w:sz="0" w:space="0" w:color="000000"/>
-              <w:top w:val="none" w:sz="0" w:space="0" w:color="000000"/>
-              <w:left w:val="none" w:sz="0" w:space="0" w:color="000000"/>
-              <w:right w:val="single" w:sz="8" w:space="0" w:color="666666"/>
             </w:tcBorders>
             <w:shd w:val="clear" w:color="auto" w:fill="FFFFFF"/>
             <w:tcMar>
@@ -2149,6 +2159,50 @@
             <w:tcBorders>
               <w:bottom w:val="none" w:sz="0" w:space="0" w:color="000000"/>
               <w:top w:val="none" w:sz="0" w:space="0" w:color="000000"/>
+              <w:left w:val="none" w:sz="0" w:space="0" w:color="000000"/>
+              <w:right w:val="single" w:sz="8" w:space="0" w:color="666666"/>
+            </w:tcBorders>
+            <w:shd w:val="clear" w:color="auto" w:fill="FFFFFF"/>
+            <w:tcMar>
+              <w:top w:w="0" w:type="dxa"/>
+              <w:bottom w:w="0" w:type="dxa"/>
+              <w:left w:w="0" w:type="dxa"/>
+              <w:right w:w="0" w:type="dxa"/>
+            </w:tcMar>
+            <w:vAlign w:val="center"/>
+          </w:tcPr>
+          <w:p>
+            <w:pPr>
+              <w:pStyle w:val="Normal"/>
+              <w:jc w:val="left"/>
+              <w:pBdr>
+                <w:bottom w:val="none" w:sz="0" w:space="0" w:color="000000"/>
+                <w:top w:val="none" w:sz="0" w:space="0" w:color="000000"/>
+                <w:left w:val="none" w:sz="0" w:space="0" w:color="000000"/>
+                <w:right w:val="none" w:sz="0" w:space="0" w:color="000000"/>
+              </w:pBdr>
+              <w:spacing w:after="100" w:before="100" w:line="240"/>
+              <w:ind w:firstLine="0" w:left="100" w:right="100"/>
+            </w:pPr>
+            <w:r xmlns:w="http://schemas.openxmlformats.org/wordprocessingml/2006/main" xmlns:wp="http://schemas.openxmlformats.org/drawingml/2006/wordprocessingDrawing" xmlns:r="http://schemas.openxmlformats.org/officeDocument/2006/relationships" xmlns:w14="http://schemas.microsoft.com/office/word/2010/wordml">
+              <w:rPr>
+                <w:rFonts w:ascii="Arial" w:hAnsi="Arial" w:eastAsia="Arial" w:cs="Arial"/>
+                <w:i w:val="false"/>
+                <w:b w:val="false"/>
+                <w:u w:val="none"/>
+                <w:sz w:val="16"/>
+                <w:szCs w:val="16"/>
+                <w:color w:val="000000"/>
+              </w:rPr>
+              <w:t xml:space="preserve">Max temp.</w:t>
+            </w:r>
+          </w:p>
+        </w:tc>
+        <w:tc>
+          <w:tcPr>
+            <w:tcBorders>
+              <w:bottom w:val="none" w:sz="0" w:space="0" w:color="000000"/>
+              <w:top w:val="none" w:sz="0" w:space="0" w:color="000000"/>
               <w:left w:val="single" w:sz="8" w:space="0" w:color="666666"/>
               <w:right w:val="none" w:sz="0" w:space="0" w:color="000000"/>
             </w:tcBorders>
@@ -2164,27 +2218,27 @@
           <w:p>
             <w:pPr>
               <w:pStyle w:val="Normal"/>
-              <w:jc w:val="left"/>
-              <w:pBdr>
-                <w:bottom w:val="none" w:sz="0" w:space="0" w:color="000000"/>
-                <w:top w:val="none" w:sz="0" w:space="0" w:color="000000"/>
-                <w:left w:val="none" w:sz="0" w:space="0" w:color="000000"/>
-                <w:right w:val="none" w:sz="0" w:space="0" w:color="000000"/>
-              </w:pBdr>
-              <w:spacing w:after="100" w:before="100" w:line="240"/>
-              <w:ind w:firstLine="0" w:left="100" w:right="100"/>
-            </w:pPr>
-            <w:r xmlns:w="http://schemas.openxmlformats.org/wordprocessingml/2006/main" xmlns:wp="http://schemas.openxmlformats.org/drawingml/2006/wordprocessingDrawing" xmlns:r="http://schemas.openxmlformats.org/officeDocument/2006/relationships" xmlns:w14="http://schemas.microsoft.com/office/word/2010/wordml">
-              <w:rPr>
-                <w:rFonts w:ascii="Arial" w:hAnsi="Arial" w:eastAsia="Arial" w:cs="Arial"/>
-                <w:i w:val="false"/>
-                <w:b w:val="false"/>
-                <w:u w:val="none"/>
-                <w:sz w:val="16"/>
-                <w:szCs w:val="16"/>
-                <w:color w:val="000000"/>
-              </w:rPr>
-              <w:t xml:space="preserve">Max temp.</w:t>
+              <w:jc w:val="center"/>
+              <w:pBdr>
+                <w:bottom w:val="none" w:sz="0" w:space="0" w:color="000000"/>
+                <w:top w:val="none" w:sz="0" w:space="0" w:color="000000"/>
+                <w:left w:val="none" w:sz="0" w:space="0" w:color="000000"/>
+                <w:right w:val="none" w:sz="0" w:space="0" w:color="000000"/>
+              </w:pBdr>
+              <w:spacing w:after="100" w:before="100" w:line="240"/>
+              <w:ind w:firstLine="0" w:left="100" w:right="100"/>
+            </w:pPr>
+            <w:r xmlns:w="http://schemas.openxmlformats.org/wordprocessingml/2006/main" xmlns:wp="http://schemas.openxmlformats.org/drawingml/2006/wordprocessingDrawing" xmlns:r="http://schemas.openxmlformats.org/officeDocument/2006/relationships" xmlns:w14="http://schemas.microsoft.com/office/word/2010/wordml">
+              <w:rPr>
+                <w:rFonts w:ascii="Arial" w:hAnsi="Arial" w:eastAsia="Arial" w:cs="Arial"/>
+                <w:i w:val="false"/>
+                <w:b w:val="false"/>
+                <w:u w:val="none"/>
+                <w:sz w:val="16"/>
+                <w:szCs w:val="16"/>
+                <w:color w:val="000000"/>
+              </w:rPr>
+              <w:t xml:space="preserve">6.27</w:t>
             </w:r>
           </w:p>
         </w:tc>
@@ -2228,7 +2282,7 @@
                 <w:szCs w:val="16"/>
                 <w:color w:val="000000"/>
               </w:rPr>
-              <w:t xml:space="preserve">6.27</w:t>
+              <w:t xml:space="preserve">11.80</w:t>
             </w:r>
           </w:p>
         </w:tc>
@@ -2272,7 +2326,51 @@
                 <w:szCs w:val="16"/>
                 <w:color w:val="000000"/>
               </w:rPr>
-              <w:t xml:space="preserve">11.80</w:t>
+              <w:t xml:space="preserve">19.12</w:t>
+            </w:r>
+          </w:p>
+        </w:tc>
+        <w:tc>
+          <w:tcPr>
+            <w:tcBorders>
+              <w:bottom w:val="none" w:sz="0" w:space="0" w:color="000000"/>
+              <w:top w:val="none" w:sz="0" w:space="0" w:color="000000"/>
+              <w:left w:val="single" w:sz="8" w:space="0" w:color="666666"/>
+              <w:right w:val="none" w:sz="0" w:space="0" w:color="000000"/>
+            </w:tcBorders>
+            <w:shd w:val="clear" w:color="auto" w:fill="FFFFFF"/>
+            <w:tcMar>
+              <w:top w:w="0" w:type="dxa"/>
+              <w:bottom w:w="0" w:type="dxa"/>
+              <w:left w:w="0" w:type="dxa"/>
+              <w:right w:w="0" w:type="dxa"/>
+            </w:tcMar>
+            <w:vAlign w:val="center"/>
+          </w:tcPr>
+          <w:p>
+            <w:pPr>
+              <w:pStyle w:val="Normal"/>
+              <w:jc w:val="center"/>
+              <w:pBdr>
+                <w:bottom w:val="none" w:sz="0" w:space="0" w:color="000000"/>
+                <w:top w:val="none" w:sz="0" w:space="0" w:color="000000"/>
+                <w:left w:val="none" w:sz="0" w:space="0" w:color="000000"/>
+                <w:right w:val="none" w:sz="0" w:space="0" w:color="000000"/>
+              </w:pBdr>
+              <w:spacing w:after="100" w:before="100" w:line="240"/>
+              <w:ind w:firstLine="0" w:left="100" w:right="100"/>
+            </w:pPr>
+            <w:r xmlns:w="http://schemas.openxmlformats.org/wordprocessingml/2006/main" xmlns:wp="http://schemas.openxmlformats.org/drawingml/2006/wordprocessingDrawing" xmlns:r="http://schemas.openxmlformats.org/officeDocument/2006/relationships" xmlns:w14="http://schemas.microsoft.com/office/word/2010/wordml">
+              <w:rPr>
+                <w:rFonts w:ascii="Arial" w:hAnsi="Arial" w:eastAsia="Arial" w:cs="Arial"/>
+                <w:i w:val="false"/>
+                <w:b w:val="false"/>
+                <w:u w:val="none"/>
+                <w:sz w:val="16"/>
+                <w:szCs w:val="16"/>
+                <w:color w:val="000000"/>
+              </w:rPr>
+              <w:t xml:space="preserve">6.27</w:t>
             </w:r>
           </w:p>
         </w:tc>
@@ -2316,7 +2414,7 @@
                 <w:szCs w:val="16"/>
                 <w:color w:val="000000"/>
               </w:rPr>
-              <w:t xml:space="preserve">19.12</w:t>
+              <w:t xml:space="preserve">12.28</w:t>
             </w:r>
           </w:p>
         </w:tc>
@@ -2327,94 +2425,6 @@
               <w:top w:val="none" w:sz="0" w:space="0" w:color="000000"/>
               <w:left w:val="none" w:sz="0" w:space="0" w:color="000000"/>
               <w:right w:val="none" w:sz="0" w:space="0" w:color="000000"/>
-            </w:tcBorders>
-            <w:shd w:val="clear" w:color="auto" w:fill="FFFFFF"/>
-            <w:tcMar>
-              <w:top w:w="0" w:type="dxa"/>
-              <w:bottom w:w="0" w:type="dxa"/>
-              <w:left w:w="0" w:type="dxa"/>
-              <w:right w:w="0" w:type="dxa"/>
-            </w:tcMar>
-            <w:vAlign w:val="center"/>
-          </w:tcPr>
-          <w:p>
-            <w:pPr>
-              <w:pStyle w:val="Normal"/>
-              <w:jc w:val="center"/>
-              <w:pBdr>
-                <w:bottom w:val="none" w:sz="0" w:space="0" w:color="000000"/>
-                <w:top w:val="none" w:sz="0" w:space="0" w:color="000000"/>
-                <w:left w:val="none" w:sz="0" w:space="0" w:color="000000"/>
-                <w:right w:val="none" w:sz="0" w:space="0" w:color="000000"/>
-              </w:pBdr>
-              <w:spacing w:after="100" w:before="100" w:line="240"/>
-              <w:ind w:firstLine="0" w:left="100" w:right="100"/>
-            </w:pPr>
-            <w:r xmlns:w="http://schemas.openxmlformats.org/wordprocessingml/2006/main" xmlns:wp="http://schemas.openxmlformats.org/drawingml/2006/wordprocessingDrawing" xmlns:r="http://schemas.openxmlformats.org/officeDocument/2006/relationships" xmlns:w14="http://schemas.microsoft.com/office/word/2010/wordml">
-              <w:rPr>
-                <w:rFonts w:ascii="Arial" w:hAnsi="Arial" w:eastAsia="Arial" w:cs="Arial"/>
-                <w:i w:val="false"/>
-                <w:b w:val="false"/>
-                <w:u w:val="none"/>
-                <w:sz w:val="16"/>
-                <w:szCs w:val="16"/>
-                <w:color w:val="000000"/>
-              </w:rPr>
-              <w:t xml:space="preserve">6.27</w:t>
-            </w:r>
-          </w:p>
-        </w:tc>
-        <w:tc>
-          <w:tcPr>
-            <w:tcBorders>
-              <w:bottom w:val="none" w:sz="0" w:space="0" w:color="000000"/>
-              <w:top w:val="none" w:sz="0" w:space="0" w:color="000000"/>
-              <w:left w:val="none" w:sz="0" w:space="0" w:color="000000"/>
-              <w:right w:val="single" w:sz="8" w:space="0" w:color="666666"/>
-            </w:tcBorders>
-            <w:shd w:val="clear" w:color="auto" w:fill="FFFFFF"/>
-            <w:tcMar>
-              <w:top w:w="0" w:type="dxa"/>
-              <w:bottom w:w="0" w:type="dxa"/>
-              <w:left w:w="0" w:type="dxa"/>
-              <w:right w:w="0" w:type="dxa"/>
-            </w:tcMar>
-            <w:vAlign w:val="center"/>
-          </w:tcPr>
-          <w:p>
-            <w:pPr>
-              <w:pStyle w:val="Normal"/>
-              <w:jc w:val="center"/>
-              <w:pBdr>
-                <w:bottom w:val="none" w:sz="0" w:space="0" w:color="000000"/>
-                <w:top w:val="none" w:sz="0" w:space="0" w:color="000000"/>
-                <w:left w:val="none" w:sz="0" w:space="0" w:color="000000"/>
-                <w:right w:val="none" w:sz="0" w:space="0" w:color="000000"/>
-              </w:pBdr>
-              <w:spacing w:after="100" w:before="100" w:line="240"/>
-              <w:ind w:firstLine="0" w:left="100" w:right="100"/>
-            </w:pPr>
-            <w:r xmlns:w="http://schemas.openxmlformats.org/wordprocessingml/2006/main" xmlns:wp="http://schemas.openxmlformats.org/drawingml/2006/wordprocessingDrawing" xmlns:r="http://schemas.openxmlformats.org/officeDocument/2006/relationships" xmlns:w14="http://schemas.microsoft.com/office/word/2010/wordml">
-              <w:rPr>
-                <w:rFonts w:ascii="Arial" w:hAnsi="Arial" w:eastAsia="Arial" w:cs="Arial"/>
-                <w:i w:val="false"/>
-                <w:b w:val="false"/>
-                <w:u w:val="none"/>
-                <w:sz w:val="16"/>
-                <w:szCs w:val="16"/>
-                <w:color w:val="000000"/>
-              </w:rPr>
-              <w:t xml:space="preserve">12.28</w:t>
-            </w:r>
-          </w:p>
-        </w:tc>
-        <w:tc>
-          <w:tcPr>
-            <w:tcBorders>
-              <w:bottom w:val="none" w:sz="0" w:space="0" w:color="000000"/>
-              <w:top w:val="none" w:sz="0" w:space="0" w:color="000000"/>
-              <w:left w:val="none" w:sz="0" w:space="0" w:color="000000"/>
-              <w:right w:val="single" w:sz="8" w:space="0" w:color="666666"/>
             </w:tcBorders>
             <w:shd w:val="clear" w:color="auto" w:fill="FFFFFF"/>
             <w:tcMar>
@@ -2463,6 +2473,50 @@
             <w:tcBorders>
               <w:bottom w:val="none" w:sz="0" w:space="0" w:color="000000"/>
               <w:top w:val="none" w:sz="0" w:space="0" w:color="000000"/>
+              <w:left w:val="none" w:sz="0" w:space="0" w:color="000000"/>
+              <w:right w:val="single" w:sz="8" w:space="0" w:color="666666"/>
+            </w:tcBorders>
+            <w:shd w:val="clear" w:color="auto" w:fill="FFFFFF"/>
+            <w:tcMar>
+              <w:top w:w="0" w:type="dxa"/>
+              <w:bottom w:w="0" w:type="dxa"/>
+              <w:left w:w="0" w:type="dxa"/>
+              <w:right w:w="0" w:type="dxa"/>
+            </w:tcMar>
+            <w:vAlign w:val="center"/>
+          </w:tcPr>
+          <w:p>
+            <w:pPr>
+              <w:pStyle w:val="Normal"/>
+              <w:jc w:val="left"/>
+              <w:pBdr>
+                <w:bottom w:val="none" w:sz="0" w:space="0" w:color="000000"/>
+                <w:top w:val="none" w:sz="0" w:space="0" w:color="000000"/>
+                <w:left w:val="none" w:sz="0" w:space="0" w:color="000000"/>
+                <w:right w:val="none" w:sz="0" w:space="0" w:color="000000"/>
+              </w:pBdr>
+              <w:spacing w:after="100" w:before="100" w:line="240"/>
+              <w:ind w:firstLine="0" w:left="100" w:right="100"/>
+            </w:pPr>
+            <w:r xmlns:w="http://schemas.openxmlformats.org/wordprocessingml/2006/main" xmlns:wp="http://schemas.openxmlformats.org/drawingml/2006/wordprocessingDrawing" xmlns:r="http://schemas.openxmlformats.org/officeDocument/2006/relationships" xmlns:w14="http://schemas.microsoft.com/office/word/2010/wordml">
+              <w:rPr>
+                <w:rFonts w:ascii="Arial" w:hAnsi="Arial" w:eastAsia="Arial" w:cs="Arial"/>
+                <w:i w:val="false"/>
+                <w:b w:val="false"/>
+                <w:u w:val="none"/>
+                <w:sz w:val="16"/>
+                <w:szCs w:val="16"/>
+                <w:color w:val="000000"/>
+              </w:rPr>
+              <w:t xml:space="preserve">Mean temp.</w:t>
+            </w:r>
+          </w:p>
+        </w:tc>
+        <w:tc>
+          <w:tcPr>
+            <w:tcBorders>
+              <w:bottom w:val="none" w:sz="0" w:space="0" w:color="000000"/>
+              <w:top w:val="none" w:sz="0" w:space="0" w:color="000000"/>
               <w:left w:val="single" w:sz="8" w:space="0" w:color="666666"/>
               <w:right w:val="none" w:sz="0" w:space="0" w:color="000000"/>
             </w:tcBorders>
@@ -2478,27 +2532,27 @@
           <w:p>
             <w:pPr>
               <w:pStyle w:val="Normal"/>
-              <w:jc w:val="left"/>
-              <w:pBdr>
-                <w:bottom w:val="none" w:sz="0" w:space="0" w:color="000000"/>
-                <w:top w:val="none" w:sz="0" w:space="0" w:color="000000"/>
-                <w:left w:val="none" w:sz="0" w:space="0" w:color="000000"/>
-                <w:right w:val="none" w:sz="0" w:space="0" w:color="000000"/>
-              </w:pBdr>
-              <w:spacing w:after="100" w:before="100" w:line="240"/>
-              <w:ind w:firstLine="0" w:left="100" w:right="100"/>
-            </w:pPr>
-            <w:r xmlns:w="http://schemas.openxmlformats.org/wordprocessingml/2006/main" xmlns:wp="http://schemas.openxmlformats.org/drawingml/2006/wordprocessingDrawing" xmlns:r="http://schemas.openxmlformats.org/officeDocument/2006/relationships" xmlns:w14="http://schemas.microsoft.com/office/word/2010/wordml">
-              <w:rPr>
-                <w:rFonts w:ascii="Arial" w:hAnsi="Arial" w:eastAsia="Arial" w:cs="Arial"/>
-                <w:i w:val="false"/>
-                <w:b w:val="false"/>
-                <w:u w:val="none"/>
-                <w:sz w:val="16"/>
-                <w:szCs w:val="16"/>
-                <w:color w:val="000000"/>
-              </w:rPr>
-              <w:t xml:space="preserve">Mean temp.</w:t>
+              <w:jc w:val="center"/>
+              <w:pBdr>
+                <w:bottom w:val="none" w:sz="0" w:space="0" w:color="000000"/>
+                <w:top w:val="none" w:sz="0" w:space="0" w:color="000000"/>
+                <w:left w:val="none" w:sz="0" w:space="0" w:color="000000"/>
+                <w:right w:val="none" w:sz="0" w:space="0" w:color="000000"/>
+              </w:pBdr>
+              <w:spacing w:after="100" w:before="100" w:line="240"/>
+              <w:ind w:firstLine="0" w:left="100" w:right="100"/>
+            </w:pPr>
+            <w:r xmlns:w="http://schemas.openxmlformats.org/wordprocessingml/2006/main" xmlns:wp="http://schemas.openxmlformats.org/drawingml/2006/wordprocessingDrawing" xmlns:r="http://schemas.openxmlformats.org/officeDocument/2006/relationships" xmlns:w14="http://schemas.microsoft.com/office/word/2010/wordml">
+              <w:rPr>
+                <w:rFonts w:ascii="Arial" w:hAnsi="Arial" w:eastAsia="Arial" w:cs="Arial"/>
+                <w:i w:val="false"/>
+                <w:b w:val="false"/>
+                <w:u w:val="none"/>
+                <w:sz w:val="16"/>
+                <w:szCs w:val="16"/>
+                <w:color w:val="000000"/>
+              </w:rPr>
+              <w:t xml:space="preserve">5.48</w:t>
             </w:r>
           </w:p>
         </w:tc>
@@ -2542,7 +2596,7 @@
                 <w:szCs w:val="16"/>
                 <w:color w:val="000000"/>
               </w:rPr>
-              <w:t xml:space="preserve">5.48</w:t>
+              <w:t xml:space="preserve">8.29</w:t>
             </w:r>
           </w:p>
         </w:tc>
@@ -2586,7 +2640,51 @@
                 <w:szCs w:val="16"/>
                 <w:color w:val="000000"/>
               </w:rPr>
-              <w:t xml:space="preserve">8.29</w:t>
+              <w:t xml:space="preserve">10.85</w:t>
+            </w:r>
+          </w:p>
+        </w:tc>
+        <w:tc>
+          <w:tcPr>
+            <w:tcBorders>
+              <w:bottom w:val="none" w:sz="0" w:space="0" w:color="000000"/>
+              <w:top w:val="none" w:sz="0" w:space="0" w:color="000000"/>
+              <w:left w:val="single" w:sz="8" w:space="0" w:color="666666"/>
+              <w:right w:val="none" w:sz="0" w:space="0" w:color="000000"/>
+            </w:tcBorders>
+            <w:shd w:val="clear" w:color="auto" w:fill="FFFFFF"/>
+            <w:tcMar>
+              <w:top w:w="0" w:type="dxa"/>
+              <w:bottom w:w="0" w:type="dxa"/>
+              <w:left w:w="0" w:type="dxa"/>
+              <w:right w:w="0" w:type="dxa"/>
+            </w:tcMar>
+            <w:vAlign w:val="center"/>
+          </w:tcPr>
+          <w:p>
+            <w:pPr>
+              <w:pStyle w:val="Normal"/>
+              <w:jc w:val="center"/>
+              <w:pBdr>
+                <w:bottom w:val="none" w:sz="0" w:space="0" w:color="000000"/>
+                <w:top w:val="none" w:sz="0" w:space="0" w:color="000000"/>
+                <w:left w:val="none" w:sz="0" w:space="0" w:color="000000"/>
+                <w:right w:val="none" w:sz="0" w:space="0" w:color="000000"/>
+              </w:pBdr>
+              <w:spacing w:after="100" w:before="100" w:line="240"/>
+              <w:ind w:firstLine="0" w:left="100" w:right="100"/>
+            </w:pPr>
+            <w:r xmlns:w="http://schemas.openxmlformats.org/wordprocessingml/2006/main" xmlns:wp="http://schemas.openxmlformats.org/drawingml/2006/wordprocessingDrawing" xmlns:r="http://schemas.openxmlformats.org/officeDocument/2006/relationships" xmlns:w14="http://schemas.microsoft.com/office/word/2010/wordml">
+              <w:rPr>
+                <w:rFonts w:ascii="Arial" w:hAnsi="Arial" w:eastAsia="Arial" w:cs="Arial"/>
+                <w:i w:val="false"/>
+                <w:b w:val="false"/>
+                <w:u w:val="none"/>
+                <w:sz w:val="16"/>
+                <w:szCs w:val="16"/>
+                <w:color w:val="000000"/>
+              </w:rPr>
+              <w:t xml:space="preserve">4.57</w:t>
             </w:r>
           </w:p>
         </w:tc>
@@ -2630,7 +2728,7 @@
                 <w:szCs w:val="16"/>
                 <w:color w:val="000000"/>
               </w:rPr>
-              <w:t xml:space="preserve">10.85</w:t>
+              <w:t xml:space="preserve">8.12</w:t>
             </w:r>
           </w:p>
         </w:tc>
@@ -2641,94 +2739,6 @@
               <w:top w:val="none" w:sz="0" w:space="0" w:color="000000"/>
               <w:left w:val="none" w:sz="0" w:space="0" w:color="000000"/>
               <w:right w:val="none" w:sz="0" w:space="0" w:color="000000"/>
-            </w:tcBorders>
-            <w:shd w:val="clear" w:color="auto" w:fill="FFFFFF"/>
-            <w:tcMar>
-              <w:top w:w="0" w:type="dxa"/>
-              <w:bottom w:w="0" w:type="dxa"/>
-              <w:left w:w="0" w:type="dxa"/>
-              <w:right w:w="0" w:type="dxa"/>
-            </w:tcMar>
-            <w:vAlign w:val="center"/>
-          </w:tcPr>
-          <w:p>
-            <w:pPr>
-              <w:pStyle w:val="Normal"/>
-              <w:jc w:val="center"/>
-              <w:pBdr>
-                <w:bottom w:val="none" w:sz="0" w:space="0" w:color="000000"/>
-                <w:top w:val="none" w:sz="0" w:space="0" w:color="000000"/>
-                <w:left w:val="none" w:sz="0" w:space="0" w:color="000000"/>
-                <w:right w:val="none" w:sz="0" w:space="0" w:color="000000"/>
-              </w:pBdr>
-              <w:spacing w:after="100" w:before="100" w:line="240"/>
-              <w:ind w:firstLine="0" w:left="100" w:right="100"/>
-            </w:pPr>
-            <w:r xmlns:w="http://schemas.openxmlformats.org/wordprocessingml/2006/main" xmlns:wp="http://schemas.openxmlformats.org/drawingml/2006/wordprocessingDrawing" xmlns:r="http://schemas.openxmlformats.org/officeDocument/2006/relationships" xmlns:w14="http://schemas.microsoft.com/office/word/2010/wordml">
-              <w:rPr>
-                <w:rFonts w:ascii="Arial" w:hAnsi="Arial" w:eastAsia="Arial" w:cs="Arial"/>
-                <w:i w:val="false"/>
-                <w:b w:val="false"/>
-                <w:u w:val="none"/>
-                <w:sz w:val="16"/>
-                <w:szCs w:val="16"/>
-                <w:color w:val="000000"/>
-              </w:rPr>
-              <w:t xml:space="preserve">4.57</w:t>
-            </w:r>
-          </w:p>
-        </w:tc>
-        <w:tc>
-          <w:tcPr>
-            <w:tcBorders>
-              <w:bottom w:val="none" w:sz="0" w:space="0" w:color="000000"/>
-              <w:top w:val="none" w:sz="0" w:space="0" w:color="000000"/>
-              <w:left w:val="none" w:sz="0" w:space="0" w:color="000000"/>
-              <w:right w:val="single" w:sz="8" w:space="0" w:color="666666"/>
-            </w:tcBorders>
-            <w:shd w:val="clear" w:color="auto" w:fill="FFFFFF"/>
-            <w:tcMar>
-              <w:top w:w="0" w:type="dxa"/>
-              <w:bottom w:w="0" w:type="dxa"/>
-              <w:left w:w="0" w:type="dxa"/>
-              <w:right w:w="0" w:type="dxa"/>
-            </w:tcMar>
-            <w:vAlign w:val="center"/>
-          </w:tcPr>
-          <w:p>
-            <w:pPr>
-              <w:pStyle w:val="Normal"/>
-              <w:jc w:val="center"/>
-              <w:pBdr>
-                <w:bottom w:val="none" w:sz="0" w:space="0" w:color="000000"/>
-                <w:top w:val="none" w:sz="0" w:space="0" w:color="000000"/>
-                <w:left w:val="none" w:sz="0" w:space="0" w:color="000000"/>
-                <w:right w:val="none" w:sz="0" w:space="0" w:color="000000"/>
-              </w:pBdr>
-              <w:spacing w:after="100" w:before="100" w:line="240"/>
-              <w:ind w:firstLine="0" w:left="100" w:right="100"/>
-            </w:pPr>
-            <w:r xmlns:w="http://schemas.openxmlformats.org/wordprocessingml/2006/main" xmlns:wp="http://schemas.openxmlformats.org/drawingml/2006/wordprocessingDrawing" xmlns:r="http://schemas.openxmlformats.org/officeDocument/2006/relationships" xmlns:w14="http://schemas.microsoft.com/office/word/2010/wordml">
-              <w:rPr>
-                <w:rFonts w:ascii="Arial" w:hAnsi="Arial" w:eastAsia="Arial" w:cs="Arial"/>
-                <w:i w:val="false"/>
-                <w:b w:val="false"/>
-                <w:u w:val="none"/>
-                <w:sz w:val="16"/>
-                <w:szCs w:val="16"/>
-                <w:color w:val="000000"/>
-              </w:rPr>
-              <w:t xml:space="preserve">8.12</w:t>
-            </w:r>
-          </w:p>
-        </w:tc>
-        <w:tc>
-          <w:tcPr>
-            <w:tcBorders>
-              <w:bottom w:val="none" w:sz="0" w:space="0" w:color="000000"/>
-              <w:top w:val="none" w:sz="0" w:space="0" w:color="000000"/>
-              <w:left w:val="none" w:sz="0" w:space="0" w:color="000000"/>
-              <w:right w:val="single" w:sz="8" w:space="0" w:color="666666"/>
             </w:tcBorders>
             <w:shd w:val="clear" w:color="auto" w:fill="FFFFFF"/>
             <w:tcMar>
@@ -2777,6 +2787,50 @@
             <w:tcBorders>
               <w:bottom w:val="none" w:sz="0" w:space="0" w:color="000000"/>
               <w:top w:val="none" w:sz="0" w:space="0" w:color="000000"/>
+              <w:left w:val="none" w:sz="0" w:space="0" w:color="000000"/>
+              <w:right w:val="single" w:sz="8" w:space="0" w:color="666666"/>
+            </w:tcBorders>
+            <w:shd w:val="clear" w:color="auto" w:fill="FFFFFF"/>
+            <w:tcMar>
+              <w:top w:w="0" w:type="dxa"/>
+              <w:bottom w:w="0" w:type="dxa"/>
+              <w:left w:w="0" w:type="dxa"/>
+              <w:right w:w="0" w:type="dxa"/>
+            </w:tcMar>
+            <w:vAlign w:val="center"/>
+          </w:tcPr>
+          <w:p>
+            <w:pPr>
+              <w:pStyle w:val="Normal"/>
+              <w:jc w:val="left"/>
+              <w:pBdr>
+                <w:bottom w:val="none" w:sz="0" w:space="0" w:color="000000"/>
+                <w:top w:val="none" w:sz="0" w:space="0" w:color="000000"/>
+                <w:left w:val="none" w:sz="0" w:space="0" w:color="000000"/>
+                <w:right w:val="none" w:sz="0" w:space="0" w:color="000000"/>
+              </w:pBdr>
+              <w:spacing w:after="100" w:before="100" w:line="240"/>
+              <w:ind w:firstLine="0" w:left="100" w:right="100"/>
+            </w:pPr>
+            <w:r xmlns:w="http://schemas.openxmlformats.org/wordprocessingml/2006/main" xmlns:wp="http://schemas.openxmlformats.org/drawingml/2006/wordprocessingDrawing" xmlns:r="http://schemas.openxmlformats.org/officeDocument/2006/relationships" xmlns:w14="http://schemas.microsoft.com/office/word/2010/wordml">
+              <w:rPr>
+                <w:rFonts w:ascii="Arial" w:hAnsi="Arial" w:eastAsia="Arial" w:cs="Arial"/>
+                <w:i w:val="false"/>
+                <w:b w:val="false"/>
+                <w:u w:val="none"/>
+                <w:sz w:val="16"/>
+                <w:szCs w:val="16"/>
+                <w:color w:val="000000"/>
+              </w:rPr>
+              <w:t xml:space="preserve">Nitrate</w:t>
+            </w:r>
+          </w:p>
+        </w:tc>
+        <w:tc>
+          <w:tcPr>
+            <w:tcBorders>
+              <w:bottom w:val="none" w:sz="0" w:space="0" w:color="000000"/>
+              <w:top w:val="none" w:sz="0" w:space="0" w:color="000000"/>
               <w:left w:val="single" w:sz="8" w:space="0" w:color="666666"/>
               <w:right w:val="none" w:sz="0" w:space="0" w:color="000000"/>
             </w:tcBorders>
@@ -2792,27 +2846,27 @@
           <w:p>
             <w:pPr>
               <w:pStyle w:val="Normal"/>
-              <w:jc w:val="left"/>
-              <w:pBdr>
-                <w:bottom w:val="none" w:sz="0" w:space="0" w:color="000000"/>
-                <w:top w:val="none" w:sz="0" w:space="0" w:color="000000"/>
-                <w:left w:val="none" w:sz="0" w:space="0" w:color="000000"/>
-                <w:right w:val="none" w:sz="0" w:space="0" w:color="000000"/>
-              </w:pBdr>
-              <w:spacing w:after="100" w:before="100" w:line="240"/>
-              <w:ind w:firstLine="0" w:left="100" w:right="100"/>
-            </w:pPr>
-            <w:r xmlns:w="http://schemas.openxmlformats.org/wordprocessingml/2006/main" xmlns:wp="http://schemas.openxmlformats.org/drawingml/2006/wordprocessingDrawing" xmlns:r="http://schemas.openxmlformats.org/officeDocument/2006/relationships" xmlns:w14="http://schemas.microsoft.com/office/word/2010/wordml">
-              <w:rPr>
-                <w:rFonts w:ascii="Arial" w:hAnsi="Arial" w:eastAsia="Arial" w:cs="Arial"/>
-                <w:i w:val="false"/>
-                <w:b w:val="false"/>
-                <w:u w:val="none"/>
-                <w:sz w:val="16"/>
-                <w:szCs w:val="16"/>
-                <w:color w:val="000000"/>
-              </w:rPr>
-              <w:t xml:space="preserve">Nitrate</w:t>
+              <w:jc w:val="center"/>
+              <w:pBdr>
+                <w:bottom w:val="none" w:sz="0" w:space="0" w:color="000000"/>
+                <w:top w:val="none" w:sz="0" w:space="0" w:color="000000"/>
+                <w:left w:val="none" w:sz="0" w:space="0" w:color="000000"/>
+                <w:right w:val="none" w:sz="0" w:space="0" w:color="000000"/>
+              </w:pBdr>
+              <w:spacing w:after="100" w:before="100" w:line="240"/>
+              <w:ind w:firstLine="0" w:left="100" w:right="100"/>
+            </w:pPr>
+            <w:r xmlns:w="http://schemas.openxmlformats.org/wordprocessingml/2006/main" xmlns:wp="http://schemas.openxmlformats.org/drawingml/2006/wordprocessingDrawing" xmlns:r="http://schemas.openxmlformats.org/officeDocument/2006/relationships" xmlns:w14="http://schemas.microsoft.com/office/word/2010/wordml">
+              <w:rPr>
+                <w:rFonts w:ascii="Arial" w:hAnsi="Arial" w:eastAsia="Arial" w:cs="Arial"/>
+                <w:i w:val="false"/>
+                <w:b w:val="false"/>
+                <w:u w:val="none"/>
+                <w:sz w:val="16"/>
+                <w:szCs w:val="16"/>
+                <w:color w:val="000000"/>
+              </w:rPr>
+              <w:t xml:space="preserve">0.43</w:t>
             </w:r>
           </w:p>
         </w:tc>
@@ -2856,7 +2910,7 @@
                 <w:szCs w:val="16"/>
                 <w:color w:val="000000"/>
               </w:rPr>
-              <w:t xml:space="preserve">0.43</w:t>
+              <w:t xml:space="preserve">1.43</w:t>
             </w:r>
           </w:p>
         </w:tc>
@@ -2900,7 +2954,51 @@
                 <w:szCs w:val="16"/>
                 <w:color w:val="000000"/>
               </w:rPr>
-              <w:t xml:space="preserve">1.43</w:t>
+              <w:t xml:space="preserve">8.30</w:t>
+            </w:r>
+          </w:p>
+        </w:tc>
+        <w:tc>
+          <w:tcPr>
+            <w:tcBorders>
+              <w:bottom w:val="none" w:sz="0" w:space="0" w:color="000000"/>
+              <w:top w:val="none" w:sz="0" w:space="0" w:color="000000"/>
+              <w:left w:val="single" w:sz="8" w:space="0" w:color="666666"/>
+              <w:right w:val="none" w:sz="0" w:space="0" w:color="000000"/>
+            </w:tcBorders>
+            <w:shd w:val="clear" w:color="auto" w:fill="FFFFFF"/>
+            <w:tcMar>
+              <w:top w:w="0" w:type="dxa"/>
+              <w:bottom w:w="0" w:type="dxa"/>
+              <w:left w:w="0" w:type="dxa"/>
+              <w:right w:w="0" w:type="dxa"/>
+            </w:tcMar>
+            <w:vAlign w:val="center"/>
+          </w:tcPr>
+          <w:p>
+            <w:pPr>
+              <w:pStyle w:val="Normal"/>
+              <w:jc w:val="center"/>
+              <w:pBdr>
+                <w:bottom w:val="none" w:sz="0" w:space="0" w:color="000000"/>
+                <w:top w:val="none" w:sz="0" w:space="0" w:color="000000"/>
+                <w:left w:val="none" w:sz="0" w:space="0" w:color="000000"/>
+                <w:right w:val="none" w:sz="0" w:space="0" w:color="000000"/>
+              </w:pBdr>
+              <w:spacing w:after="100" w:before="100" w:line="240"/>
+              <w:ind w:firstLine="0" w:left="100" w:right="100"/>
+            </w:pPr>
+            <w:r xmlns:w="http://schemas.openxmlformats.org/wordprocessingml/2006/main" xmlns:wp="http://schemas.openxmlformats.org/drawingml/2006/wordprocessingDrawing" xmlns:r="http://schemas.openxmlformats.org/officeDocument/2006/relationships" xmlns:w14="http://schemas.microsoft.com/office/word/2010/wordml">
+              <w:rPr>
+                <w:rFonts w:ascii="Arial" w:hAnsi="Arial" w:eastAsia="Arial" w:cs="Arial"/>
+                <w:i w:val="false"/>
+                <w:b w:val="false"/>
+                <w:u w:val="none"/>
+                <w:sz w:val="16"/>
+                <w:szCs w:val="16"/>
+                <w:color w:val="000000"/>
+              </w:rPr>
+              <w:t xml:space="preserve">0.43</w:t>
             </w:r>
           </w:p>
         </w:tc>
@@ -2944,7 +3042,7 @@
                 <w:szCs w:val="16"/>
                 <w:color w:val="000000"/>
               </w:rPr>
-              <w:t xml:space="preserve">8.30</w:t>
+              <w:t xml:space="preserve">1.72</w:t>
             </w:r>
           </w:p>
         </w:tc>
@@ -2955,94 +3053,6 @@
               <w:top w:val="none" w:sz="0" w:space="0" w:color="000000"/>
               <w:left w:val="none" w:sz="0" w:space="0" w:color="000000"/>
               <w:right w:val="none" w:sz="0" w:space="0" w:color="000000"/>
-            </w:tcBorders>
-            <w:shd w:val="clear" w:color="auto" w:fill="FFFFFF"/>
-            <w:tcMar>
-              <w:top w:w="0" w:type="dxa"/>
-              <w:bottom w:w="0" w:type="dxa"/>
-              <w:left w:w="0" w:type="dxa"/>
-              <w:right w:w="0" w:type="dxa"/>
-            </w:tcMar>
-            <w:vAlign w:val="center"/>
-          </w:tcPr>
-          <w:p>
-            <w:pPr>
-              <w:pStyle w:val="Normal"/>
-              <w:jc w:val="center"/>
-              <w:pBdr>
-                <w:bottom w:val="none" w:sz="0" w:space="0" w:color="000000"/>
-                <w:top w:val="none" w:sz="0" w:space="0" w:color="000000"/>
-                <w:left w:val="none" w:sz="0" w:space="0" w:color="000000"/>
-                <w:right w:val="none" w:sz="0" w:space="0" w:color="000000"/>
-              </w:pBdr>
-              <w:spacing w:after="100" w:before="100" w:line="240"/>
-              <w:ind w:firstLine="0" w:left="100" w:right="100"/>
-            </w:pPr>
-            <w:r xmlns:w="http://schemas.openxmlformats.org/wordprocessingml/2006/main" xmlns:wp="http://schemas.openxmlformats.org/drawingml/2006/wordprocessingDrawing" xmlns:r="http://schemas.openxmlformats.org/officeDocument/2006/relationships" xmlns:w14="http://schemas.microsoft.com/office/word/2010/wordml">
-              <w:rPr>
-                <w:rFonts w:ascii="Arial" w:hAnsi="Arial" w:eastAsia="Arial" w:cs="Arial"/>
-                <w:i w:val="false"/>
-                <w:b w:val="false"/>
-                <w:u w:val="none"/>
-                <w:sz w:val="16"/>
-                <w:szCs w:val="16"/>
-                <w:color w:val="000000"/>
-              </w:rPr>
-              <w:t xml:space="preserve">0.43</w:t>
-            </w:r>
-          </w:p>
-        </w:tc>
-        <w:tc>
-          <w:tcPr>
-            <w:tcBorders>
-              <w:bottom w:val="none" w:sz="0" w:space="0" w:color="000000"/>
-              <w:top w:val="none" w:sz="0" w:space="0" w:color="000000"/>
-              <w:left w:val="none" w:sz="0" w:space="0" w:color="000000"/>
-              <w:right w:val="single" w:sz="8" w:space="0" w:color="666666"/>
-            </w:tcBorders>
-            <w:shd w:val="clear" w:color="auto" w:fill="FFFFFF"/>
-            <w:tcMar>
-              <w:top w:w="0" w:type="dxa"/>
-              <w:bottom w:w="0" w:type="dxa"/>
-              <w:left w:w="0" w:type="dxa"/>
-              <w:right w:w="0" w:type="dxa"/>
-            </w:tcMar>
-            <w:vAlign w:val="center"/>
-          </w:tcPr>
-          <w:p>
-            <w:pPr>
-              <w:pStyle w:val="Normal"/>
-              <w:jc w:val="center"/>
-              <w:pBdr>
-                <w:bottom w:val="none" w:sz="0" w:space="0" w:color="000000"/>
-                <w:top w:val="none" w:sz="0" w:space="0" w:color="000000"/>
-                <w:left w:val="none" w:sz="0" w:space="0" w:color="000000"/>
-                <w:right w:val="none" w:sz="0" w:space="0" w:color="000000"/>
-              </w:pBdr>
-              <w:spacing w:after="100" w:before="100" w:line="240"/>
-              <w:ind w:firstLine="0" w:left="100" w:right="100"/>
-            </w:pPr>
-            <w:r xmlns:w="http://schemas.openxmlformats.org/wordprocessingml/2006/main" xmlns:wp="http://schemas.openxmlformats.org/drawingml/2006/wordprocessingDrawing" xmlns:r="http://schemas.openxmlformats.org/officeDocument/2006/relationships" xmlns:w14="http://schemas.microsoft.com/office/word/2010/wordml">
-              <w:rPr>
-                <w:rFonts w:ascii="Arial" w:hAnsi="Arial" w:eastAsia="Arial" w:cs="Arial"/>
-                <w:i w:val="false"/>
-                <w:b w:val="false"/>
-                <w:u w:val="none"/>
-                <w:sz w:val="16"/>
-                <w:szCs w:val="16"/>
-                <w:color w:val="000000"/>
-              </w:rPr>
-              <w:t xml:space="preserve">1.72</w:t>
-            </w:r>
-          </w:p>
-        </w:tc>
-        <w:tc>
-          <w:tcPr>
-            <w:tcBorders>
-              <w:bottom w:val="none" w:sz="0" w:space="0" w:color="000000"/>
-              <w:top w:val="none" w:sz="0" w:space="0" w:color="000000"/>
-              <w:left w:val="none" w:sz="0" w:space="0" w:color="000000"/>
-              <w:right w:val="single" w:sz="8" w:space="0" w:color="666666"/>
             </w:tcBorders>
             <w:shd w:val="clear" w:color="auto" w:fill="FFFFFF"/>
             <w:tcMar>
@@ -3091,6 +3101,50 @@
             <w:tcBorders>
               <w:bottom w:val="none" w:sz="0" w:space="0" w:color="000000"/>
               <w:top w:val="none" w:sz="0" w:space="0" w:color="000000"/>
+              <w:left w:val="none" w:sz="0" w:space="0" w:color="000000"/>
+              <w:right w:val="single" w:sz="8" w:space="0" w:color="666666"/>
+            </w:tcBorders>
+            <w:shd w:val="clear" w:color="auto" w:fill="FFFFFF"/>
+            <w:tcMar>
+              <w:top w:w="0" w:type="dxa"/>
+              <w:bottom w:w="0" w:type="dxa"/>
+              <w:left w:w="0" w:type="dxa"/>
+              <w:right w:w="0" w:type="dxa"/>
+            </w:tcMar>
+            <w:vAlign w:val="center"/>
+          </w:tcPr>
+          <w:p>
+            <w:pPr>
+              <w:pStyle w:val="Normal"/>
+              <w:jc w:val="left"/>
+              <w:pBdr>
+                <w:bottom w:val="none" w:sz="0" w:space="0" w:color="000000"/>
+                <w:top w:val="none" w:sz="0" w:space="0" w:color="000000"/>
+                <w:left w:val="none" w:sz="0" w:space="0" w:color="000000"/>
+                <w:right w:val="none" w:sz="0" w:space="0" w:color="000000"/>
+              </w:pBdr>
+              <w:spacing w:after="100" w:before="100" w:line="240"/>
+              <w:ind w:firstLine="0" w:left="100" w:right="100"/>
+            </w:pPr>
+            <w:r xmlns:w="http://schemas.openxmlformats.org/wordprocessingml/2006/main" xmlns:wp="http://schemas.openxmlformats.org/drawingml/2006/wordprocessingDrawing" xmlns:r="http://schemas.openxmlformats.org/officeDocument/2006/relationships" xmlns:w14="http://schemas.microsoft.com/office/word/2010/wordml">
+              <w:rPr>
+                <w:rFonts w:ascii="Arial" w:hAnsi="Arial" w:eastAsia="Arial" w:cs="Arial"/>
+                <w:i w:val="false"/>
+                <w:b w:val="false"/>
+                <w:u w:val="none"/>
+                <w:sz w:val="16"/>
+                <w:szCs w:val="16"/>
+                <w:color w:val="000000"/>
+              </w:rPr>
+              <w:t xml:space="preserve">Oxygen</w:t>
+            </w:r>
+          </w:p>
+        </w:tc>
+        <w:tc>
+          <w:tcPr>
+            <w:tcBorders>
+              <w:bottom w:val="none" w:sz="0" w:space="0" w:color="000000"/>
+              <w:top w:val="none" w:sz="0" w:space="0" w:color="000000"/>
               <w:left w:val="single" w:sz="8" w:space="0" w:color="666666"/>
               <w:right w:val="none" w:sz="0" w:space="0" w:color="000000"/>
             </w:tcBorders>
@@ -3106,27 +3160,27 @@
           <w:p>
             <w:pPr>
               <w:pStyle w:val="Normal"/>
-              <w:jc w:val="left"/>
-              <w:pBdr>
-                <w:bottom w:val="none" w:sz="0" w:space="0" w:color="000000"/>
-                <w:top w:val="none" w:sz="0" w:space="0" w:color="000000"/>
-                <w:left w:val="none" w:sz="0" w:space="0" w:color="000000"/>
-                <w:right w:val="none" w:sz="0" w:space="0" w:color="000000"/>
-              </w:pBdr>
-              <w:spacing w:after="100" w:before="100" w:line="240"/>
-              <w:ind w:firstLine="0" w:left="100" w:right="100"/>
-            </w:pPr>
-            <w:r xmlns:w="http://schemas.openxmlformats.org/wordprocessingml/2006/main" xmlns:wp="http://schemas.openxmlformats.org/drawingml/2006/wordprocessingDrawing" xmlns:r="http://schemas.openxmlformats.org/officeDocument/2006/relationships" xmlns:w14="http://schemas.microsoft.com/office/word/2010/wordml">
-              <w:rPr>
-                <w:rFonts w:ascii="Arial" w:hAnsi="Arial" w:eastAsia="Arial" w:cs="Arial"/>
-                <w:i w:val="false"/>
-                <w:b w:val="false"/>
-                <w:u w:val="none"/>
-                <w:sz w:val="16"/>
-                <w:szCs w:val="16"/>
-                <w:color w:val="000000"/>
-              </w:rPr>
-              <w:t xml:space="preserve">Oxygen</w:t>
+              <w:jc w:val="center"/>
+              <w:pBdr>
+                <w:bottom w:val="none" w:sz="0" w:space="0" w:color="000000"/>
+                <w:top w:val="none" w:sz="0" w:space="0" w:color="000000"/>
+                <w:left w:val="none" w:sz="0" w:space="0" w:color="000000"/>
+                <w:right w:val="none" w:sz="0" w:space="0" w:color="000000"/>
+              </w:pBdr>
+              <w:spacing w:after="100" w:before="100" w:line="240"/>
+              <w:ind w:firstLine="0" w:left="100" w:right="100"/>
+            </w:pPr>
+            <w:r xmlns:w="http://schemas.openxmlformats.org/wordprocessingml/2006/main" xmlns:wp="http://schemas.openxmlformats.org/drawingml/2006/wordprocessingDrawing" xmlns:r="http://schemas.openxmlformats.org/officeDocument/2006/relationships" xmlns:w14="http://schemas.microsoft.com/office/word/2010/wordml">
+              <w:rPr>
+                <w:rFonts w:ascii="Arial" w:hAnsi="Arial" w:eastAsia="Arial" w:cs="Arial"/>
+                <w:i w:val="false"/>
+                <w:b w:val="false"/>
+                <w:u w:val="none"/>
+                <w:sz w:val="16"/>
+                <w:szCs w:val="16"/>
+                <w:color w:val="000000"/>
+              </w:rPr>
+              <w:t xml:space="preserve">268.22</w:t>
             </w:r>
           </w:p>
         </w:tc>
@@ -3170,7 +3224,7 @@
                 <w:szCs w:val="16"/>
                 <w:color w:val="000000"/>
               </w:rPr>
-              <w:t xml:space="preserve">268.22</w:t>
+              <w:t xml:space="preserve">292.30</w:t>
             </w:r>
           </w:p>
         </w:tc>
@@ -3214,7 +3268,51 @@
                 <w:szCs w:val="16"/>
                 <w:color w:val="000000"/>
               </w:rPr>
-              <w:t xml:space="preserve">292.30</w:t>
+              <w:t xml:space="preserve">307.38</w:t>
+            </w:r>
+          </w:p>
+        </w:tc>
+        <w:tc>
+          <w:tcPr>
+            <w:tcBorders>
+              <w:bottom w:val="none" w:sz="0" w:space="0" w:color="000000"/>
+              <w:top w:val="none" w:sz="0" w:space="0" w:color="000000"/>
+              <w:left w:val="single" w:sz="8" w:space="0" w:color="666666"/>
+              <w:right w:val="none" w:sz="0" w:space="0" w:color="000000"/>
+            </w:tcBorders>
+            <w:shd w:val="clear" w:color="auto" w:fill="FFFFFF"/>
+            <w:tcMar>
+              <w:top w:w="0" w:type="dxa"/>
+              <w:bottom w:w="0" w:type="dxa"/>
+              <w:left w:w="0" w:type="dxa"/>
+              <w:right w:w="0" w:type="dxa"/>
+            </w:tcMar>
+            <w:vAlign w:val="center"/>
+          </w:tcPr>
+          <w:p>
+            <w:pPr>
+              <w:pStyle w:val="Normal"/>
+              <w:jc w:val="center"/>
+              <w:pBdr>
+                <w:bottom w:val="none" w:sz="0" w:space="0" w:color="000000"/>
+                <w:top w:val="none" w:sz="0" w:space="0" w:color="000000"/>
+                <w:left w:val="none" w:sz="0" w:space="0" w:color="000000"/>
+                <w:right w:val="none" w:sz="0" w:space="0" w:color="000000"/>
+              </w:pBdr>
+              <w:spacing w:after="100" w:before="100" w:line="240"/>
+              <w:ind w:firstLine="0" w:left="100" w:right="100"/>
+            </w:pPr>
+            <w:r xmlns:w="http://schemas.openxmlformats.org/wordprocessingml/2006/main" xmlns:wp="http://schemas.openxmlformats.org/drawingml/2006/wordprocessingDrawing" xmlns:r="http://schemas.openxmlformats.org/officeDocument/2006/relationships" xmlns:w14="http://schemas.microsoft.com/office/word/2010/wordml">
+              <w:rPr>
+                <w:rFonts w:ascii="Arial" w:hAnsi="Arial" w:eastAsia="Arial" w:cs="Arial"/>
+                <w:i w:val="false"/>
+                <w:b w:val="false"/>
+                <w:u w:val="none"/>
+                <w:sz w:val="16"/>
+                <w:szCs w:val="16"/>
+                <w:color w:val="000000"/>
+              </w:rPr>
+              <w:t xml:space="preserve">286.67</w:t>
             </w:r>
           </w:p>
         </w:tc>
@@ -3258,7 +3356,7 @@
                 <w:szCs w:val="16"/>
                 <w:color w:val="000000"/>
               </w:rPr>
-              <w:t xml:space="preserve">307.38</w:t>
+              <w:t xml:space="preserve">292.37</w:t>
             </w:r>
           </w:p>
         </w:tc>
@@ -3269,94 +3367,6 @@
               <w:top w:val="none" w:sz="0" w:space="0" w:color="000000"/>
               <w:left w:val="none" w:sz="0" w:space="0" w:color="000000"/>
               <w:right w:val="none" w:sz="0" w:space="0" w:color="000000"/>
-            </w:tcBorders>
-            <w:shd w:val="clear" w:color="auto" w:fill="FFFFFF"/>
-            <w:tcMar>
-              <w:top w:w="0" w:type="dxa"/>
-              <w:bottom w:w="0" w:type="dxa"/>
-              <w:left w:w="0" w:type="dxa"/>
-              <w:right w:w="0" w:type="dxa"/>
-            </w:tcMar>
-            <w:vAlign w:val="center"/>
-          </w:tcPr>
-          <w:p>
-            <w:pPr>
-              <w:pStyle w:val="Normal"/>
-              <w:jc w:val="center"/>
-              <w:pBdr>
-                <w:bottom w:val="none" w:sz="0" w:space="0" w:color="000000"/>
-                <w:top w:val="none" w:sz="0" w:space="0" w:color="000000"/>
-                <w:left w:val="none" w:sz="0" w:space="0" w:color="000000"/>
-                <w:right w:val="none" w:sz="0" w:space="0" w:color="000000"/>
-              </w:pBdr>
-              <w:spacing w:after="100" w:before="100" w:line="240"/>
-              <w:ind w:firstLine="0" w:left="100" w:right="100"/>
-            </w:pPr>
-            <w:r xmlns:w="http://schemas.openxmlformats.org/wordprocessingml/2006/main" xmlns:wp="http://schemas.openxmlformats.org/drawingml/2006/wordprocessingDrawing" xmlns:r="http://schemas.openxmlformats.org/officeDocument/2006/relationships" xmlns:w14="http://schemas.microsoft.com/office/word/2010/wordml">
-              <w:rPr>
-                <w:rFonts w:ascii="Arial" w:hAnsi="Arial" w:eastAsia="Arial" w:cs="Arial"/>
-                <w:i w:val="false"/>
-                <w:b w:val="false"/>
-                <w:u w:val="none"/>
-                <w:sz w:val="16"/>
-                <w:szCs w:val="16"/>
-                <w:color w:val="000000"/>
-              </w:rPr>
-              <w:t xml:space="preserve">286.67</w:t>
-            </w:r>
-          </w:p>
-        </w:tc>
-        <w:tc>
-          <w:tcPr>
-            <w:tcBorders>
-              <w:bottom w:val="none" w:sz="0" w:space="0" w:color="000000"/>
-              <w:top w:val="none" w:sz="0" w:space="0" w:color="000000"/>
-              <w:left w:val="none" w:sz="0" w:space="0" w:color="000000"/>
-              <w:right w:val="single" w:sz="8" w:space="0" w:color="666666"/>
-            </w:tcBorders>
-            <w:shd w:val="clear" w:color="auto" w:fill="FFFFFF"/>
-            <w:tcMar>
-              <w:top w:w="0" w:type="dxa"/>
-              <w:bottom w:w="0" w:type="dxa"/>
-              <w:left w:w="0" w:type="dxa"/>
-              <w:right w:w="0" w:type="dxa"/>
-            </w:tcMar>
-            <w:vAlign w:val="center"/>
-          </w:tcPr>
-          <w:p>
-            <w:pPr>
-              <w:pStyle w:val="Normal"/>
-              <w:jc w:val="center"/>
-              <w:pBdr>
-                <w:bottom w:val="none" w:sz="0" w:space="0" w:color="000000"/>
-                <w:top w:val="none" w:sz="0" w:space="0" w:color="000000"/>
-                <w:left w:val="none" w:sz="0" w:space="0" w:color="000000"/>
-                <w:right w:val="none" w:sz="0" w:space="0" w:color="000000"/>
-              </w:pBdr>
-              <w:spacing w:after="100" w:before="100" w:line="240"/>
-              <w:ind w:firstLine="0" w:left="100" w:right="100"/>
-            </w:pPr>
-            <w:r xmlns:w="http://schemas.openxmlformats.org/wordprocessingml/2006/main" xmlns:wp="http://schemas.openxmlformats.org/drawingml/2006/wordprocessingDrawing" xmlns:r="http://schemas.openxmlformats.org/officeDocument/2006/relationships" xmlns:w14="http://schemas.microsoft.com/office/word/2010/wordml">
-              <w:rPr>
-                <w:rFonts w:ascii="Arial" w:hAnsi="Arial" w:eastAsia="Arial" w:cs="Arial"/>
-                <w:i w:val="false"/>
-                <w:b w:val="false"/>
-                <w:u w:val="none"/>
-                <w:sz w:val="16"/>
-                <w:szCs w:val="16"/>
-                <w:color w:val="000000"/>
-              </w:rPr>
-              <w:t xml:space="preserve">292.37</w:t>
-            </w:r>
-          </w:p>
-        </w:tc>
-        <w:tc>
-          <w:tcPr>
-            <w:tcBorders>
-              <w:bottom w:val="none" w:sz="0" w:space="0" w:color="000000"/>
-              <w:top w:val="none" w:sz="0" w:space="0" w:color="000000"/>
-              <w:left w:val="none" w:sz="0" w:space="0" w:color="000000"/>
-              <w:right w:val="single" w:sz="8" w:space="0" w:color="666666"/>
             </w:tcBorders>
             <w:shd w:val="clear" w:color="auto" w:fill="FFFFFF"/>
             <w:tcMar>
@@ -3405,6 +3415,50 @@
             <w:tcBorders>
               <w:bottom w:val="none" w:sz="0" w:space="0" w:color="000000"/>
               <w:top w:val="none" w:sz="0" w:space="0" w:color="000000"/>
+              <w:left w:val="none" w:sz="0" w:space="0" w:color="000000"/>
+              <w:right w:val="single" w:sz="8" w:space="0" w:color="666666"/>
+            </w:tcBorders>
+            <w:shd w:val="clear" w:color="auto" w:fill="FFFFFF"/>
+            <w:tcMar>
+              <w:top w:w="0" w:type="dxa"/>
+              <w:bottom w:w="0" w:type="dxa"/>
+              <w:left w:w="0" w:type="dxa"/>
+              <w:right w:w="0" w:type="dxa"/>
+            </w:tcMar>
+            <w:vAlign w:val="center"/>
+          </w:tcPr>
+          <w:p>
+            <w:pPr>
+              <w:pStyle w:val="Normal"/>
+              <w:jc w:val="left"/>
+              <w:pBdr>
+                <w:bottom w:val="none" w:sz="0" w:space="0" w:color="000000"/>
+                <w:top w:val="none" w:sz="0" w:space="0" w:color="000000"/>
+                <w:left w:val="none" w:sz="0" w:space="0" w:color="000000"/>
+                <w:right w:val="none" w:sz="0" w:space="0" w:color="000000"/>
+              </w:pBdr>
+              <w:spacing w:after="100" w:before="100" w:line="240"/>
+              <w:ind w:firstLine="0" w:left="100" w:right="100"/>
+            </w:pPr>
+            <w:r xmlns:w="http://schemas.openxmlformats.org/wordprocessingml/2006/main" xmlns:wp="http://schemas.openxmlformats.org/drawingml/2006/wordprocessingDrawing" xmlns:r="http://schemas.openxmlformats.org/officeDocument/2006/relationships" xmlns:w14="http://schemas.microsoft.com/office/word/2010/wordml">
+              <w:rPr>
+                <w:rFonts w:ascii="Arial" w:hAnsi="Arial" w:eastAsia="Arial" w:cs="Arial"/>
+                <w:i w:val="false"/>
+                <w:b w:val="false"/>
+                <w:u w:val="none"/>
+                <w:sz w:val="16"/>
+                <w:szCs w:val="16"/>
+                <w:color w:val="000000"/>
+              </w:rPr>
+              <w:t xml:space="preserve">Phosphate</w:t>
+            </w:r>
+          </w:p>
+        </w:tc>
+        <w:tc>
+          <w:tcPr>
+            <w:tcBorders>
+              <w:bottom w:val="none" w:sz="0" w:space="0" w:color="000000"/>
+              <w:top w:val="none" w:sz="0" w:space="0" w:color="000000"/>
               <w:left w:val="single" w:sz="8" w:space="0" w:color="666666"/>
               <w:right w:val="none" w:sz="0" w:space="0" w:color="000000"/>
             </w:tcBorders>
@@ -3420,27 +3474,27 @@
           <w:p>
             <w:pPr>
               <w:pStyle w:val="Normal"/>
-              <w:jc w:val="left"/>
-              <w:pBdr>
-                <w:bottom w:val="none" w:sz="0" w:space="0" w:color="000000"/>
-                <w:top w:val="none" w:sz="0" w:space="0" w:color="000000"/>
-                <w:left w:val="none" w:sz="0" w:space="0" w:color="000000"/>
-                <w:right w:val="none" w:sz="0" w:space="0" w:color="000000"/>
-              </w:pBdr>
-              <w:spacing w:after="100" w:before="100" w:line="240"/>
-              <w:ind w:firstLine="0" w:left="100" w:right="100"/>
-            </w:pPr>
-            <w:r xmlns:w="http://schemas.openxmlformats.org/wordprocessingml/2006/main" xmlns:wp="http://schemas.openxmlformats.org/drawingml/2006/wordprocessingDrawing" xmlns:r="http://schemas.openxmlformats.org/officeDocument/2006/relationships" xmlns:w14="http://schemas.microsoft.com/office/word/2010/wordml">
-              <w:rPr>
-                <w:rFonts w:ascii="Arial" w:hAnsi="Arial" w:eastAsia="Arial" w:cs="Arial"/>
-                <w:i w:val="false"/>
-                <w:b w:val="false"/>
-                <w:u w:val="none"/>
-                <w:sz w:val="16"/>
-                <w:szCs w:val="16"/>
-                <w:color w:val="000000"/>
-              </w:rPr>
-              <w:t xml:space="preserve">Phosphate</w:t>
+              <w:jc w:val="center"/>
+              <w:pBdr>
+                <w:bottom w:val="none" w:sz="0" w:space="0" w:color="000000"/>
+                <w:top w:val="none" w:sz="0" w:space="0" w:color="000000"/>
+                <w:left w:val="none" w:sz="0" w:space="0" w:color="000000"/>
+                <w:right w:val="none" w:sz="0" w:space="0" w:color="000000"/>
+              </w:pBdr>
+              <w:spacing w:after="100" w:before="100" w:line="240"/>
+              <w:ind w:firstLine="0" w:left="100" w:right="100"/>
+            </w:pPr>
+            <w:r xmlns:w="http://schemas.openxmlformats.org/wordprocessingml/2006/main" xmlns:wp="http://schemas.openxmlformats.org/drawingml/2006/wordprocessingDrawing" xmlns:r="http://schemas.openxmlformats.org/officeDocument/2006/relationships" xmlns:w14="http://schemas.microsoft.com/office/word/2010/wordml">
+              <w:rPr>
+                <w:rFonts w:ascii="Arial" w:hAnsi="Arial" w:eastAsia="Arial" w:cs="Arial"/>
+                <w:i w:val="false"/>
+                <w:b w:val="false"/>
+                <w:u w:val="none"/>
+                <w:sz w:val="16"/>
+                <w:szCs w:val="16"/>
+                <w:color w:val="000000"/>
+              </w:rPr>
+              <w:t xml:space="preserve">0.10</w:t>
             </w:r>
           </w:p>
         </w:tc>
@@ -3484,7 +3538,7 @@
                 <w:szCs w:val="16"/>
                 <w:color w:val="000000"/>
               </w:rPr>
-              <w:t xml:space="preserve">0.10</w:t>
+              <w:t xml:space="preserve">0.18</w:t>
             </w:r>
           </w:p>
         </w:tc>
@@ -3528,7 +3582,51 @@
                 <w:szCs w:val="16"/>
                 <w:color w:val="000000"/>
               </w:rPr>
-              <w:t xml:space="preserve">0.18</w:t>
+              <w:t xml:space="preserve">0.68</w:t>
+            </w:r>
+          </w:p>
+        </w:tc>
+        <w:tc>
+          <w:tcPr>
+            <w:tcBorders>
+              <w:bottom w:val="none" w:sz="0" w:space="0" w:color="000000"/>
+              <w:top w:val="none" w:sz="0" w:space="0" w:color="000000"/>
+              <w:left w:val="single" w:sz="8" w:space="0" w:color="666666"/>
+              <w:right w:val="none" w:sz="0" w:space="0" w:color="000000"/>
+            </w:tcBorders>
+            <w:shd w:val="clear" w:color="auto" w:fill="FFFFFF"/>
+            <w:tcMar>
+              <w:top w:w="0" w:type="dxa"/>
+              <w:bottom w:w="0" w:type="dxa"/>
+              <w:left w:w="0" w:type="dxa"/>
+              <w:right w:w="0" w:type="dxa"/>
+            </w:tcMar>
+            <w:vAlign w:val="center"/>
+          </w:tcPr>
+          <w:p>
+            <w:pPr>
+              <w:pStyle w:val="Normal"/>
+              <w:jc w:val="center"/>
+              <w:pBdr>
+                <w:bottom w:val="none" w:sz="0" w:space="0" w:color="000000"/>
+                <w:top w:val="none" w:sz="0" w:space="0" w:color="000000"/>
+                <w:left w:val="none" w:sz="0" w:space="0" w:color="000000"/>
+                <w:right w:val="none" w:sz="0" w:space="0" w:color="000000"/>
+              </w:pBdr>
+              <w:spacing w:after="100" w:before="100" w:line="240"/>
+              <w:ind w:firstLine="0" w:left="100" w:right="100"/>
+            </w:pPr>
+            <w:r xmlns:w="http://schemas.openxmlformats.org/wordprocessingml/2006/main" xmlns:wp="http://schemas.openxmlformats.org/drawingml/2006/wordprocessingDrawing" xmlns:r="http://schemas.openxmlformats.org/officeDocument/2006/relationships" xmlns:w14="http://schemas.microsoft.com/office/word/2010/wordml">
+              <w:rPr>
+                <w:rFonts w:ascii="Arial" w:hAnsi="Arial" w:eastAsia="Arial" w:cs="Arial"/>
+                <w:i w:val="false"/>
+                <w:b w:val="false"/>
+                <w:u w:val="none"/>
+                <w:sz w:val="16"/>
+                <w:szCs w:val="16"/>
+                <w:color w:val="000000"/>
+              </w:rPr>
+              <w:t xml:space="preserve">0.10</w:t>
             </w:r>
           </w:p>
         </w:tc>
@@ -3572,7 +3670,7 @@
                 <w:szCs w:val="16"/>
                 <w:color w:val="000000"/>
               </w:rPr>
-              <w:t xml:space="preserve">0.68</w:t>
+              <w:t xml:space="preserve">0.20</w:t>
             </w:r>
           </w:p>
         </w:tc>
@@ -3583,94 +3681,6 @@
               <w:top w:val="none" w:sz="0" w:space="0" w:color="000000"/>
               <w:left w:val="none" w:sz="0" w:space="0" w:color="000000"/>
               <w:right w:val="none" w:sz="0" w:space="0" w:color="000000"/>
-            </w:tcBorders>
-            <w:shd w:val="clear" w:color="auto" w:fill="FFFFFF"/>
-            <w:tcMar>
-              <w:top w:w="0" w:type="dxa"/>
-              <w:bottom w:w="0" w:type="dxa"/>
-              <w:left w:w="0" w:type="dxa"/>
-              <w:right w:w="0" w:type="dxa"/>
-            </w:tcMar>
-            <w:vAlign w:val="center"/>
-          </w:tcPr>
-          <w:p>
-            <w:pPr>
-              <w:pStyle w:val="Normal"/>
-              <w:jc w:val="center"/>
-              <w:pBdr>
-                <w:bottom w:val="none" w:sz="0" w:space="0" w:color="000000"/>
-                <w:top w:val="none" w:sz="0" w:space="0" w:color="000000"/>
-                <w:left w:val="none" w:sz="0" w:space="0" w:color="000000"/>
-                <w:right w:val="none" w:sz="0" w:space="0" w:color="000000"/>
-              </w:pBdr>
-              <w:spacing w:after="100" w:before="100" w:line="240"/>
-              <w:ind w:firstLine="0" w:left="100" w:right="100"/>
-            </w:pPr>
-            <w:r xmlns:w="http://schemas.openxmlformats.org/wordprocessingml/2006/main" xmlns:wp="http://schemas.openxmlformats.org/drawingml/2006/wordprocessingDrawing" xmlns:r="http://schemas.openxmlformats.org/officeDocument/2006/relationships" xmlns:w14="http://schemas.microsoft.com/office/word/2010/wordml">
-              <w:rPr>
-                <w:rFonts w:ascii="Arial" w:hAnsi="Arial" w:eastAsia="Arial" w:cs="Arial"/>
-                <w:i w:val="false"/>
-                <w:b w:val="false"/>
-                <w:u w:val="none"/>
-                <w:sz w:val="16"/>
-                <w:szCs w:val="16"/>
-                <w:color w:val="000000"/>
-              </w:rPr>
-              <w:t xml:space="preserve">0.10</w:t>
-            </w:r>
-          </w:p>
-        </w:tc>
-        <w:tc>
-          <w:tcPr>
-            <w:tcBorders>
-              <w:bottom w:val="none" w:sz="0" w:space="0" w:color="000000"/>
-              <w:top w:val="none" w:sz="0" w:space="0" w:color="000000"/>
-              <w:left w:val="none" w:sz="0" w:space="0" w:color="000000"/>
-              <w:right w:val="single" w:sz="8" w:space="0" w:color="666666"/>
-            </w:tcBorders>
-            <w:shd w:val="clear" w:color="auto" w:fill="FFFFFF"/>
-            <w:tcMar>
-              <w:top w:w="0" w:type="dxa"/>
-              <w:bottom w:w="0" w:type="dxa"/>
-              <w:left w:w="0" w:type="dxa"/>
-              <w:right w:w="0" w:type="dxa"/>
-            </w:tcMar>
-            <w:vAlign w:val="center"/>
-          </w:tcPr>
-          <w:p>
-            <w:pPr>
-              <w:pStyle w:val="Normal"/>
-              <w:jc w:val="center"/>
-              <w:pBdr>
-                <w:bottom w:val="none" w:sz="0" w:space="0" w:color="000000"/>
-                <w:top w:val="none" w:sz="0" w:space="0" w:color="000000"/>
-                <w:left w:val="none" w:sz="0" w:space="0" w:color="000000"/>
-                <w:right w:val="none" w:sz="0" w:space="0" w:color="000000"/>
-              </w:pBdr>
-              <w:spacing w:after="100" w:before="100" w:line="240"/>
-              <w:ind w:firstLine="0" w:left="100" w:right="100"/>
-            </w:pPr>
-            <w:r xmlns:w="http://schemas.openxmlformats.org/wordprocessingml/2006/main" xmlns:wp="http://schemas.openxmlformats.org/drawingml/2006/wordprocessingDrawing" xmlns:r="http://schemas.openxmlformats.org/officeDocument/2006/relationships" xmlns:w14="http://schemas.microsoft.com/office/word/2010/wordml">
-              <w:rPr>
-                <w:rFonts w:ascii="Arial" w:hAnsi="Arial" w:eastAsia="Arial" w:cs="Arial"/>
-                <w:i w:val="false"/>
-                <w:b w:val="false"/>
-                <w:u w:val="none"/>
-                <w:sz w:val="16"/>
-                <w:szCs w:val="16"/>
-                <w:color w:val="000000"/>
-              </w:rPr>
-              <w:t xml:space="preserve">0.20</w:t>
-            </w:r>
-          </w:p>
-        </w:tc>
-        <w:tc>
-          <w:tcPr>
-            <w:tcBorders>
-              <w:bottom w:val="none" w:sz="0" w:space="0" w:color="000000"/>
-              <w:top w:val="none" w:sz="0" w:space="0" w:color="000000"/>
-              <w:left w:val="none" w:sz="0" w:space="0" w:color="000000"/>
-              <w:right w:val="single" w:sz="8" w:space="0" w:color="666666"/>
             </w:tcBorders>
             <w:shd w:val="clear" w:color="auto" w:fill="FFFFFF"/>
             <w:tcMar>
@@ -3719,6 +3729,50 @@
             <w:tcBorders>
               <w:bottom w:val="none" w:sz="0" w:space="0" w:color="000000"/>
               <w:top w:val="none" w:sz="0" w:space="0" w:color="000000"/>
+              <w:left w:val="none" w:sz="0" w:space="0" w:color="000000"/>
+              <w:right w:val="single" w:sz="8" w:space="0" w:color="666666"/>
+            </w:tcBorders>
+            <w:shd w:val="clear" w:color="auto" w:fill="FFFFFF"/>
+            <w:tcMar>
+              <w:top w:w="0" w:type="dxa"/>
+              <w:bottom w:w="0" w:type="dxa"/>
+              <w:left w:w="0" w:type="dxa"/>
+              <w:right w:w="0" w:type="dxa"/>
+            </w:tcMar>
+            <w:vAlign w:val="center"/>
+          </w:tcPr>
+          <w:p>
+            <w:pPr>
+              <w:pStyle w:val="Normal"/>
+              <w:jc w:val="left"/>
+              <w:pBdr>
+                <w:bottom w:val="none" w:sz="0" w:space="0" w:color="000000"/>
+                <w:top w:val="none" w:sz="0" w:space="0" w:color="000000"/>
+                <w:left w:val="none" w:sz="0" w:space="0" w:color="000000"/>
+                <w:right w:val="none" w:sz="0" w:space="0" w:color="000000"/>
+              </w:pBdr>
+              <w:spacing w:after="100" w:before="100" w:line="240"/>
+              <w:ind w:firstLine="0" w:left="100" w:right="100"/>
+            </w:pPr>
+            <w:r xmlns:w="http://schemas.openxmlformats.org/wordprocessingml/2006/main" xmlns:wp="http://schemas.openxmlformats.org/drawingml/2006/wordprocessingDrawing" xmlns:r="http://schemas.openxmlformats.org/officeDocument/2006/relationships" xmlns:w14="http://schemas.microsoft.com/office/word/2010/wordml">
+              <w:rPr>
+                <w:rFonts w:ascii="Arial" w:hAnsi="Arial" w:eastAsia="Arial" w:cs="Arial"/>
+                <w:i w:val="false"/>
+                <w:b w:val="false"/>
+                <w:u w:val="none"/>
+                <w:sz w:val="16"/>
+                <w:szCs w:val="16"/>
+                <w:color w:val="000000"/>
+              </w:rPr>
+              <w:t xml:space="preserve">Salinity</w:t>
+            </w:r>
+          </w:p>
+        </w:tc>
+        <w:tc>
+          <w:tcPr>
+            <w:tcBorders>
+              <w:bottom w:val="none" w:sz="0" w:space="0" w:color="000000"/>
+              <w:top w:val="none" w:sz="0" w:space="0" w:color="000000"/>
               <w:left w:val="single" w:sz="8" w:space="0" w:color="666666"/>
               <w:right w:val="none" w:sz="0" w:space="0" w:color="000000"/>
             </w:tcBorders>
@@ -3734,27 +3788,27 @@
           <w:p>
             <w:pPr>
               <w:pStyle w:val="Normal"/>
-              <w:jc w:val="left"/>
-              <w:pBdr>
-                <w:bottom w:val="none" w:sz="0" w:space="0" w:color="000000"/>
-                <w:top w:val="none" w:sz="0" w:space="0" w:color="000000"/>
-                <w:left w:val="none" w:sz="0" w:space="0" w:color="000000"/>
-                <w:right w:val="none" w:sz="0" w:space="0" w:color="000000"/>
-              </w:pBdr>
-              <w:spacing w:after="100" w:before="100" w:line="240"/>
-              <w:ind w:firstLine="0" w:left="100" w:right="100"/>
-            </w:pPr>
-            <w:r xmlns:w="http://schemas.openxmlformats.org/wordprocessingml/2006/main" xmlns:wp="http://schemas.openxmlformats.org/drawingml/2006/wordprocessingDrawing" xmlns:r="http://schemas.openxmlformats.org/officeDocument/2006/relationships" xmlns:w14="http://schemas.microsoft.com/office/word/2010/wordml">
-              <w:rPr>
-                <w:rFonts w:ascii="Arial" w:hAnsi="Arial" w:eastAsia="Arial" w:cs="Arial"/>
-                <w:i w:val="false"/>
-                <w:b w:val="false"/>
-                <w:u w:val="none"/>
-                <w:sz w:val="16"/>
-                <w:szCs w:val="16"/>
-                <w:color w:val="000000"/>
-              </w:rPr>
-              <w:t xml:space="preserve">Salinity</w:t>
+              <w:jc w:val="center"/>
+              <w:pBdr>
+                <w:bottom w:val="none" w:sz="0" w:space="0" w:color="000000"/>
+                <w:top w:val="none" w:sz="0" w:space="0" w:color="000000"/>
+                <w:left w:val="none" w:sz="0" w:space="0" w:color="000000"/>
+                <w:right w:val="none" w:sz="0" w:space="0" w:color="000000"/>
+              </w:pBdr>
+              <w:spacing w:after="100" w:before="100" w:line="240"/>
+              <w:ind w:firstLine="0" w:left="100" w:right="100"/>
+            </w:pPr>
+            <w:r xmlns:w="http://schemas.openxmlformats.org/wordprocessingml/2006/main" xmlns:wp="http://schemas.openxmlformats.org/drawingml/2006/wordprocessingDrawing" xmlns:r="http://schemas.openxmlformats.org/officeDocument/2006/relationships" xmlns:w14="http://schemas.microsoft.com/office/word/2010/wordml">
+              <w:rPr>
+                <w:rFonts w:ascii="Arial" w:hAnsi="Arial" w:eastAsia="Arial" w:cs="Arial"/>
+                <w:i w:val="false"/>
+                <w:b w:val="false"/>
+                <w:u w:val="none"/>
+                <w:sz w:val="16"/>
+                <w:szCs w:val="16"/>
+                <w:color w:val="000000"/>
+              </w:rPr>
+              <w:t xml:space="preserve">33.64</w:t>
             </w:r>
           </w:p>
         </w:tc>
@@ -3798,7 +3852,7 @@
                 <w:szCs w:val="16"/>
                 <w:color w:val="000000"/>
               </w:rPr>
-              <w:t xml:space="preserve">33.64</w:t>
+              <w:t xml:space="preserve">35.07</w:t>
             </w:r>
           </w:p>
         </w:tc>
@@ -3842,7 +3896,51 @@
                 <w:szCs w:val="16"/>
                 <w:color w:val="000000"/>
               </w:rPr>
-              <w:t xml:space="preserve">35.07</w:t>
+              <w:t xml:space="preserve">35.34</w:t>
+            </w:r>
+          </w:p>
+        </w:tc>
+        <w:tc>
+          <w:tcPr>
+            <w:tcBorders>
+              <w:bottom w:val="none" w:sz="0" w:space="0" w:color="000000"/>
+              <w:top w:val="none" w:sz="0" w:space="0" w:color="000000"/>
+              <w:left w:val="single" w:sz="8" w:space="0" w:color="666666"/>
+              <w:right w:val="none" w:sz="0" w:space="0" w:color="000000"/>
+            </w:tcBorders>
+            <w:shd w:val="clear" w:color="auto" w:fill="FFFFFF"/>
+            <w:tcMar>
+              <w:top w:w="0" w:type="dxa"/>
+              <w:bottom w:w="0" w:type="dxa"/>
+              <w:left w:w="0" w:type="dxa"/>
+              <w:right w:w="0" w:type="dxa"/>
+            </w:tcMar>
+            <w:vAlign w:val="center"/>
+          </w:tcPr>
+          <w:p>
+            <w:pPr>
+              <w:pStyle w:val="Normal"/>
+              <w:jc w:val="center"/>
+              <w:pBdr>
+                <w:bottom w:val="none" w:sz="0" w:space="0" w:color="000000"/>
+                <w:top w:val="none" w:sz="0" w:space="0" w:color="000000"/>
+                <w:left w:val="none" w:sz="0" w:space="0" w:color="000000"/>
+                <w:right w:val="none" w:sz="0" w:space="0" w:color="000000"/>
+              </w:pBdr>
+              <w:spacing w:after="100" w:before="100" w:line="240"/>
+              <w:ind w:firstLine="0" w:left="100" w:right="100"/>
+            </w:pPr>
+            <w:r xmlns:w="http://schemas.openxmlformats.org/wordprocessingml/2006/main" xmlns:wp="http://schemas.openxmlformats.org/drawingml/2006/wordprocessingDrawing" xmlns:r="http://schemas.openxmlformats.org/officeDocument/2006/relationships" xmlns:w14="http://schemas.microsoft.com/office/word/2010/wordml">
+              <w:rPr>
+                <w:rFonts w:ascii="Arial" w:hAnsi="Arial" w:eastAsia="Arial" w:cs="Arial"/>
+                <w:i w:val="false"/>
+                <w:b w:val="false"/>
+                <w:u w:val="none"/>
+                <w:sz w:val="16"/>
+                <w:szCs w:val="16"/>
+                <w:color w:val="000000"/>
+              </w:rPr>
+              <w:t xml:space="preserve">31.02</w:t>
             </w:r>
           </w:p>
         </w:tc>
@@ -3886,7 +3984,7 @@
                 <w:szCs w:val="16"/>
                 <w:color w:val="000000"/>
               </w:rPr>
-              <w:t xml:space="preserve">35.34</w:t>
+              <w:t xml:space="preserve">35.04</w:t>
             </w:r>
           </w:p>
         </w:tc>
@@ -3897,94 +3995,6 @@
               <w:top w:val="none" w:sz="0" w:space="0" w:color="000000"/>
               <w:left w:val="none" w:sz="0" w:space="0" w:color="000000"/>
               <w:right w:val="none" w:sz="0" w:space="0" w:color="000000"/>
-            </w:tcBorders>
-            <w:shd w:val="clear" w:color="auto" w:fill="FFFFFF"/>
-            <w:tcMar>
-              <w:top w:w="0" w:type="dxa"/>
-              <w:bottom w:w="0" w:type="dxa"/>
-              <w:left w:w="0" w:type="dxa"/>
-              <w:right w:w="0" w:type="dxa"/>
-            </w:tcMar>
-            <w:vAlign w:val="center"/>
-          </w:tcPr>
-          <w:p>
-            <w:pPr>
-              <w:pStyle w:val="Normal"/>
-              <w:jc w:val="center"/>
-              <w:pBdr>
-                <w:bottom w:val="none" w:sz="0" w:space="0" w:color="000000"/>
-                <w:top w:val="none" w:sz="0" w:space="0" w:color="000000"/>
-                <w:left w:val="none" w:sz="0" w:space="0" w:color="000000"/>
-                <w:right w:val="none" w:sz="0" w:space="0" w:color="000000"/>
-              </w:pBdr>
-              <w:spacing w:after="100" w:before="100" w:line="240"/>
-              <w:ind w:firstLine="0" w:left="100" w:right="100"/>
-            </w:pPr>
-            <w:r xmlns:w="http://schemas.openxmlformats.org/wordprocessingml/2006/main" xmlns:wp="http://schemas.openxmlformats.org/drawingml/2006/wordprocessingDrawing" xmlns:r="http://schemas.openxmlformats.org/officeDocument/2006/relationships" xmlns:w14="http://schemas.microsoft.com/office/word/2010/wordml">
-              <w:rPr>
-                <w:rFonts w:ascii="Arial" w:hAnsi="Arial" w:eastAsia="Arial" w:cs="Arial"/>
-                <w:i w:val="false"/>
-                <w:b w:val="false"/>
-                <w:u w:val="none"/>
-                <w:sz w:val="16"/>
-                <w:szCs w:val="16"/>
-                <w:color w:val="000000"/>
-              </w:rPr>
-              <w:t xml:space="preserve">31.02</w:t>
-            </w:r>
-          </w:p>
-        </w:tc>
-        <w:tc>
-          <w:tcPr>
-            <w:tcBorders>
-              <w:bottom w:val="none" w:sz="0" w:space="0" w:color="000000"/>
-              <w:top w:val="none" w:sz="0" w:space="0" w:color="000000"/>
-              <w:left w:val="none" w:sz="0" w:space="0" w:color="000000"/>
-              <w:right w:val="single" w:sz="8" w:space="0" w:color="666666"/>
-            </w:tcBorders>
-            <w:shd w:val="clear" w:color="auto" w:fill="FFFFFF"/>
-            <w:tcMar>
-              <w:top w:w="0" w:type="dxa"/>
-              <w:bottom w:w="0" w:type="dxa"/>
-              <w:left w:w="0" w:type="dxa"/>
-              <w:right w:w="0" w:type="dxa"/>
-            </w:tcMar>
-            <w:vAlign w:val="center"/>
-          </w:tcPr>
-          <w:p>
-            <w:pPr>
-              <w:pStyle w:val="Normal"/>
-              <w:jc w:val="center"/>
-              <w:pBdr>
-                <w:bottom w:val="none" w:sz="0" w:space="0" w:color="000000"/>
-                <w:top w:val="none" w:sz="0" w:space="0" w:color="000000"/>
-                <w:left w:val="none" w:sz="0" w:space="0" w:color="000000"/>
-                <w:right w:val="none" w:sz="0" w:space="0" w:color="000000"/>
-              </w:pBdr>
-              <w:spacing w:after="100" w:before="100" w:line="240"/>
-              <w:ind w:firstLine="0" w:left="100" w:right="100"/>
-            </w:pPr>
-            <w:r xmlns:w="http://schemas.openxmlformats.org/wordprocessingml/2006/main" xmlns:wp="http://schemas.openxmlformats.org/drawingml/2006/wordprocessingDrawing" xmlns:r="http://schemas.openxmlformats.org/officeDocument/2006/relationships" xmlns:w14="http://schemas.microsoft.com/office/word/2010/wordml">
-              <w:rPr>
-                <w:rFonts w:ascii="Arial" w:hAnsi="Arial" w:eastAsia="Arial" w:cs="Arial"/>
-                <w:i w:val="false"/>
-                <w:b w:val="false"/>
-                <w:u w:val="none"/>
-                <w:sz w:val="16"/>
-                <w:szCs w:val="16"/>
-                <w:color w:val="000000"/>
-              </w:rPr>
-              <w:t xml:space="preserve">35.04</w:t>
-            </w:r>
-          </w:p>
-        </w:tc>
-        <w:tc>
-          <w:tcPr>
-            <w:tcBorders>
-              <w:bottom w:val="none" w:sz="0" w:space="0" w:color="000000"/>
-              <w:top w:val="none" w:sz="0" w:space="0" w:color="000000"/>
-              <w:left w:val="none" w:sz="0" w:space="0" w:color="000000"/>
-              <w:right w:val="single" w:sz="8" w:space="0" w:color="666666"/>
             </w:tcBorders>
             <w:shd w:val="clear" w:color="auto" w:fill="FFFFFF"/>
             <w:tcMar>
@@ -4033,6 +4043,50 @@
             <w:tcBorders>
               <w:bottom w:val="none" w:sz="0" w:space="0" w:color="000000"/>
               <w:top w:val="none" w:sz="0" w:space="0" w:color="000000"/>
+              <w:left w:val="none" w:sz="0" w:space="0" w:color="000000"/>
+              <w:right w:val="single" w:sz="8" w:space="0" w:color="666666"/>
+            </w:tcBorders>
+            <w:shd w:val="clear" w:color="auto" w:fill="FFFFFF"/>
+            <w:tcMar>
+              <w:top w:w="0" w:type="dxa"/>
+              <w:bottom w:w="0" w:type="dxa"/>
+              <w:left w:w="0" w:type="dxa"/>
+              <w:right w:w="0" w:type="dxa"/>
+            </w:tcMar>
+            <w:vAlign w:val="center"/>
+          </w:tcPr>
+          <w:p>
+            <w:pPr>
+              <w:pStyle w:val="Normal"/>
+              <w:jc w:val="left"/>
+              <w:pBdr>
+                <w:bottom w:val="none" w:sz="0" w:space="0" w:color="000000"/>
+                <w:top w:val="none" w:sz="0" w:space="0" w:color="000000"/>
+                <w:left w:val="none" w:sz="0" w:space="0" w:color="000000"/>
+                <w:right w:val="none" w:sz="0" w:space="0" w:color="000000"/>
+              </w:pBdr>
+              <w:spacing w:after="100" w:before="100" w:line="240"/>
+              <w:ind w:firstLine="0" w:left="100" w:right="100"/>
+            </w:pPr>
+            <w:r xmlns:w="http://schemas.openxmlformats.org/wordprocessingml/2006/main" xmlns:wp="http://schemas.openxmlformats.org/drawingml/2006/wordprocessingDrawing" xmlns:r="http://schemas.openxmlformats.org/officeDocument/2006/relationships" xmlns:w14="http://schemas.microsoft.com/office/word/2010/wordml">
+              <w:rPr>
+                <w:rFonts w:ascii="Arial" w:hAnsi="Arial" w:eastAsia="Arial" w:cs="Arial"/>
+                <w:i w:val="false"/>
+                <w:b w:val="false"/>
+                <w:u w:val="none"/>
+                <w:sz w:val="16"/>
+                <w:szCs w:val="16"/>
+                <w:color w:val="000000"/>
+              </w:rPr>
+              <w:t xml:space="preserve">Slope</w:t>
+            </w:r>
+          </w:p>
+        </w:tc>
+        <w:tc>
+          <w:tcPr>
+            <w:tcBorders>
+              <w:bottom w:val="none" w:sz="0" w:space="0" w:color="000000"/>
+              <w:top w:val="none" w:sz="0" w:space="0" w:color="000000"/>
               <w:left w:val="single" w:sz="8" w:space="0" w:color="666666"/>
               <w:right w:val="none" w:sz="0" w:space="0" w:color="000000"/>
             </w:tcBorders>
@@ -4048,27 +4102,27 @@
           <w:p>
             <w:pPr>
               <w:pStyle w:val="Normal"/>
-              <w:jc w:val="left"/>
-              <w:pBdr>
-                <w:bottom w:val="none" w:sz="0" w:space="0" w:color="000000"/>
-                <w:top w:val="none" w:sz="0" w:space="0" w:color="000000"/>
-                <w:left w:val="none" w:sz="0" w:space="0" w:color="000000"/>
-                <w:right w:val="none" w:sz="0" w:space="0" w:color="000000"/>
-              </w:pBdr>
-              <w:spacing w:after="100" w:before="100" w:line="240"/>
-              <w:ind w:firstLine="0" w:left="100" w:right="100"/>
-            </w:pPr>
-            <w:r xmlns:w="http://schemas.openxmlformats.org/wordprocessingml/2006/main" xmlns:wp="http://schemas.openxmlformats.org/drawingml/2006/wordprocessingDrawing" xmlns:r="http://schemas.openxmlformats.org/officeDocument/2006/relationships" xmlns:w14="http://schemas.microsoft.com/office/word/2010/wordml">
-              <w:rPr>
-                <w:rFonts w:ascii="Arial" w:hAnsi="Arial" w:eastAsia="Arial" w:cs="Arial"/>
-                <w:i w:val="false"/>
-                <w:b w:val="false"/>
-                <w:u w:val="none"/>
-                <w:sz w:val="16"/>
-                <w:szCs w:val="16"/>
-                <w:color w:val="000000"/>
-              </w:rPr>
-              <w:t xml:space="preserve">Slope</w:t>
+              <w:jc w:val="center"/>
+              <w:pBdr>
+                <w:bottom w:val="none" w:sz="0" w:space="0" w:color="000000"/>
+                <w:top w:val="none" w:sz="0" w:space="0" w:color="000000"/>
+                <w:left w:val="none" w:sz="0" w:space="0" w:color="000000"/>
+                <w:right w:val="none" w:sz="0" w:space="0" w:color="000000"/>
+              </w:pBdr>
+              <w:spacing w:after="100" w:before="100" w:line="240"/>
+              <w:ind w:firstLine="0" w:left="100" w:right="100"/>
+            </w:pPr>
+            <w:r xmlns:w="http://schemas.openxmlformats.org/wordprocessingml/2006/main" xmlns:wp="http://schemas.openxmlformats.org/drawingml/2006/wordprocessingDrawing" xmlns:r="http://schemas.openxmlformats.org/officeDocument/2006/relationships" xmlns:w14="http://schemas.microsoft.com/office/word/2010/wordml">
+              <w:rPr>
+                <w:rFonts w:ascii="Arial" w:hAnsi="Arial" w:eastAsia="Arial" w:cs="Arial"/>
+                <w:i w:val="false"/>
+                <w:b w:val="false"/>
+                <w:u w:val="none"/>
+                <w:sz w:val="16"/>
+                <w:szCs w:val="16"/>
+                <w:color w:val="000000"/>
+              </w:rPr>
+              <w:t xml:space="preserve">0.00</w:t>
             </w:r>
           </w:p>
         </w:tc>
@@ -4112,7 +4166,7 @@
                 <w:szCs w:val="16"/>
                 <w:color w:val="000000"/>
               </w:rPr>
-              <w:t xml:space="preserve">0.00</w:t>
+              <w:t xml:space="preserve">6.36</w:t>
             </w:r>
           </w:p>
         </w:tc>
@@ -4156,7 +4210,51 @@
                 <w:szCs w:val="16"/>
                 <w:color w:val="000000"/>
               </w:rPr>
-              <w:t xml:space="preserve">6.36</w:t>
+              <w:t xml:space="preserve">63.22</w:t>
+            </w:r>
+          </w:p>
+        </w:tc>
+        <w:tc>
+          <w:tcPr>
+            <w:tcBorders>
+              <w:bottom w:val="none" w:sz="0" w:space="0" w:color="000000"/>
+              <w:top w:val="none" w:sz="0" w:space="0" w:color="000000"/>
+              <w:left w:val="single" w:sz="8" w:space="0" w:color="666666"/>
+              <w:right w:val="none" w:sz="0" w:space="0" w:color="000000"/>
+            </w:tcBorders>
+            <w:shd w:val="clear" w:color="auto" w:fill="FFFFFF"/>
+            <w:tcMar>
+              <w:top w:w="0" w:type="dxa"/>
+              <w:bottom w:w="0" w:type="dxa"/>
+              <w:left w:w="0" w:type="dxa"/>
+              <w:right w:w="0" w:type="dxa"/>
+            </w:tcMar>
+            <w:vAlign w:val="center"/>
+          </w:tcPr>
+          <w:p>
+            <w:pPr>
+              <w:pStyle w:val="Normal"/>
+              <w:jc w:val="center"/>
+              <w:pBdr>
+                <w:bottom w:val="none" w:sz="0" w:space="0" w:color="000000"/>
+                <w:top w:val="none" w:sz="0" w:space="0" w:color="000000"/>
+                <w:left w:val="none" w:sz="0" w:space="0" w:color="000000"/>
+                <w:right w:val="none" w:sz="0" w:space="0" w:color="000000"/>
+              </w:pBdr>
+              <w:spacing w:after="100" w:before="100" w:line="240"/>
+              <w:ind w:firstLine="0" w:left="100" w:right="100"/>
+            </w:pPr>
+            <w:r xmlns:w="http://schemas.openxmlformats.org/wordprocessingml/2006/main" xmlns:wp="http://schemas.openxmlformats.org/drawingml/2006/wordprocessingDrawing" xmlns:r="http://schemas.openxmlformats.org/officeDocument/2006/relationships" xmlns:w14="http://schemas.microsoft.com/office/word/2010/wordml">
+              <w:rPr>
+                <w:rFonts w:ascii="Arial" w:hAnsi="Arial" w:eastAsia="Arial" w:cs="Arial"/>
+                <w:i w:val="false"/>
+                <w:b w:val="false"/>
+                <w:u w:val="none"/>
+                <w:sz w:val="16"/>
+                <w:szCs w:val="16"/>
+                <w:color w:val="000000"/>
+              </w:rPr>
+              <w:t xml:space="preserve">0.00</w:t>
             </w:r>
           </w:p>
         </w:tc>
@@ -4200,7 +4298,7 @@
                 <w:szCs w:val="16"/>
                 <w:color w:val="000000"/>
               </w:rPr>
-              <w:t xml:space="preserve">63.22</w:t>
+              <w:t xml:space="preserve">10.63</w:t>
             </w:r>
           </w:p>
         </w:tc>
@@ -4211,94 +4309,6 @@
               <w:top w:val="none" w:sz="0" w:space="0" w:color="000000"/>
               <w:left w:val="none" w:sz="0" w:space="0" w:color="000000"/>
               <w:right w:val="none" w:sz="0" w:space="0" w:color="000000"/>
-            </w:tcBorders>
-            <w:shd w:val="clear" w:color="auto" w:fill="FFFFFF"/>
-            <w:tcMar>
-              <w:top w:w="0" w:type="dxa"/>
-              <w:bottom w:w="0" w:type="dxa"/>
-              <w:left w:w="0" w:type="dxa"/>
-              <w:right w:w="0" w:type="dxa"/>
-            </w:tcMar>
-            <w:vAlign w:val="center"/>
-          </w:tcPr>
-          <w:p>
-            <w:pPr>
-              <w:pStyle w:val="Normal"/>
-              <w:jc w:val="center"/>
-              <w:pBdr>
-                <w:bottom w:val="none" w:sz="0" w:space="0" w:color="000000"/>
-                <w:top w:val="none" w:sz="0" w:space="0" w:color="000000"/>
-                <w:left w:val="none" w:sz="0" w:space="0" w:color="000000"/>
-                <w:right w:val="none" w:sz="0" w:space="0" w:color="000000"/>
-              </w:pBdr>
-              <w:spacing w:after="100" w:before="100" w:line="240"/>
-              <w:ind w:firstLine="0" w:left="100" w:right="100"/>
-            </w:pPr>
-            <w:r xmlns:w="http://schemas.openxmlformats.org/wordprocessingml/2006/main" xmlns:wp="http://schemas.openxmlformats.org/drawingml/2006/wordprocessingDrawing" xmlns:r="http://schemas.openxmlformats.org/officeDocument/2006/relationships" xmlns:w14="http://schemas.microsoft.com/office/word/2010/wordml">
-              <w:rPr>
-                <w:rFonts w:ascii="Arial" w:hAnsi="Arial" w:eastAsia="Arial" w:cs="Arial"/>
-                <w:i w:val="false"/>
-                <w:b w:val="false"/>
-                <w:u w:val="none"/>
-                <w:sz w:val="16"/>
-                <w:szCs w:val="16"/>
-                <w:color w:val="000000"/>
-              </w:rPr>
-              <w:t xml:space="preserve">0.00</w:t>
-            </w:r>
-          </w:p>
-        </w:tc>
-        <w:tc>
-          <w:tcPr>
-            <w:tcBorders>
-              <w:bottom w:val="none" w:sz="0" w:space="0" w:color="000000"/>
-              <w:top w:val="none" w:sz="0" w:space="0" w:color="000000"/>
-              <w:left w:val="none" w:sz="0" w:space="0" w:color="000000"/>
-              <w:right w:val="single" w:sz="8" w:space="0" w:color="666666"/>
-            </w:tcBorders>
-            <w:shd w:val="clear" w:color="auto" w:fill="FFFFFF"/>
-            <w:tcMar>
-              <w:top w:w="0" w:type="dxa"/>
-              <w:bottom w:w="0" w:type="dxa"/>
-              <w:left w:w="0" w:type="dxa"/>
-              <w:right w:w="0" w:type="dxa"/>
-            </w:tcMar>
-            <w:vAlign w:val="center"/>
-          </w:tcPr>
-          <w:p>
-            <w:pPr>
-              <w:pStyle w:val="Normal"/>
-              <w:jc w:val="center"/>
-              <w:pBdr>
-                <w:bottom w:val="none" w:sz="0" w:space="0" w:color="000000"/>
-                <w:top w:val="none" w:sz="0" w:space="0" w:color="000000"/>
-                <w:left w:val="none" w:sz="0" w:space="0" w:color="000000"/>
-                <w:right w:val="none" w:sz="0" w:space="0" w:color="000000"/>
-              </w:pBdr>
-              <w:spacing w:after="100" w:before="100" w:line="240"/>
-              <w:ind w:firstLine="0" w:left="100" w:right="100"/>
-            </w:pPr>
-            <w:r xmlns:w="http://schemas.openxmlformats.org/wordprocessingml/2006/main" xmlns:wp="http://schemas.openxmlformats.org/drawingml/2006/wordprocessingDrawing" xmlns:r="http://schemas.openxmlformats.org/officeDocument/2006/relationships" xmlns:w14="http://schemas.microsoft.com/office/word/2010/wordml">
-              <w:rPr>
-                <w:rFonts w:ascii="Arial" w:hAnsi="Arial" w:eastAsia="Arial" w:cs="Arial"/>
-                <w:i w:val="false"/>
-                <w:b w:val="false"/>
-                <w:u w:val="none"/>
-                <w:sz w:val="16"/>
-                <w:szCs w:val="16"/>
-                <w:color w:val="000000"/>
-              </w:rPr>
-              <w:t xml:space="preserve">10.63</w:t>
-            </w:r>
-          </w:p>
-        </w:tc>
-        <w:tc>
-          <w:tcPr>
-            <w:tcBorders>
-              <w:bottom w:val="single" w:sz="16" w:space="0" w:color="666666"/>
-              <w:top w:val="none" w:sz="0" w:space="0" w:color="000000"/>
-              <w:left w:val="none" w:sz="0" w:space="0" w:color="000000"/>
-              <w:right w:val="single" w:sz="8" w:space="0" w:color="666666"/>
             </w:tcBorders>
             <w:shd w:val="clear" w:color="auto" w:fill="FFFFFF"/>
             <w:tcMar>
@@ -4347,6 +4357,50 @@
             <w:tcBorders>
               <w:bottom w:val="single" w:sz="16" w:space="0" w:color="666666"/>
               <w:top w:val="none" w:sz="0" w:space="0" w:color="000000"/>
+              <w:left w:val="none" w:sz="0" w:space="0" w:color="000000"/>
+              <w:right w:val="single" w:sz="8" w:space="0" w:color="666666"/>
+            </w:tcBorders>
+            <w:shd w:val="clear" w:color="auto" w:fill="FFFFFF"/>
+            <w:tcMar>
+              <w:top w:w="0" w:type="dxa"/>
+              <w:bottom w:w="0" w:type="dxa"/>
+              <w:left w:w="0" w:type="dxa"/>
+              <w:right w:w="0" w:type="dxa"/>
+            </w:tcMar>
+            <w:vAlign w:val="center"/>
+          </w:tcPr>
+          <w:p>
+            <w:pPr>
+              <w:pStyle w:val="Normal"/>
+              <w:jc w:val="left"/>
+              <w:pBdr>
+                <w:bottom w:val="none" w:sz="0" w:space="0" w:color="000000"/>
+                <w:top w:val="none" w:sz="0" w:space="0" w:color="000000"/>
+                <w:left w:val="none" w:sz="0" w:space="0" w:color="000000"/>
+                <w:right w:val="none" w:sz="0" w:space="0" w:color="000000"/>
+              </w:pBdr>
+              <w:spacing w:after="100" w:before="100" w:line="240"/>
+              <w:ind w:firstLine="0" w:left="100" w:right="100"/>
+            </w:pPr>
+            <w:r xmlns:w="http://schemas.openxmlformats.org/wordprocessingml/2006/main" xmlns:wp="http://schemas.openxmlformats.org/drawingml/2006/wordprocessingDrawing" xmlns:r="http://schemas.openxmlformats.org/officeDocument/2006/relationships" xmlns:w14="http://schemas.microsoft.com/office/word/2010/wordml">
+              <w:rPr>
+                <w:rFonts w:ascii="Arial" w:hAnsi="Arial" w:eastAsia="Arial" w:cs="Arial"/>
+                <w:i w:val="false"/>
+                <w:b w:val="false"/>
+                <w:u w:val="none"/>
+                <w:sz w:val="16"/>
+                <w:szCs w:val="16"/>
+                <w:color w:val="000000"/>
+              </w:rPr>
+              <w:t xml:space="preserve">kSWM</w:t>
+            </w:r>
+          </w:p>
+        </w:tc>
+        <w:tc>
+          <w:tcPr>
+            <w:tcBorders>
+              <w:bottom w:val="single" w:sz="16" w:space="0" w:color="666666"/>
+              <w:top w:val="none" w:sz="0" w:space="0" w:color="000000"/>
               <w:left w:val="single" w:sz="8" w:space="0" w:color="666666"/>
               <w:right w:val="none" w:sz="0" w:space="0" w:color="000000"/>
             </w:tcBorders>
@@ -4362,27 +4416,27 @@
           <w:p>
             <w:pPr>
               <w:pStyle w:val="Normal"/>
-              <w:jc w:val="left"/>
-              <w:pBdr>
-                <w:bottom w:val="none" w:sz="0" w:space="0" w:color="000000"/>
-                <w:top w:val="none" w:sz="0" w:space="0" w:color="000000"/>
-                <w:left w:val="none" w:sz="0" w:space="0" w:color="000000"/>
-                <w:right w:val="none" w:sz="0" w:space="0" w:color="000000"/>
-              </w:pBdr>
-              <w:spacing w:after="100" w:before="100" w:line="240"/>
-              <w:ind w:firstLine="0" w:left="100" w:right="100"/>
-            </w:pPr>
-            <w:r xmlns:w="http://schemas.openxmlformats.org/wordprocessingml/2006/main" xmlns:wp="http://schemas.openxmlformats.org/drawingml/2006/wordprocessingDrawing" xmlns:r="http://schemas.openxmlformats.org/officeDocument/2006/relationships" xmlns:w14="http://schemas.microsoft.com/office/word/2010/wordml">
-              <w:rPr>
-                <w:rFonts w:ascii="Arial" w:hAnsi="Arial" w:eastAsia="Arial" w:cs="Arial"/>
-                <w:i w:val="false"/>
-                <w:b w:val="false"/>
-                <w:u w:val="none"/>
-                <w:sz w:val="16"/>
-                <w:szCs w:val="16"/>
-                <w:color w:val="000000"/>
-              </w:rPr>
-              <w:t xml:space="preserve">kSWM</w:t>
+              <w:jc w:val="center"/>
+              <w:pBdr>
+                <w:bottom w:val="none" w:sz="0" w:space="0" w:color="000000"/>
+                <w:top w:val="none" w:sz="0" w:space="0" w:color="000000"/>
+                <w:left w:val="none" w:sz="0" w:space="0" w:color="000000"/>
+                <w:right w:val="none" w:sz="0" w:space="0" w:color="000000"/>
+              </w:pBdr>
+              <w:spacing w:after="100" w:before="100" w:line="240"/>
+              <w:ind w:firstLine="0" w:left="100" w:right="100"/>
+            </w:pPr>
+            <w:r xmlns:w="http://schemas.openxmlformats.org/wordprocessingml/2006/main" xmlns:wp="http://schemas.openxmlformats.org/drawingml/2006/wordprocessingDrawing" xmlns:r="http://schemas.openxmlformats.org/officeDocument/2006/relationships" xmlns:w14="http://schemas.microsoft.com/office/word/2010/wordml">
+              <w:rPr>
+                <w:rFonts w:ascii="Arial" w:hAnsi="Arial" w:eastAsia="Arial" w:cs="Arial"/>
+                <w:i w:val="false"/>
+                <w:b w:val="false"/>
+                <w:u w:val="none"/>
+                <w:sz w:val="16"/>
+                <w:szCs w:val="16"/>
+                <w:color w:val="000000"/>
+              </w:rPr>
+              <w:t xml:space="preserve">0.00</w:t>
             </w:r>
           </w:p>
         </w:tc>
@@ -4426,7 +4480,7 @@
                 <w:szCs w:val="16"/>
                 <w:color w:val="000000"/>
               </w:rPr>
-              <w:t xml:space="preserve">0.00</w:t>
+              <w:t xml:space="preserve">605.87</w:t>
             </w:r>
           </w:p>
         </w:tc>
@@ -4470,14 +4524,14 @@
                 <w:szCs w:val="16"/>
                 <w:color w:val="000000"/>
               </w:rPr>
-              <w:t xml:space="preserve">605.87</w:t>
-            </w:r>
-          </w:p>
-        </w:tc>
-        <w:tc>
-          <w:tcPr>
-            <w:tcBorders>
-              <w:bottom w:val="none" w:sz="0" w:space="0" w:color="000000"/>
+              <w:t xml:space="preserve">1,952.65</w:t>
+            </w:r>
+          </w:p>
+        </w:tc>
+        <w:tc>
+          <w:tcPr>
+            <w:tcBorders>
+              <w:bottom w:val="single" w:sz="16" w:space="0" w:color="666666"/>
               <w:top w:val="none" w:sz="0" w:space="0" w:color="000000"/>
               <w:left w:val="single" w:sz="8" w:space="0" w:color="666666"/>
               <w:right w:val="none" w:sz="0" w:space="0" w:color="000000"/>
@@ -4514,7 +4568,7 @@
                 <w:szCs w:val="16"/>
                 <w:color w:val="000000"/>
               </w:rPr>
-              <w:t xml:space="preserve">1,952.65</w:t>
+              <w:t xml:space="preserve">0.00</w:t>
             </w:r>
           </w:p>
         </w:tc>
@@ -4525,50 +4579,6 @@
               <w:top w:val="none" w:sz="0" w:space="0" w:color="000000"/>
               <w:left w:val="none" w:sz="0" w:space="0" w:color="000000"/>
               <w:right w:val="none" w:sz="0" w:space="0" w:color="000000"/>
-            </w:tcBorders>
-            <w:shd w:val="clear" w:color="auto" w:fill="FFFFFF"/>
-            <w:tcMar>
-              <w:top w:w="0" w:type="dxa"/>
-              <w:bottom w:w="0" w:type="dxa"/>
-              <w:left w:w="0" w:type="dxa"/>
-              <w:right w:w="0" w:type="dxa"/>
-            </w:tcMar>
-            <w:vAlign w:val="center"/>
-          </w:tcPr>
-          <w:p>
-            <w:pPr>
-              <w:pStyle w:val="Normal"/>
-              <w:jc w:val="center"/>
-              <w:pBdr>
-                <w:bottom w:val="none" w:sz="0" w:space="0" w:color="000000"/>
-                <w:top w:val="none" w:sz="0" w:space="0" w:color="000000"/>
-                <w:left w:val="none" w:sz="0" w:space="0" w:color="000000"/>
-                <w:right w:val="none" w:sz="0" w:space="0" w:color="000000"/>
-              </w:pBdr>
-              <w:spacing w:after="100" w:before="100" w:line="240"/>
-              <w:ind w:firstLine="0" w:left="100" w:right="100"/>
-            </w:pPr>
-            <w:r xmlns:w="http://schemas.openxmlformats.org/wordprocessingml/2006/main" xmlns:wp="http://schemas.openxmlformats.org/drawingml/2006/wordprocessingDrawing" xmlns:r="http://schemas.openxmlformats.org/officeDocument/2006/relationships" xmlns:w14="http://schemas.microsoft.com/office/word/2010/wordml">
-              <w:rPr>
-                <w:rFonts w:ascii="Arial" w:hAnsi="Arial" w:eastAsia="Arial" w:cs="Arial"/>
-                <w:i w:val="false"/>
-                <w:b w:val="false"/>
-                <w:u w:val="none"/>
-                <w:sz w:val="16"/>
-                <w:szCs w:val="16"/>
-                <w:color w:val="000000"/>
-              </w:rPr>
-              <w:t xml:space="preserve">0.00</w:t>
-            </w:r>
-          </w:p>
-        </w:tc>
-        <w:tc>
-          <w:tcPr>
-            <w:tcBorders>
-              <w:bottom w:val="single" w:sz="16" w:space="0" w:color="666666"/>
-              <w:top w:val="none" w:sz="0" w:space="0" w:color="000000"/>
-              <w:left w:val="none" w:sz="0" w:space="0" w:color="000000"/>
-              <w:right w:val="single" w:sz="8" w:space="0" w:color="666666"/>
             </w:tcBorders>
             <w:shd w:val="clear" w:color="auto" w:fill="FFFFFF"/>
             <w:tcMar>
@@ -4738,9 +4748,29 @@
       <w:r>
         <w:t xml:space="preserve">function in the raster package in R (Hijmans, 2022).</w:t>
       </w:r>
-      <w:r>
-        <w:t xml:space="preserve"> </w:t>
-      </w:r>
+    </w:p>
+    <w:p>
+      <w:pPr>
+        <w:pStyle w:val="BodyText"/>
+      </w:pPr>
+      <w:r>
+        <w:t xml:space="preserve">We created a uniform raster object of all environmental predictor variables included in the models, resampling all GIS-layers to a 25 m resolution covering the whole model area (the Norwegian coast), cropped to areas of water depths down to 40 m. While measured depth from the kelp registration was used in the model fitting, we used the full cover bathymetric data (m) for the predictions. And while historic temperature data was used in the fitting process, a static representation of present day annual mean and maximum temperature based on long term averages (Bio-Oracle) was used for the spatial predictions (</w:t>
+      </w:r>
+      <w:r>
+        <w:rPr>
+          <w:bCs/>
+          <w:b/>
+        </w:rPr>
+        <w:t xml:space="preserve">sjekk spesifisering av variabel</w:t>
+      </w:r>
+      <w:r>
+        <w:t xml:space="preserve">). Predictions from BRT models are given for all cells regardless of the presence of missing values for some variables, and missing values are set to the overall mean value for that variable.</w:t>
+      </w:r>
+    </w:p>
+    <w:p>
+      <w:pPr>
+        <w:pStyle w:val="BodyText"/>
+      </w:pPr>
       <w:r>
         <w:rPr>
           <w:bCs/>
@@ -4748,28 +4778,16 @@
         </w:rPr>
         <w:t xml:space="preserve">Noe om konvertering til biomasse??</w:t>
       </w:r>
-    </w:p>
-    <w:p>
-      <w:pPr>
-        <w:pStyle w:val="BodyText"/>
-      </w:pPr>
-      <w:r>
-        <w:t xml:space="preserve">We created a uniform raster object of all environmental predictor variables included in the models, resampling all GIS-layers to a 25 m resolution covering the whole model area (the Norwegian coast). While measured depth from the kelp registration was used in the model fitting, we used the full cover bathymetric data (m) for the predictions. And while historic temperature data was used in the fitting process, a static representation of present day annual mean and maximum temperature based on long term averages (Bio-Oracle) was used for the spatial predictions (</w:t>
-      </w:r>
-      <w:r>
-        <w:rPr>
-          <w:bCs/>
-          <w:b/>
-        </w:rPr>
-        <w:t xml:space="preserve">sjekk spesifisering av variabel</w:t>
-      </w:r>
-      <w:r>
-        <w:t xml:space="preserve">). Predictions from BRT models are given for all cells regardless of the presence of missing values for some variables, and missing values are set to the overall mean value for that variable.</w:t>
+      <w:r>
+        <w:t xml:space="preserve"> </w:t>
+      </w:r>
+      <w:r>
+        <w:t xml:space="preserve">The final models shows the predicted density in number of plants per square meter, in each grid cell of 25 x 25 m. Based on a previously published model describing variation in tangle kelp wet weight along environmental gradients (Gundersen et al …), we were able to create a spatial layer with predicted wet weight per plant within the same grid. Multiplying these layers and scaling for area covered, gives the spatial predictions of variability in tangle kelp biomass in wet weight (kg m-2). While forest areas have by far the most important role as habitat providers, the vast areas with lower densities of kelp comprise more kelp biomass in total. This particularly important to keep in mind when estimating standing stocks of kelp, for instance in considering kelp as potential marine carbon sinks (?? - what’s the correct term here… ??)</w:t>
       </w:r>
     </w:p>
     <w:bookmarkEnd w:id="37"/>
     <w:bookmarkEnd w:id="38"/>
-    <w:bookmarkStart w:id="47" w:name="results"/>
+    <w:bookmarkStart w:id="50" w:name="results"/>
     <w:p>
       <w:pPr>
         <w:pStyle w:val="Heading1"/>
@@ -4778,7 +4796,7 @@
         <w:t xml:space="preserve">Results</w:t>
       </w:r>
     </w:p>
-    <w:bookmarkStart w:id="42" w:name="predicted-kelp-distribution"/>
+    <w:bookmarkStart w:id="45" w:name="predicted-kelp-distribution"/>
     <w:p>
       <w:pPr>
         <w:pStyle w:val="Heading2"/>
@@ -4824,7 +4842,17 @@
         <w:pStyle w:val="FirstParagraph"/>
       </w:pPr>
       <w:r>
-        <w:t xml:space="preserve">Tangle kelp presence is predicted along almost the entire coastline of Norway, with the highest densities and largest continous areas in Mid-Norway. Plant densities above 5 individuals m</w:t>
+        <w:t xml:space="preserve">Tangle kelp presence is predicted along almost the entire coastline of Norway (</w:t>
+      </w:r>
+      <w:r>
+        <w:rPr>
+          <w:bCs/>
+          <w:b/>
+        </w:rPr>
+        <w:t xml:space="preserve">Xref map</w:t>
+      </w:r>
+      <w:r>
+        <w:t xml:space="preserve">), with the highest densities and largest continuous areas in Mid-Norway. Areas with plant densities above 4 individuals m</w:t>
       </w:r>
       <w:r>
         <w:rPr>
@@ -4833,7 +4861,74 @@
         <w:t xml:space="preserve">-2</w:t>
       </w:r>
       <w:r>
-        <w:t xml:space="preserve">.</w:t>
+        <w:t xml:space="preserve"> </w:t>
+      </w:r>
+      <w:r>
+        <w:t xml:space="preserve">are considered kelp forests, and were predicted to cover an total area of 2622 km</w:t>
+      </w:r>
+      <w:r>
+        <w:rPr>
+          <w:vertAlign w:val="superscript"/>
+        </w:rPr>
+        <w:t xml:space="preserve">-2</w:t>
+      </w:r>
+      <w:r>
+        <w:t xml:space="preserve"> </w:t>
+      </w:r>
+      <w:r>
+        <w:t xml:space="preserve">(</w:t>
+      </w:r>
+      <w:r>
+        <w:rPr>
+          <w:bCs/>
+          <w:b/>
+        </w:rPr>
+        <w:t xml:space="preserve">Xref table</w:t>
+      </w:r>
+      <w:r>
+        <w:t xml:space="preserve">). There are also large areas (10058 km</w:t>
+      </w:r>
+      <w:r>
+        <w:rPr>
+          <w:vertAlign w:val="superscript"/>
+        </w:rPr>
+        <w:t xml:space="preserve">-2</w:t>
+      </w:r>
+      <w:r>
+        <w:t xml:space="preserve">) with predicted tangle kelp presence, where densities falls below this</w:t>
+      </w:r>
+      <w:r>
+        <w:t xml:space="preserve"> </w:t>
+      </w:r>
+      <w:r>
+        <w:t xml:space="preserve">“</w:t>
+      </w:r>
+      <w:r>
+        <w:t xml:space="preserve">threshold</w:t>
+      </w:r>
+      <w:r>
+        <w:t xml:space="preserve">”</w:t>
+      </w:r>
+      <w:r>
+        <w:t xml:space="preserve"> </w:t>
+      </w:r>
+      <w:r>
+        <w:t xml:space="preserve">(1-4 plants m</w:t>
+      </w:r>
+      <w:r>
+        <w:rPr>
+          <w:vertAlign w:val="superscript"/>
+        </w:rPr>
+        <w:t xml:space="preserve">-2</w:t>
+      </w:r>
+      <w:r>
+        <w:t xml:space="preserve">).</w:t>
+      </w:r>
+      <w:r>
+        <w:t xml:space="preserve"> </w:t>
+      </w:r>
+      <w:r>
+        <w:t xml:space="preserve"> </w:t>
       </w:r>
     </w:p>
     <w:p>
@@ -4845,7 +4940,7 @@
           <wp:inline>
             <wp:extent cx="5334000" cy="5669280"/>
             <wp:effectExtent b="0" l="0" r="0" t="0"/>
-            <wp:docPr descr="Predictions of tangle kelp densities along the Norwegian coastline based on the final BRT-model." title="" id="40" name="Picture"/>
+            <wp:docPr descr="Predictions of tangle kelp densities along the Norwegian coastline based on the final tangle kelp BRT-model." title="" id="40" name="Picture"/>
             <a:graphic>
               <a:graphicData uri="http://schemas.openxmlformats.org/drawingml/2006/picture">
                 <pic:pic>
@@ -4888,25 +4983,1448 @@
         <w:pStyle w:val="ImageCaption"/>
       </w:pPr>
       <w:r>
-        <w:t xml:space="preserve">Predictions of tangle kelp densities along the Norwegian coastline based on the final BRT-model.</w:t>
-      </w:r>
-    </w:p>
-    <w:bookmarkEnd w:id="42"/>
-    <w:bookmarkStart w:id="46" w:name="X7a2241768a75bbe8f4c18bc085b6a1e83db7638"/>
-    <w:p>
-      <w:pPr>
-        <w:pStyle w:val="Heading2"/>
-      </w:pPr>
-      <w:r>
-        <w:t xml:space="preserve">Associations with Environmental Variables</w:t>
+        <w:t xml:space="preserve">Predictions of tangle kelp densities along the Norwegian coastline based on the final tangle kelp BRT-model.</w:t>
       </w:r>
     </w:p>
     <w:p>
       <w:pPr>
+        <w:pStyle w:val="BodyText"/>
+      </w:pPr>
+      <w:r>
+        <w:t xml:space="preserve">Sugar kelp presence is predominantly predicted along the southern coast of Norway, with the highest densities in South-West Norway. Forests were defined as areas covered by densities greater than 6 plants m</w:t>
+      </w:r>
+      <w:r>
+        <w:rPr>
+          <w:vertAlign w:val="superscript"/>
+        </w:rPr>
+        <w:t xml:space="preserve">-2</w:t>
+      </w:r>
+      <w:r>
+        <w:t xml:space="preserve">, which was predicted to cover a mere 3 km</w:t>
+      </w:r>
+      <w:r>
+        <w:rPr>
+          <w:vertAlign w:val="superscript"/>
+        </w:rPr>
+        <w:t xml:space="preserve">2</w:t>
+      </w:r>
+      <w:r>
+        <w:t xml:space="preserve"> </w:t>
+      </w:r>
+      <w:r>
+        <w:t xml:space="preserve">in total. Lower density occurrences (1-6 plants</w:t>
+      </w:r>
+      <w:r>
+        <w:t xml:space="preserve"> </w:t>
+      </w:r>
+      <w:r>
+        <w:rPr>
+          <w:vertAlign w:val="superscript"/>
+        </w:rPr>
+        <w:t xml:space="preserve">m-2</w:t>
+      </w:r>
+      <w:r>
+        <w:t xml:space="preserve">) were predicted to cover a total of 6138 km</w:t>
+      </w:r>
+      <w:r>
+        <w:rPr>
+          <w:vertAlign w:val="superscript"/>
+        </w:rPr>
+        <w:t xml:space="preserve">2</w:t>
+      </w:r>
+      <w:r>
+        <w:t xml:space="preserve">.</w:t>
+      </w:r>
+    </w:p>
+    <w:p>
+      <w:pPr>
+        <w:pStyle w:val="BodyText"/>
+      </w:pPr>
+      <w:r>
+        <w:drawing>
+          <wp:inline>
+            <wp:extent cx="5334000" cy="5669280"/>
+            <wp:effectExtent b="0" l="0" r="0" t="0"/>
+            <wp:docPr descr="Predictions of sugar kelp densities along the Norwegian coastline based on the final sugar kelp BRT-model." title="" id="43" name="Picture"/>
+            <a:graphic>
+              <a:graphicData uri="http://schemas.openxmlformats.org/drawingml/2006/picture">
+                <pic:pic>
+                  <pic:nvPicPr>
+                    <pic:cNvPr descr="../Figures/SaclatBRTMap.png" id="44" name="Picture"/>
+                    <pic:cNvPicPr>
+                      <a:picLocks noChangeArrowheads="1" noChangeAspect="1"/>
+                    </pic:cNvPicPr>
+                  </pic:nvPicPr>
+                  <pic:blipFill>
+                    <a:blip r:embed="rId42"/>
+                    <a:stretch>
+                      <a:fillRect/>
+                    </a:stretch>
+                  </pic:blipFill>
+                  <pic:spPr bwMode="auto">
+                    <a:xfrm>
+                      <a:off x="0" y="0"/>
+                      <a:ext cx="5334000" cy="5669280"/>
+                    </a:xfrm>
+                    <a:prstGeom prst="rect">
+                      <a:avLst/>
+                    </a:prstGeom>
+                    <a:noFill/>
+                    <a:ln w="9525">
+                      <a:noFill/>
+                      <a:headEnd/>
+                      <a:tailEnd/>
+                    </a:ln>
+                  </pic:spPr>
+                </pic:pic>
+              </a:graphicData>
+            </a:graphic>
+          </wp:inline>
+        </w:drawing>
+      </w:r>
+      <w:r>
+        <w:t xml:space="preserve"> </w:t>
+      </w:r>
+    </w:p>
+    <w:p>
+      <w:pPr>
+        <w:pStyle w:val="SourceCode"/>
+      </w:pPr>
+      <w:r>
+        <w:rPr>
+          <w:rStyle w:val="VerbatimChar"/>
+        </w:rPr>
+        <w:t xml:space="preserve">## Joining, by = c("Kelp", "densities", "N", "Area_km")</w:t>
+      </w:r>
+    </w:p>
+    <w:tbl xmlns:w="http://schemas.openxmlformats.org/wordprocessingml/2006/main" xmlns:r="http://schemas.openxmlformats.org/officeDocument/2006/relationships" xmlns:w14="http://schemas.microsoft.com/office/word/2010/wordml" xmlns:wp="http://schemas.openxmlformats.org/drawingml/2006/wordprocessingDrawing" xmlns:a="http://schemas.openxmlformats.org/drawingml/2006/main" xmlns:pic="http://schemas.openxmlformats.org/drawingml/2006/picture">
+      <w:tblPr>
+        <w:tblLayout w:type="fixed"/>
+        <w:jc w:val="center"/>
+        <w:tblLook w:firstRow="1" w:lastRow="0" w:firstColumn="0" w:lastColumn="0" w:noHBand="0" w:noVBand="1"/>
+      </w:tblPr>
+      <w:tblGrid>
+        <w:gridCol w:w="1238"/>
+        <w:gridCol w:w="1300"/>
+        <w:gridCol w:w="1211"/>
+        <w:gridCol w:w="1122"/>
+        <w:gridCol w:w="1044"/>
+      </w:tblGrid>
+      <w:tr>
+        <w:trPr>
+          <w:trHeight w:val="593" w:hRule="auto"/>
+          <w:tblHeader/>
+        </w:trPr>
+        header1
+        <w:tc>
+          <w:tcPr>
+            <w:vMerge w:val="restart"/>
+            <w:tcBorders>
+              <w:bottom w:val="single" w:sz="16" w:space="0" w:color="666666"/>
+              <w:top w:val="single" w:sz="16" w:space="0" w:color="666666"/>
+              <w:left w:val="none" w:sz="0" w:space="0" w:color="000000"/>
+              <w:right w:val="single" w:sz="8" w:space="0" w:color="666666"/>
+            </w:tcBorders>
+            <w:shd w:val="clear" w:color="auto" w:fill="FFFFFF"/>
+            <w:tcMar>
+              <w:top w:w="0" w:type="dxa"/>
+              <w:bottom w:w="0" w:type="dxa"/>
+              <w:left w:w="0" w:type="dxa"/>
+              <w:right w:w="0" w:type="dxa"/>
+            </w:tcMar>
+            <w:vAlign w:val="center"/>
+          </w:tcPr>
+          <w:p>
+            <w:pPr>
+              <w:pStyle w:val="Normal"/>
+              <w:jc w:val="left"/>
+              <w:pBdr>
+                <w:bottom w:val="none" w:sz="0" w:space="0" w:color="000000"/>
+                <w:top w:val="none" w:sz="0" w:space="0" w:color="000000"/>
+                <w:left w:val="none" w:sz="0" w:space="0" w:color="000000"/>
+                <w:right w:val="none" w:sz="0" w:space="0" w:color="000000"/>
+              </w:pBdr>
+              <w:spacing w:after="100" w:before="100" w:line="240"/>
+              <w:ind w:firstLine="0" w:left="100" w:right="100"/>
+            </w:pPr>
+            <w:r xmlns:w="http://schemas.openxmlformats.org/wordprocessingml/2006/main" xmlns:wp="http://schemas.openxmlformats.org/drawingml/2006/wordprocessingDrawing" xmlns:r="http://schemas.openxmlformats.org/officeDocument/2006/relationships" xmlns:w14="http://schemas.microsoft.com/office/word/2010/wordml">
+              <w:rPr>
+                <w:rFonts w:ascii="Arial" w:hAnsi="Arial" w:eastAsia="Arial" w:cs="Arial"/>
+                <w:i w:val="false"/>
+                <w:b w:val="true"/>
+                <w:u w:val="none"/>
+                <w:sz w:val="20"/>
+                <w:szCs w:val="20"/>
+                <w:color w:val="000000"/>
+              </w:rPr>
+              <w:t xml:space="preserve">Kelp</w:t>
+            </w:r>
+          </w:p>
+        </w:tc>
+        <w:tc>
+          <w:tcPr>
+            <w:vMerge w:val="restart"/>
+            <w:tcBorders>
+              <w:bottom w:val="single" w:sz="16" w:space="0" w:color="666666"/>
+              <w:top w:val="single" w:sz="16" w:space="0" w:color="666666"/>
+              <w:left w:val="single" w:sz="8" w:space="0" w:color="666666"/>
+              <w:right w:val="none" w:sz="0" w:space="0" w:color="000000"/>
+            </w:tcBorders>
+            <w:shd w:val="clear" w:color="auto" w:fill="FFFFFF"/>
+            <w:tcMar>
+              <w:top w:w="0" w:type="dxa"/>
+              <w:bottom w:w="0" w:type="dxa"/>
+              <w:left w:w="0" w:type="dxa"/>
+              <w:right w:w="0" w:type="dxa"/>
+            </w:tcMar>
+            <w:vAlign w:val="center"/>
+          </w:tcPr>
+          <w:p>
+            <w:pPr>
+              <w:pStyle w:val="Normal"/>
+              <w:jc w:val="center"/>
+              <w:pBdr>
+                <w:bottom w:val="none" w:sz="0" w:space="0" w:color="000000"/>
+                <w:top w:val="none" w:sz="0" w:space="0" w:color="000000"/>
+                <w:left w:val="none" w:sz="0" w:space="0" w:color="000000"/>
+                <w:right w:val="none" w:sz="0" w:space="0" w:color="000000"/>
+              </w:pBdr>
+              <w:spacing w:after="100" w:before="100" w:line="240"/>
+              <w:ind w:firstLine="0" w:left="100" w:right="100"/>
+            </w:pPr>
+            <w:r xmlns:w="http://schemas.openxmlformats.org/wordprocessingml/2006/main" xmlns:wp="http://schemas.openxmlformats.org/drawingml/2006/wordprocessingDrawing" xmlns:r="http://schemas.openxmlformats.org/officeDocument/2006/relationships" xmlns:w14="http://schemas.microsoft.com/office/word/2010/wordml">
+              <w:rPr>
+                <w:rFonts w:ascii="Arial" w:hAnsi="Arial" w:eastAsia="Arial" w:cs="Arial"/>
+                <w:i w:val="false"/>
+                <w:b w:val="true"/>
+                <w:u w:val="none"/>
+                <w:sz w:val="20"/>
+                <w:szCs w:val="20"/>
+                <w:color w:val="000000"/>
+              </w:rPr>
+              <w:t xml:space="preserve">Densities</w:t>
+            </w:r>
+          </w:p>
+        </w:tc>
+        <w:tc>
+          <w:tcPr>
+            <w:vMerge w:val="restart"/>
+            <w:tcBorders>
+              <w:bottom w:val="single" w:sz="16" w:space="0" w:color="666666"/>
+              <w:top w:val="single" w:sz="16" w:space="0" w:color="666666"/>
+              <w:left w:val="none" w:sz="0" w:space="0" w:color="000000"/>
+              <w:right w:val="single" w:sz="8" w:space="0" w:color="666666"/>
+            </w:tcBorders>
+            <w:shd w:val="clear" w:color="auto" w:fill="FFFFFF"/>
+            <w:tcMar>
+              <w:top w:w="0" w:type="dxa"/>
+              <w:bottom w:w="0" w:type="dxa"/>
+              <w:left w:w="0" w:type="dxa"/>
+              <w:right w:w="0" w:type="dxa"/>
+            </w:tcMar>
+            <w:vAlign w:val="center"/>
+          </w:tcPr>
+          <w:p>
+            <w:pPr>
+              <w:pStyle w:val="Normal"/>
+              <w:jc w:val="center"/>
+              <w:pBdr>
+                <w:bottom w:val="none" w:sz="0" w:space="0" w:color="000000"/>
+                <w:top w:val="none" w:sz="0" w:space="0" w:color="000000"/>
+                <w:left w:val="none" w:sz="0" w:space="0" w:color="000000"/>
+                <w:right w:val="none" w:sz="0" w:space="0" w:color="000000"/>
+              </w:pBdr>
+              <w:spacing w:after="100" w:before="100" w:line="240"/>
+              <w:ind w:firstLine="0" w:left="100" w:right="100"/>
+            </w:pPr>
+            <w:r xmlns:w="http://schemas.openxmlformats.org/wordprocessingml/2006/main" xmlns:wp="http://schemas.openxmlformats.org/drawingml/2006/wordprocessingDrawing" xmlns:r="http://schemas.openxmlformats.org/officeDocument/2006/relationships" xmlns:w14="http://schemas.microsoft.com/office/word/2010/wordml">
+              <w:rPr>
+                <w:rFonts w:ascii="Arial" w:hAnsi="Arial" w:eastAsia="Arial" w:cs="Arial"/>
+                <w:i w:val="false"/>
+                <w:b w:val="true"/>
+                <w:u w:val="none"/>
+                <w:sz w:val="20"/>
+                <w:szCs w:val="20"/>
+                <w:color w:val="000000"/>
+              </w:rPr>
+              <w:t xml:space="preserve">N</w:t>
+            </w:r>
+          </w:p>
+        </w:tc>
+        <w:tc>
+          <w:tcPr>
+            <w:gridSpan w:val="2"/>
+            <w:tcBorders>
+              <w:bottom w:val="single" w:sz="16" w:space="0" w:color="666666"/>
+              <w:top w:val="single" w:sz="16" w:space="0" w:color="666666"/>
+              <w:left w:val="single" w:sz="8" w:space="0" w:color="666666"/>
+              <w:right w:val="none" w:sz="0" w:space="0" w:color="000000"/>
+            </w:tcBorders>
+            <w:shd w:val="clear" w:color="auto" w:fill="FFFFFF"/>
+            <w:tcMar>
+              <w:top w:w="0" w:type="dxa"/>
+              <w:bottom w:w="0" w:type="dxa"/>
+              <w:left w:w="0" w:type="dxa"/>
+              <w:right w:w="0" w:type="dxa"/>
+            </w:tcMar>
+            <w:vAlign w:val="center"/>
+          </w:tcPr>
+          <w:p>
+            <w:pPr>
+              <w:pStyle w:val="Normal"/>
+              <w:jc w:val="center"/>
+              <w:pBdr>
+                <w:bottom w:val="none" w:sz="0" w:space="0" w:color="000000"/>
+                <w:top w:val="none" w:sz="0" w:space="0" w:color="000000"/>
+                <w:left w:val="none" w:sz="0" w:space="0" w:color="000000"/>
+                <w:right w:val="none" w:sz="0" w:space="0" w:color="000000"/>
+              </w:pBdr>
+              <w:spacing w:after="100" w:before="100" w:line="240"/>
+              <w:ind w:firstLine="0" w:left="100" w:right="100"/>
+            </w:pPr>
+            <w:r xmlns:w="http://schemas.openxmlformats.org/wordprocessingml/2006/main" xmlns:wp="http://schemas.openxmlformats.org/drawingml/2006/wordprocessingDrawing" xmlns:r="http://schemas.openxmlformats.org/officeDocument/2006/relationships" xmlns:w14="http://schemas.microsoft.com/office/word/2010/wordml">
+              <w:rPr>
+                <w:rFonts w:ascii="Arial" w:hAnsi="Arial" w:eastAsia="Arial" w:cs="Arial"/>
+                <w:i w:val="false"/>
+                <w:b w:val="true"/>
+                <w:u w:val="none"/>
+                <w:sz w:val="20"/>
+                <w:szCs w:val="20"/>
+                <w:color w:val="000000"/>
+              </w:rPr>
+              <w:t xml:space="preserve">Area</w:t>
+            </w:r>
+          </w:p>
+        </w:tc>
+      </w:tr>
+      <w:tr>
+        <w:trPr>
+          <w:trHeight w:val="595" w:hRule="auto"/>
+          <w:tblHeader/>
+        </w:trPr>
+        header2
+        <w:tc>
+          <w:tcPr>
+            <w:vMerge/>
+            <w:tcBorders>
+              <w:bottom w:val="single" w:sz="16" w:space="0" w:color="666666"/>
+              <w:top w:val="single" w:sz="16" w:space="0" w:color="666666"/>
+              <w:left w:val="none" w:sz="0" w:space="0" w:color="000000"/>
+              <w:right w:val="single" w:sz="8" w:space="0" w:color="666666"/>
+            </w:tcBorders>
+            <w:shd w:val="clear" w:color="auto" w:fill="FFFFFF"/>
+            <w:tcMar>
+              <w:top w:w="0" w:type="dxa"/>
+              <w:bottom w:w="0" w:type="dxa"/>
+              <w:left w:w="0" w:type="dxa"/>
+              <w:right w:w="0" w:type="dxa"/>
+            </w:tcMar>
+            <w:vAlign w:val="center"/>
+          </w:tcPr>
+          <w:p>
+            <w:pPr>
+              <w:pStyle w:val="Normal"/>
+              <w:jc w:val="left"/>
+              <w:pBdr>
+                <w:bottom w:val="none" w:sz="0" w:space="0" w:color="000000"/>
+                <w:top w:val="none" w:sz="0" w:space="0" w:color="000000"/>
+                <w:left w:val="none" w:sz="0" w:space="0" w:color="000000"/>
+                <w:right w:val="none" w:sz="0" w:space="0" w:color="000000"/>
+              </w:pBdr>
+              <w:spacing w:after="100" w:before="100" w:line="240"/>
+              <w:ind w:firstLine="0" w:left="100" w:right="100"/>
+            </w:pPr>
+          </w:p>
+        </w:tc>
+        <w:tc>
+          <w:tcPr>
+            <w:vMerge/>
+            <w:tcBorders>
+              <w:bottom w:val="single" w:sz="16" w:space="0" w:color="666666"/>
+              <w:top w:val="single" w:sz="16" w:space="0" w:color="666666"/>
+              <w:left w:val="single" w:sz="8" w:space="0" w:color="666666"/>
+              <w:right w:val="none" w:sz="0" w:space="0" w:color="000000"/>
+            </w:tcBorders>
+            <w:shd w:val="clear" w:color="auto" w:fill="FFFFFF"/>
+            <w:tcMar>
+              <w:top w:w="0" w:type="dxa"/>
+              <w:bottom w:w="0" w:type="dxa"/>
+              <w:left w:w="0" w:type="dxa"/>
+              <w:right w:w="0" w:type="dxa"/>
+            </w:tcMar>
+            <w:vAlign w:val="center"/>
+          </w:tcPr>
+          <w:p>
+            <w:pPr>
+              <w:pStyle w:val="Normal"/>
+              <w:jc w:val="center"/>
+              <w:pBdr>
+                <w:bottom w:val="none" w:sz="0" w:space="0" w:color="000000"/>
+                <w:top w:val="none" w:sz="0" w:space="0" w:color="000000"/>
+                <w:left w:val="none" w:sz="0" w:space="0" w:color="000000"/>
+                <w:right w:val="none" w:sz="0" w:space="0" w:color="000000"/>
+              </w:pBdr>
+              <w:spacing w:after="100" w:before="100" w:line="240"/>
+              <w:ind w:firstLine="0" w:left="100" w:right="100"/>
+            </w:pPr>
+          </w:p>
+        </w:tc>
+        <w:tc>
+          <w:tcPr>
+            <w:vMerge/>
+            <w:tcBorders>
+              <w:bottom w:val="single" w:sz="16" w:space="0" w:color="666666"/>
+              <w:top w:val="single" w:sz="16" w:space="0" w:color="666666"/>
+              <w:left w:val="none" w:sz="0" w:space="0" w:color="000000"/>
+              <w:right w:val="single" w:sz="8" w:space="0" w:color="666666"/>
+            </w:tcBorders>
+            <w:shd w:val="clear" w:color="auto" w:fill="FFFFFF"/>
+            <w:tcMar>
+              <w:top w:w="0" w:type="dxa"/>
+              <w:bottom w:w="0" w:type="dxa"/>
+              <w:left w:w="0" w:type="dxa"/>
+              <w:right w:w="0" w:type="dxa"/>
+            </w:tcMar>
+            <w:vAlign w:val="center"/>
+          </w:tcPr>
+          <w:p>
+            <w:pPr>
+              <w:pStyle w:val="Normal"/>
+              <w:jc w:val="center"/>
+              <w:pBdr>
+                <w:bottom w:val="none" w:sz="0" w:space="0" w:color="000000"/>
+                <w:top w:val="none" w:sz="0" w:space="0" w:color="000000"/>
+                <w:left w:val="none" w:sz="0" w:space="0" w:color="000000"/>
+                <w:right w:val="none" w:sz="0" w:space="0" w:color="000000"/>
+              </w:pBdr>
+              <w:spacing w:after="100" w:before="100" w:line="240"/>
+              <w:ind w:firstLine="0" w:left="100" w:right="100"/>
+            </w:pPr>
+          </w:p>
+        </w:tc>
+        <w:tc>
+          <w:tcPr>
+            <w:tcBorders>
+              <w:bottom w:val="single" w:sz="16" w:space="0" w:color="666666"/>
+              <w:top w:val="single" w:sz="16" w:space="0" w:color="666666"/>
+              <w:left w:val="single" w:sz="8" w:space="0" w:color="666666"/>
+              <w:right w:val="none" w:sz="0" w:space="0" w:color="000000"/>
+            </w:tcBorders>
+            <w:shd w:val="clear" w:color="auto" w:fill="FFFFFF"/>
+            <w:tcMar>
+              <w:top w:w="0" w:type="dxa"/>
+              <w:bottom w:w="0" w:type="dxa"/>
+              <w:left w:w="0" w:type="dxa"/>
+              <w:right w:w="0" w:type="dxa"/>
+            </w:tcMar>
+            <w:vAlign w:val="center"/>
+          </w:tcPr>
+          <w:p>
+            <w:pPr>
+              <w:pStyle w:val="Normal"/>
+              <w:jc w:val="center"/>
+              <w:pBdr>
+                <w:bottom w:val="none" w:sz="0" w:space="0" w:color="000000"/>
+                <w:top w:val="none" w:sz="0" w:space="0" w:color="000000"/>
+                <w:left w:val="none" w:sz="0" w:space="0" w:color="000000"/>
+                <w:right w:val="none" w:sz="0" w:space="0" w:color="000000"/>
+              </w:pBdr>
+              <w:spacing w:after="100" w:before="100" w:line="240"/>
+              <w:ind w:firstLine="0" w:left="100" w:right="100"/>
+            </w:pPr>
+            <w:r xmlns:w="http://schemas.openxmlformats.org/wordprocessingml/2006/main" xmlns:wp="http://schemas.openxmlformats.org/drawingml/2006/wordprocessingDrawing" xmlns:r="http://schemas.openxmlformats.org/officeDocument/2006/relationships" xmlns:w14="http://schemas.microsoft.com/office/word/2010/wordml">
+              <w:rPr>
+                <w:rFonts w:ascii="Arial" w:hAnsi="Arial" w:eastAsia="Arial" w:cs="Arial"/>
+                <w:i w:val="true"/>
+                <w:b w:val="false"/>
+                <w:u w:val="none"/>
+                <w:sz w:val="20"/>
+                <w:szCs w:val="20"/>
+                <w:color w:val="000000"/>
+              </w:rPr>
+              <w:t xml:space="preserve">km</w:t>
+            </w:r>
+            <w:r xmlns:w="http://schemas.openxmlformats.org/wordprocessingml/2006/main" xmlns:wp="http://schemas.openxmlformats.org/drawingml/2006/wordprocessingDrawing" xmlns:r="http://schemas.openxmlformats.org/officeDocument/2006/relationships" xmlns:w14="http://schemas.microsoft.com/office/word/2010/wordml">
+              <w:rPr>
+                <w:rFonts w:ascii="Arial" w:hAnsi="Arial" w:eastAsia="Arial" w:cs="Arial"/>
+                <w:i w:val="true"/>
+                <w:b w:val="false"/>
+                <w:u w:val="none"/>
+                <w:vertAlign w:val="superscript"/>
+                <w:sz w:val="20"/>
+                <w:szCs w:val="20"/>
+                <w:color w:val="000000"/>
+              </w:rPr>
+              <w:t xml:space="preserve">2</w:t>
+            </w:r>
+          </w:p>
+        </w:tc>
+        <w:tc>
+          <w:tcPr>
+            <w:tcBorders>
+              <w:bottom w:val="single" w:sz="16" w:space="0" w:color="666666"/>
+              <w:top w:val="single" w:sz="16" w:space="0" w:color="666666"/>
+              <w:left w:val="none" w:sz="0" w:space="0" w:color="000000"/>
+              <w:right w:val="none" w:sz="0" w:space="0" w:color="000000"/>
+            </w:tcBorders>
+            <w:shd w:val="clear" w:color="auto" w:fill="FFFFFF"/>
+            <w:tcMar>
+              <w:top w:w="0" w:type="dxa"/>
+              <w:bottom w:w="0" w:type="dxa"/>
+              <w:left w:w="0" w:type="dxa"/>
+              <w:right w:w="0" w:type="dxa"/>
+            </w:tcMar>
+            <w:vAlign w:val="center"/>
+          </w:tcPr>
+          <w:p>
+            <w:pPr>
+              <w:pStyle w:val="Normal"/>
+              <w:jc w:val="center"/>
+              <w:pBdr>
+                <w:bottom w:val="none" w:sz="0" w:space="0" w:color="000000"/>
+                <w:top w:val="none" w:sz="0" w:space="0" w:color="000000"/>
+                <w:left w:val="none" w:sz="0" w:space="0" w:color="000000"/>
+                <w:right w:val="none" w:sz="0" w:space="0" w:color="000000"/>
+              </w:pBdr>
+              <w:spacing w:after="100" w:before="100" w:line="240"/>
+              <w:ind w:firstLine="0" w:left="100" w:right="100"/>
+            </w:pPr>
+            <w:r xmlns:w="http://schemas.openxmlformats.org/wordprocessingml/2006/main" xmlns:wp="http://schemas.openxmlformats.org/drawingml/2006/wordprocessingDrawing" xmlns:r="http://schemas.openxmlformats.org/officeDocument/2006/relationships" xmlns:w14="http://schemas.microsoft.com/office/word/2010/wordml">
+              <w:rPr>
+                <w:rFonts w:ascii="Arial" w:hAnsi="Arial" w:eastAsia="Arial" w:cs="Arial"/>
+                <w:i w:val="true"/>
+                <w:b w:val="false"/>
+                <w:u w:val="none"/>
+                <w:sz w:val="20"/>
+                <w:szCs w:val="20"/>
+                <w:color w:val="000000"/>
+              </w:rPr>
+              <w:t xml:space="preserve">mill Mg</w:t>
+            </w:r>
+          </w:p>
+        </w:tc>
+      </w:tr>
+      <w:tr>
+        <w:trPr>
+          <w:trHeight w:val="559" w:hRule="auto"/>
+        </w:trPr>
+        body1
+        <w:tc>
+          <w:tcPr>
+            <w:tcBorders>
+              <w:bottom w:val="none" w:sz="0" w:space="0" w:color="000000"/>
+              <w:top w:val="single" w:sz="16" w:space="0" w:color="666666"/>
+              <w:left w:val="none" w:sz="0" w:space="0" w:color="000000"/>
+              <w:right w:val="single" w:sz="8" w:space="0" w:color="666666"/>
+            </w:tcBorders>
+            <w:shd w:val="clear" w:color="auto" w:fill="FFFFFF"/>
+            <w:tcMar>
+              <w:top w:w="0" w:type="dxa"/>
+              <w:bottom w:w="0" w:type="dxa"/>
+              <w:left w:w="0" w:type="dxa"/>
+              <w:right w:w="0" w:type="dxa"/>
+            </w:tcMar>
+            <w:vAlign w:val="center"/>
+          </w:tcPr>
+          <w:p>
+            <w:pPr>
+              <w:pStyle w:val="Normal"/>
+              <w:jc w:val="left"/>
+              <w:pBdr>
+                <w:bottom w:val="none" w:sz="0" w:space="0" w:color="000000"/>
+                <w:top w:val="none" w:sz="0" w:space="0" w:color="000000"/>
+                <w:left w:val="none" w:sz="0" w:space="0" w:color="000000"/>
+                <w:right w:val="none" w:sz="0" w:space="0" w:color="000000"/>
+              </w:pBdr>
+              <w:spacing w:after="100" w:before="100" w:line="240"/>
+              <w:ind w:firstLine="0" w:left="100" w:right="100"/>
+            </w:pPr>
+            <w:r xmlns:w="http://schemas.openxmlformats.org/wordprocessingml/2006/main" xmlns:wp="http://schemas.openxmlformats.org/drawingml/2006/wordprocessingDrawing" xmlns:r="http://schemas.openxmlformats.org/officeDocument/2006/relationships" xmlns:w14="http://schemas.microsoft.com/office/word/2010/wordml">
+              <w:rPr>
+                <w:rFonts w:ascii="Arial" w:hAnsi="Arial" w:eastAsia="Arial" w:cs="Arial"/>
+                <w:i w:val="false"/>
+                <w:b w:val="false"/>
+                <w:u w:val="none"/>
+                <w:sz w:val="16"/>
+                <w:szCs w:val="16"/>
+                <w:color w:val="000000"/>
+              </w:rPr>
+              <w:t xml:space="preserve">Tangle kelp</w:t>
+            </w:r>
+          </w:p>
+        </w:tc>
+        <w:tc>
+          <w:tcPr>
+            <w:tcBorders>
+              <w:bottom w:val="none" w:sz="0" w:space="0" w:color="000000"/>
+              <w:top w:val="single" w:sz="16" w:space="0" w:color="666666"/>
+              <w:left w:val="single" w:sz="8" w:space="0" w:color="666666"/>
+              <w:right w:val="none" w:sz="0" w:space="0" w:color="000000"/>
+            </w:tcBorders>
+            <w:shd w:val="clear" w:color="auto" w:fill="FFFFFF"/>
+            <w:tcMar>
+              <w:top w:w="0" w:type="dxa"/>
+              <w:bottom w:w="0" w:type="dxa"/>
+              <w:left w:w="0" w:type="dxa"/>
+              <w:right w:w="0" w:type="dxa"/>
+            </w:tcMar>
+            <w:vAlign w:val="center"/>
+          </w:tcPr>
+          <w:p>
+            <w:pPr>
+              <w:pStyle w:val="Normal"/>
+              <w:jc w:val="center"/>
+              <w:pBdr>
+                <w:bottom w:val="none" w:sz="0" w:space="0" w:color="000000"/>
+                <w:top w:val="none" w:sz="0" w:space="0" w:color="000000"/>
+                <w:left w:val="none" w:sz="0" w:space="0" w:color="000000"/>
+                <w:right w:val="none" w:sz="0" w:space="0" w:color="000000"/>
+              </w:pBdr>
+              <w:spacing w:after="100" w:before="100" w:line="240"/>
+              <w:ind w:firstLine="0" w:left="100" w:right="100"/>
+            </w:pPr>
+            <w:r xmlns:w="http://schemas.openxmlformats.org/wordprocessingml/2006/main" xmlns:wp="http://schemas.openxmlformats.org/drawingml/2006/wordprocessingDrawing" xmlns:r="http://schemas.openxmlformats.org/officeDocument/2006/relationships" xmlns:w14="http://schemas.microsoft.com/office/word/2010/wordml">
+              <w:rPr>
+                <w:rFonts w:ascii="Arial" w:hAnsi="Arial" w:eastAsia="Arial" w:cs="Arial"/>
+                <w:i w:val="false"/>
+                <w:b w:val="false"/>
+                <w:u w:val="none"/>
+                <w:sz w:val="16"/>
+                <w:szCs w:val="16"/>
+                <w:color w:val="000000"/>
+              </w:rPr>
+              <w:t xml:space="preserve">1 - 4</w:t>
+            </w:r>
+          </w:p>
+        </w:tc>
+        <w:tc>
+          <w:tcPr>
+            <w:tcBorders>
+              <w:bottom w:val="none" w:sz="0" w:space="0" w:color="000000"/>
+              <w:top w:val="single" w:sz="16" w:space="0" w:color="666666"/>
+              <w:left w:val="none" w:sz="0" w:space="0" w:color="000000"/>
+              <w:right w:val="single" w:sz="8" w:space="0" w:color="666666"/>
+            </w:tcBorders>
+            <w:shd w:val="clear" w:color="auto" w:fill="FFFFFF"/>
+            <w:tcMar>
+              <w:top w:w="0" w:type="dxa"/>
+              <w:bottom w:w="0" w:type="dxa"/>
+              <w:left w:w="0" w:type="dxa"/>
+              <w:right w:w="0" w:type="dxa"/>
+            </w:tcMar>
+            <w:vAlign w:val="center"/>
+          </w:tcPr>
+          <w:p>
+            <w:pPr>
+              <w:pStyle w:val="Normal"/>
+              <w:jc w:val="right"/>
+              <w:pBdr>
+                <w:bottom w:val="none" w:sz="0" w:space="0" w:color="000000"/>
+                <w:top w:val="none" w:sz="0" w:space="0" w:color="000000"/>
+                <w:left w:val="none" w:sz="0" w:space="0" w:color="000000"/>
+                <w:right w:val="none" w:sz="0" w:space="0" w:color="000000"/>
+              </w:pBdr>
+              <w:spacing w:after="100" w:before="100" w:line="240"/>
+              <w:ind w:firstLine="0" w:left="100" w:right="100"/>
+            </w:pPr>
+            <w:r xmlns:w="http://schemas.openxmlformats.org/wordprocessingml/2006/main" xmlns:wp="http://schemas.openxmlformats.org/drawingml/2006/wordprocessingDrawing" xmlns:r="http://schemas.openxmlformats.org/officeDocument/2006/relationships" xmlns:w14="http://schemas.microsoft.com/office/word/2010/wordml">
+              <w:rPr>
+                <w:rFonts w:ascii="Arial" w:hAnsi="Arial" w:eastAsia="Arial" w:cs="Arial"/>
+                <w:i w:val="false"/>
+                <w:b w:val="false"/>
+                <w:u w:val="none"/>
+                <w:sz w:val="16"/>
+                <w:szCs w:val="16"/>
+                <w:color w:val="000000"/>
+              </w:rPr>
+              <w:t xml:space="preserve">16 092 156</w:t>
+            </w:r>
+          </w:p>
+        </w:tc>
+        <w:tc>
+          <w:tcPr>
+            <w:tcBorders>
+              <w:bottom w:val="none" w:sz="0" w:space="0" w:color="000000"/>
+              <w:top w:val="single" w:sz="16" w:space="0" w:color="666666"/>
+              <w:left w:val="single" w:sz="8" w:space="0" w:color="666666"/>
+              <w:right w:val="none" w:sz="0" w:space="0" w:color="000000"/>
+            </w:tcBorders>
+            <w:shd w:val="clear" w:color="auto" w:fill="FFFFFF"/>
+            <w:tcMar>
+              <w:top w:w="0" w:type="dxa"/>
+              <w:bottom w:w="0" w:type="dxa"/>
+              <w:left w:w="0" w:type="dxa"/>
+              <w:right w:w="0" w:type="dxa"/>
+            </w:tcMar>
+            <w:vAlign w:val="center"/>
+          </w:tcPr>
+          <w:p>
+            <w:pPr>
+              <w:pStyle w:val="Normal"/>
+              <w:jc w:val="right"/>
+              <w:pBdr>
+                <w:bottom w:val="none" w:sz="0" w:space="0" w:color="000000"/>
+                <w:top w:val="none" w:sz="0" w:space="0" w:color="000000"/>
+                <w:left w:val="none" w:sz="0" w:space="0" w:color="000000"/>
+                <w:right w:val="none" w:sz="0" w:space="0" w:color="000000"/>
+              </w:pBdr>
+              <w:spacing w:after="100" w:before="100" w:line="240"/>
+              <w:ind w:firstLine="0" w:left="100" w:right="100"/>
+            </w:pPr>
+            <w:r xmlns:w="http://schemas.openxmlformats.org/wordprocessingml/2006/main" xmlns:wp="http://schemas.openxmlformats.org/drawingml/2006/wordprocessingDrawing" xmlns:r="http://schemas.openxmlformats.org/officeDocument/2006/relationships" xmlns:w14="http://schemas.microsoft.com/office/word/2010/wordml">
+              <w:rPr>
+                <w:rFonts w:ascii="Arial" w:hAnsi="Arial" w:eastAsia="Arial" w:cs="Arial"/>
+                <w:i w:val="false"/>
+                <w:b w:val="false"/>
+                <w:u w:val="none"/>
+                <w:sz w:val="16"/>
+                <w:szCs w:val="16"/>
+                <w:color w:val="000000"/>
+              </w:rPr>
+              <w:t xml:space="preserve">10 058</w:t>
+            </w:r>
+          </w:p>
+        </w:tc>
+        <w:tc>
+          <w:tcPr>
+            <w:tcBorders>
+              <w:bottom w:val="none" w:sz="0" w:space="0" w:color="000000"/>
+              <w:top w:val="single" w:sz="16" w:space="0" w:color="666666"/>
+              <w:left w:val="none" w:sz="0" w:space="0" w:color="000000"/>
+              <w:right w:val="none" w:sz="0" w:space="0" w:color="000000"/>
+            </w:tcBorders>
+            <w:shd w:val="clear" w:color="auto" w:fill="FFFFFF"/>
+            <w:tcMar>
+              <w:top w:w="0" w:type="dxa"/>
+              <w:bottom w:w="0" w:type="dxa"/>
+              <w:left w:w="0" w:type="dxa"/>
+              <w:right w:w="0" w:type="dxa"/>
+            </w:tcMar>
+            <w:vAlign w:val="center"/>
+          </w:tcPr>
+          <w:p>
+            <w:pPr>
+              <w:pStyle w:val="Normal"/>
+              <w:jc w:val="right"/>
+              <w:pBdr>
+                <w:bottom w:val="none" w:sz="0" w:space="0" w:color="000000"/>
+                <w:top w:val="none" w:sz="0" w:space="0" w:color="000000"/>
+                <w:left w:val="none" w:sz="0" w:space="0" w:color="000000"/>
+                <w:right w:val="none" w:sz="0" w:space="0" w:color="000000"/>
+              </w:pBdr>
+              <w:spacing w:after="100" w:before="100" w:line="240"/>
+              <w:ind w:firstLine="0" w:left="100" w:right="100"/>
+            </w:pPr>
+            <w:r xmlns:w="http://schemas.openxmlformats.org/wordprocessingml/2006/main" xmlns:wp="http://schemas.openxmlformats.org/drawingml/2006/wordprocessingDrawing" xmlns:r="http://schemas.openxmlformats.org/officeDocument/2006/relationships" xmlns:w14="http://schemas.microsoft.com/office/word/2010/wordml">
+              <w:rPr>
+                <w:rFonts w:ascii="Arial" w:hAnsi="Arial" w:eastAsia="Arial" w:cs="Arial"/>
+                <w:i w:val="false"/>
+                <w:b w:val="false"/>
+                <w:u w:val="none"/>
+                <w:sz w:val="16"/>
+                <w:szCs w:val="16"/>
+                <w:color w:val="000000"/>
+              </w:rPr>
+              <w:t xml:space="preserve">12</w:t>
+            </w:r>
+          </w:p>
+        </w:tc>
+      </w:tr>
+      <w:tr>
+        <w:trPr>
+          <w:trHeight w:val="559" w:hRule="auto"/>
+        </w:trPr>
+        body2
+        <w:tc>
+          <w:tcPr>
+            <w:tcBorders>
+              <w:bottom w:val="single" w:sz="8" w:space="0" w:color="666666"/>
+              <w:top w:val="none" w:sz="0" w:space="0" w:color="000000"/>
+              <w:left w:val="none" w:sz="0" w:space="0" w:color="000000"/>
+              <w:right w:val="single" w:sz="8" w:space="0" w:color="666666"/>
+            </w:tcBorders>
+            <w:shd w:val="clear" w:color="auto" w:fill="FFFFFF"/>
+            <w:tcMar>
+              <w:top w:w="0" w:type="dxa"/>
+              <w:bottom w:w="0" w:type="dxa"/>
+              <w:left w:w="0" w:type="dxa"/>
+              <w:right w:w="0" w:type="dxa"/>
+            </w:tcMar>
+            <w:vAlign w:val="center"/>
+          </w:tcPr>
+          <w:p>
+            <w:pPr>
+              <w:pStyle w:val="Normal"/>
+              <w:jc w:val="left"/>
+              <w:pBdr>
+                <w:bottom w:val="none" w:sz="0" w:space="0" w:color="000000"/>
+                <w:top w:val="none" w:sz="0" w:space="0" w:color="000000"/>
+                <w:left w:val="none" w:sz="0" w:space="0" w:color="000000"/>
+                <w:right w:val="none" w:sz="0" w:space="0" w:color="000000"/>
+              </w:pBdr>
+              <w:spacing w:after="100" w:before="100" w:line="240"/>
+              <w:ind w:firstLine="0" w:left="100" w:right="100"/>
+            </w:pPr>
+            <w:r xmlns:w="http://schemas.openxmlformats.org/wordprocessingml/2006/main" xmlns:wp="http://schemas.openxmlformats.org/drawingml/2006/wordprocessingDrawing" xmlns:r="http://schemas.openxmlformats.org/officeDocument/2006/relationships" xmlns:w14="http://schemas.microsoft.com/office/word/2010/wordml">
+              <w:rPr>
+                <w:rFonts w:ascii="Arial" w:hAnsi="Arial" w:eastAsia="Arial" w:cs="Arial"/>
+                <w:i w:val="false"/>
+                <w:b w:val="false"/>
+                <w:u w:val="none"/>
+                <w:sz w:val="16"/>
+                <w:szCs w:val="16"/>
+                <w:color w:val="000000"/>
+              </w:rPr>
+              <w:t xml:space="preserve">Tangle kelp</w:t>
+            </w:r>
+          </w:p>
+        </w:tc>
+        <w:tc>
+          <w:tcPr>
+            <w:tcBorders>
+              <w:bottom w:val="single" w:sz="8" w:space="0" w:color="666666"/>
+              <w:top w:val="none" w:sz="0" w:space="0" w:color="000000"/>
+              <w:left w:val="single" w:sz="8" w:space="0" w:color="666666"/>
+              <w:right w:val="none" w:sz="0" w:space="0" w:color="000000"/>
+            </w:tcBorders>
+            <w:shd w:val="clear" w:color="auto" w:fill="FFFFFF"/>
+            <w:tcMar>
+              <w:top w:w="0" w:type="dxa"/>
+              <w:bottom w:w="0" w:type="dxa"/>
+              <w:left w:w="0" w:type="dxa"/>
+              <w:right w:w="0" w:type="dxa"/>
+            </w:tcMar>
+            <w:vAlign w:val="center"/>
+          </w:tcPr>
+          <w:p>
+            <w:pPr>
+              <w:pStyle w:val="Normal"/>
+              <w:jc w:val="center"/>
+              <w:pBdr>
+                <w:bottom w:val="none" w:sz="0" w:space="0" w:color="000000"/>
+                <w:top w:val="none" w:sz="0" w:space="0" w:color="000000"/>
+                <w:left w:val="none" w:sz="0" w:space="0" w:color="000000"/>
+                <w:right w:val="none" w:sz="0" w:space="0" w:color="000000"/>
+              </w:pBdr>
+              <w:spacing w:after="100" w:before="100" w:line="240"/>
+              <w:ind w:firstLine="0" w:left="100" w:right="100"/>
+            </w:pPr>
+            <w:r xmlns:w="http://schemas.openxmlformats.org/wordprocessingml/2006/main" xmlns:wp="http://schemas.openxmlformats.org/drawingml/2006/wordprocessingDrawing" xmlns:r="http://schemas.openxmlformats.org/officeDocument/2006/relationships" xmlns:w14="http://schemas.microsoft.com/office/word/2010/wordml">
+              <w:rPr>
+                <w:rFonts w:ascii="Arial" w:hAnsi="Arial" w:eastAsia="Arial" w:cs="Arial"/>
+                <w:i w:val="false"/>
+                <w:b w:val="false"/>
+                <w:u w:val="none"/>
+                <w:sz w:val="16"/>
+                <w:szCs w:val="16"/>
+                <w:color w:val="000000"/>
+              </w:rPr>
+              <w:t xml:space="preserve">&gt; 4</w:t>
+            </w:r>
+          </w:p>
+        </w:tc>
+        <w:tc>
+          <w:tcPr>
+            <w:tcBorders>
+              <w:bottom w:val="single" w:sz="8" w:space="0" w:color="666666"/>
+              <w:top w:val="none" w:sz="0" w:space="0" w:color="000000"/>
+              <w:left w:val="none" w:sz="0" w:space="0" w:color="000000"/>
+              <w:right w:val="single" w:sz="8" w:space="0" w:color="666666"/>
+            </w:tcBorders>
+            <w:shd w:val="clear" w:color="auto" w:fill="FFFFFF"/>
+            <w:tcMar>
+              <w:top w:w="0" w:type="dxa"/>
+              <w:bottom w:w="0" w:type="dxa"/>
+              <w:left w:w="0" w:type="dxa"/>
+              <w:right w:w="0" w:type="dxa"/>
+            </w:tcMar>
+            <w:vAlign w:val="center"/>
+          </w:tcPr>
+          <w:p>
+            <w:pPr>
+              <w:pStyle w:val="Normal"/>
+              <w:jc w:val="right"/>
+              <w:pBdr>
+                <w:bottom w:val="none" w:sz="0" w:space="0" w:color="000000"/>
+                <w:top w:val="none" w:sz="0" w:space="0" w:color="000000"/>
+                <w:left w:val="none" w:sz="0" w:space="0" w:color="000000"/>
+                <w:right w:val="none" w:sz="0" w:space="0" w:color="000000"/>
+              </w:pBdr>
+              <w:spacing w:after="100" w:before="100" w:line="240"/>
+              <w:ind w:firstLine="0" w:left="100" w:right="100"/>
+            </w:pPr>
+            <w:r xmlns:w="http://schemas.openxmlformats.org/wordprocessingml/2006/main" xmlns:wp="http://schemas.openxmlformats.org/drawingml/2006/wordprocessingDrawing" xmlns:r="http://schemas.openxmlformats.org/officeDocument/2006/relationships" xmlns:w14="http://schemas.microsoft.com/office/word/2010/wordml">
+              <w:rPr>
+                <w:rFonts w:ascii="Arial" w:hAnsi="Arial" w:eastAsia="Arial" w:cs="Arial"/>
+                <w:i w:val="false"/>
+                <w:b w:val="false"/>
+                <w:u w:val="none"/>
+                <w:sz w:val="16"/>
+                <w:szCs w:val="16"/>
+                <w:color w:val="000000"/>
+              </w:rPr>
+              <w:t xml:space="preserve">4 195 673</w:t>
+            </w:r>
+          </w:p>
+        </w:tc>
+        <w:tc>
+          <w:tcPr>
+            <w:tcBorders>
+              <w:bottom w:val="single" w:sz="8" w:space="0" w:color="666666"/>
+              <w:top w:val="none" w:sz="0" w:space="0" w:color="000000"/>
+              <w:left w:val="single" w:sz="8" w:space="0" w:color="666666"/>
+              <w:right w:val="none" w:sz="0" w:space="0" w:color="000000"/>
+            </w:tcBorders>
+            <w:shd w:val="clear" w:color="auto" w:fill="FFFFFF"/>
+            <w:tcMar>
+              <w:top w:w="0" w:type="dxa"/>
+              <w:bottom w:w="0" w:type="dxa"/>
+              <w:left w:w="0" w:type="dxa"/>
+              <w:right w:w="0" w:type="dxa"/>
+            </w:tcMar>
+            <w:vAlign w:val="center"/>
+          </w:tcPr>
+          <w:p>
+            <w:pPr>
+              <w:pStyle w:val="Normal"/>
+              <w:jc w:val="right"/>
+              <w:pBdr>
+                <w:bottom w:val="none" w:sz="0" w:space="0" w:color="000000"/>
+                <w:top w:val="none" w:sz="0" w:space="0" w:color="000000"/>
+                <w:left w:val="none" w:sz="0" w:space="0" w:color="000000"/>
+                <w:right w:val="none" w:sz="0" w:space="0" w:color="000000"/>
+              </w:pBdr>
+              <w:spacing w:after="100" w:before="100" w:line="240"/>
+              <w:ind w:firstLine="0" w:left="100" w:right="100"/>
+            </w:pPr>
+            <w:r xmlns:w="http://schemas.openxmlformats.org/wordprocessingml/2006/main" xmlns:wp="http://schemas.openxmlformats.org/drawingml/2006/wordprocessingDrawing" xmlns:r="http://schemas.openxmlformats.org/officeDocument/2006/relationships" xmlns:w14="http://schemas.microsoft.com/office/word/2010/wordml">
+              <w:rPr>
+                <w:rFonts w:ascii="Arial" w:hAnsi="Arial" w:eastAsia="Arial" w:cs="Arial"/>
+                <w:i w:val="false"/>
+                <w:b w:val="false"/>
+                <w:u w:val="none"/>
+                <w:sz w:val="16"/>
+                <w:szCs w:val="16"/>
+                <w:color w:val="000000"/>
+              </w:rPr>
+              <w:t xml:space="preserve">2 622</w:t>
+            </w:r>
+          </w:p>
+        </w:tc>
+        <w:tc>
+          <w:tcPr>
+            <w:tcBorders>
+              <w:bottom w:val="single" w:sz="8" w:space="0" w:color="666666"/>
+              <w:top w:val="none" w:sz="0" w:space="0" w:color="000000"/>
+              <w:left w:val="none" w:sz="0" w:space="0" w:color="000000"/>
+              <w:right w:val="none" w:sz="0" w:space="0" w:color="000000"/>
+            </w:tcBorders>
+            <w:shd w:val="clear" w:color="auto" w:fill="FFFFFF"/>
+            <w:tcMar>
+              <w:top w:w="0" w:type="dxa"/>
+              <w:bottom w:w="0" w:type="dxa"/>
+              <w:left w:w="0" w:type="dxa"/>
+              <w:right w:w="0" w:type="dxa"/>
+            </w:tcMar>
+            <w:vAlign w:val="center"/>
+          </w:tcPr>
+          <w:p>
+            <w:pPr>
+              <w:pStyle w:val="Normal"/>
+              <w:jc w:val="right"/>
+              <w:pBdr>
+                <w:bottom w:val="none" w:sz="0" w:space="0" w:color="000000"/>
+                <w:top w:val="none" w:sz="0" w:space="0" w:color="000000"/>
+                <w:left w:val="none" w:sz="0" w:space="0" w:color="000000"/>
+                <w:right w:val="none" w:sz="0" w:space="0" w:color="000000"/>
+              </w:pBdr>
+              <w:spacing w:after="100" w:before="100" w:line="240"/>
+              <w:ind w:firstLine="0" w:left="100" w:right="100"/>
+            </w:pPr>
+            <w:r xmlns:w="http://schemas.openxmlformats.org/wordprocessingml/2006/main" xmlns:wp="http://schemas.openxmlformats.org/drawingml/2006/wordprocessingDrawing" xmlns:r="http://schemas.openxmlformats.org/officeDocument/2006/relationships" xmlns:w14="http://schemas.microsoft.com/office/word/2010/wordml">
+              <w:rPr>
+                <w:rFonts w:ascii="Arial" w:hAnsi="Arial" w:eastAsia="Arial" w:cs="Arial"/>
+                <w:i w:val="false"/>
+                <w:b w:val="false"/>
+                <w:u w:val="none"/>
+                <w:sz w:val="16"/>
+                <w:szCs w:val="16"/>
+                <w:color w:val="000000"/>
+              </w:rPr>
+              <w:t xml:space="preserve">25</w:t>
+            </w:r>
+          </w:p>
+        </w:tc>
+      </w:tr>
+      <w:tr>
+        <w:trPr>
+          <w:trHeight w:val="561" w:hRule="auto"/>
+        </w:trPr>
+        body3
+        <w:tc>
+          <w:tcPr>
+            <w:tcBorders>
+              <w:bottom w:val="none" w:sz="0" w:space="0" w:color="000000"/>
+              <w:top w:val="single" w:sz="8" w:space="0" w:color="666666"/>
+              <w:left w:val="none" w:sz="0" w:space="0" w:color="000000"/>
+              <w:right w:val="single" w:sz="8" w:space="0" w:color="666666"/>
+            </w:tcBorders>
+            <w:shd w:val="clear" w:color="auto" w:fill="FFFFFF"/>
+            <w:tcMar>
+              <w:top w:w="0" w:type="dxa"/>
+              <w:bottom w:w="0" w:type="dxa"/>
+              <w:left w:w="0" w:type="dxa"/>
+              <w:right w:w="0" w:type="dxa"/>
+            </w:tcMar>
+            <w:vAlign w:val="center"/>
+          </w:tcPr>
+          <w:p>
+            <w:pPr>
+              <w:pStyle w:val="Normal"/>
+              <w:jc w:val="left"/>
+              <w:pBdr>
+                <w:bottom w:val="none" w:sz="0" w:space="0" w:color="000000"/>
+                <w:top w:val="none" w:sz="0" w:space="0" w:color="000000"/>
+                <w:left w:val="none" w:sz="0" w:space="0" w:color="000000"/>
+                <w:right w:val="none" w:sz="0" w:space="0" w:color="000000"/>
+              </w:pBdr>
+              <w:spacing w:after="100" w:before="100" w:line="240"/>
+              <w:ind w:firstLine="0" w:left="100" w:right="100"/>
+            </w:pPr>
+            <w:r xmlns:w="http://schemas.openxmlformats.org/wordprocessingml/2006/main" xmlns:wp="http://schemas.openxmlformats.org/drawingml/2006/wordprocessingDrawing" xmlns:r="http://schemas.openxmlformats.org/officeDocument/2006/relationships" xmlns:w14="http://schemas.microsoft.com/office/word/2010/wordml">
+              <w:rPr>
+                <w:rFonts w:ascii="Arial" w:hAnsi="Arial" w:eastAsia="Arial" w:cs="Arial"/>
+                <w:i w:val="false"/>
+                <w:b w:val="false"/>
+                <w:u w:val="none"/>
+                <w:sz w:val="16"/>
+                <w:szCs w:val="16"/>
+                <w:color w:val="000000"/>
+              </w:rPr>
+              <w:t xml:space="preserve">Sugar kelp</w:t>
+            </w:r>
+          </w:p>
+        </w:tc>
+        <w:tc>
+          <w:tcPr>
+            <w:tcBorders>
+              <w:bottom w:val="none" w:sz="0" w:space="0" w:color="000000"/>
+              <w:top w:val="single" w:sz="8" w:space="0" w:color="666666"/>
+              <w:left w:val="single" w:sz="8" w:space="0" w:color="666666"/>
+              <w:right w:val="none" w:sz="0" w:space="0" w:color="000000"/>
+            </w:tcBorders>
+            <w:shd w:val="clear" w:color="auto" w:fill="FFFFFF"/>
+            <w:tcMar>
+              <w:top w:w="0" w:type="dxa"/>
+              <w:bottom w:w="0" w:type="dxa"/>
+              <w:left w:w="0" w:type="dxa"/>
+              <w:right w:w="0" w:type="dxa"/>
+            </w:tcMar>
+            <w:vAlign w:val="center"/>
+          </w:tcPr>
+          <w:p>
+            <w:pPr>
+              <w:pStyle w:val="Normal"/>
+              <w:jc w:val="center"/>
+              <w:pBdr>
+                <w:bottom w:val="none" w:sz="0" w:space="0" w:color="000000"/>
+                <w:top w:val="none" w:sz="0" w:space="0" w:color="000000"/>
+                <w:left w:val="none" w:sz="0" w:space="0" w:color="000000"/>
+                <w:right w:val="none" w:sz="0" w:space="0" w:color="000000"/>
+              </w:pBdr>
+              <w:spacing w:after="100" w:before="100" w:line="240"/>
+              <w:ind w:firstLine="0" w:left="100" w:right="100"/>
+            </w:pPr>
+            <w:r xmlns:w="http://schemas.openxmlformats.org/wordprocessingml/2006/main" xmlns:wp="http://schemas.openxmlformats.org/drawingml/2006/wordprocessingDrawing" xmlns:r="http://schemas.openxmlformats.org/officeDocument/2006/relationships" xmlns:w14="http://schemas.microsoft.com/office/word/2010/wordml">
+              <w:rPr>
+                <w:rFonts w:ascii="Arial" w:hAnsi="Arial" w:eastAsia="Arial" w:cs="Arial"/>
+                <w:i w:val="false"/>
+                <w:b w:val="false"/>
+                <w:u w:val="none"/>
+                <w:sz w:val="16"/>
+                <w:szCs w:val="16"/>
+                <w:color w:val="000000"/>
+              </w:rPr>
+              <w:t xml:space="preserve">1 - 6</w:t>
+            </w:r>
+          </w:p>
+        </w:tc>
+        <w:tc>
+          <w:tcPr>
+            <w:tcBorders>
+              <w:bottom w:val="none" w:sz="0" w:space="0" w:color="000000"/>
+              <w:top w:val="single" w:sz="8" w:space="0" w:color="666666"/>
+              <w:left w:val="none" w:sz="0" w:space="0" w:color="000000"/>
+              <w:right w:val="single" w:sz="8" w:space="0" w:color="666666"/>
+            </w:tcBorders>
+            <w:shd w:val="clear" w:color="auto" w:fill="FFFFFF"/>
+            <w:tcMar>
+              <w:top w:w="0" w:type="dxa"/>
+              <w:bottom w:w="0" w:type="dxa"/>
+              <w:left w:w="0" w:type="dxa"/>
+              <w:right w:w="0" w:type="dxa"/>
+            </w:tcMar>
+            <w:vAlign w:val="center"/>
+          </w:tcPr>
+          <w:p>
+            <w:pPr>
+              <w:pStyle w:val="Normal"/>
+              <w:jc w:val="right"/>
+              <w:pBdr>
+                <w:bottom w:val="none" w:sz="0" w:space="0" w:color="000000"/>
+                <w:top w:val="none" w:sz="0" w:space="0" w:color="000000"/>
+                <w:left w:val="none" w:sz="0" w:space="0" w:color="000000"/>
+                <w:right w:val="none" w:sz="0" w:space="0" w:color="000000"/>
+              </w:pBdr>
+              <w:spacing w:after="100" w:before="100" w:line="240"/>
+              <w:ind w:firstLine="0" w:left="100" w:right="100"/>
+            </w:pPr>
+            <w:r xmlns:w="http://schemas.openxmlformats.org/wordprocessingml/2006/main" xmlns:wp="http://schemas.openxmlformats.org/drawingml/2006/wordprocessingDrawing" xmlns:r="http://schemas.openxmlformats.org/officeDocument/2006/relationships" xmlns:w14="http://schemas.microsoft.com/office/word/2010/wordml">
+              <w:rPr>
+                <w:rFonts w:ascii="Arial" w:hAnsi="Arial" w:eastAsia="Arial" w:cs="Arial"/>
+                <w:i w:val="false"/>
+                <w:b w:val="false"/>
+                <w:u w:val="none"/>
+                <w:sz w:val="16"/>
+                <w:szCs w:val="16"/>
+                <w:color w:val="000000"/>
+              </w:rPr>
+              <w:t xml:space="preserve">9 820 916</w:t>
+            </w:r>
+          </w:p>
+        </w:tc>
+        <w:tc>
+          <w:tcPr>
+            <w:tcBorders>
+              <w:bottom w:val="none" w:sz="0" w:space="0" w:color="000000"/>
+              <w:top w:val="single" w:sz="8" w:space="0" w:color="666666"/>
+              <w:left w:val="single" w:sz="8" w:space="0" w:color="666666"/>
+              <w:right w:val="none" w:sz="0" w:space="0" w:color="000000"/>
+            </w:tcBorders>
+            <w:shd w:val="clear" w:color="auto" w:fill="FFFFFF"/>
+            <w:tcMar>
+              <w:top w:w="0" w:type="dxa"/>
+              <w:bottom w:w="0" w:type="dxa"/>
+              <w:left w:w="0" w:type="dxa"/>
+              <w:right w:w="0" w:type="dxa"/>
+            </w:tcMar>
+            <w:vAlign w:val="center"/>
+          </w:tcPr>
+          <w:p>
+            <w:pPr>
+              <w:pStyle w:val="Normal"/>
+              <w:jc w:val="right"/>
+              <w:pBdr>
+                <w:bottom w:val="none" w:sz="0" w:space="0" w:color="000000"/>
+                <w:top w:val="none" w:sz="0" w:space="0" w:color="000000"/>
+                <w:left w:val="none" w:sz="0" w:space="0" w:color="000000"/>
+                <w:right w:val="none" w:sz="0" w:space="0" w:color="000000"/>
+              </w:pBdr>
+              <w:spacing w:after="100" w:before="100" w:line="240"/>
+              <w:ind w:firstLine="0" w:left="100" w:right="100"/>
+            </w:pPr>
+            <w:r xmlns:w="http://schemas.openxmlformats.org/wordprocessingml/2006/main" xmlns:wp="http://schemas.openxmlformats.org/drawingml/2006/wordprocessingDrawing" xmlns:r="http://schemas.openxmlformats.org/officeDocument/2006/relationships" xmlns:w14="http://schemas.microsoft.com/office/word/2010/wordml">
+              <w:rPr>
+                <w:rFonts w:ascii="Arial" w:hAnsi="Arial" w:eastAsia="Arial" w:cs="Arial"/>
+                <w:i w:val="false"/>
+                <w:b w:val="false"/>
+                <w:u w:val="none"/>
+                <w:sz w:val="16"/>
+                <w:szCs w:val="16"/>
+                <w:color w:val="000000"/>
+              </w:rPr>
+              <w:t xml:space="preserve">6 138</w:t>
+            </w:r>
+          </w:p>
+        </w:tc>
+        <w:tc>
+          <w:tcPr>
+            <w:tcBorders>
+              <w:bottom w:val="none" w:sz="0" w:space="0" w:color="000000"/>
+              <w:top w:val="single" w:sz="8" w:space="0" w:color="666666"/>
+              <w:left w:val="none" w:sz="0" w:space="0" w:color="000000"/>
+              <w:right w:val="none" w:sz="0" w:space="0" w:color="000000"/>
+            </w:tcBorders>
+            <w:shd w:val="clear" w:color="auto" w:fill="FFFFFF"/>
+            <w:tcMar>
+              <w:top w:w="0" w:type="dxa"/>
+              <w:bottom w:w="0" w:type="dxa"/>
+              <w:left w:w="0" w:type="dxa"/>
+              <w:right w:w="0" w:type="dxa"/>
+            </w:tcMar>
+            <w:vAlign w:val="center"/>
+          </w:tcPr>
+          <w:p>
+            <w:pPr>
+              <w:pStyle w:val="Normal"/>
+              <w:jc w:val="right"/>
+              <w:pBdr>
+                <w:bottom w:val="none" w:sz="0" w:space="0" w:color="000000"/>
+                <w:top w:val="none" w:sz="0" w:space="0" w:color="000000"/>
+                <w:left w:val="none" w:sz="0" w:space="0" w:color="000000"/>
+                <w:right w:val="none" w:sz="0" w:space="0" w:color="000000"/>
+              </w:pBdr>
+              <w:spacing w:after="100" w:before="100" w:line="240"/>
+              <w:ind w:firstLine="0" w:left="100" w:right="100"/>
+            </w:pPr>
+            <w:r xmlns:w="http://schemas.openxmlformats.org/wordprocessingml/2006/main" xmlns:wp="http://schemas.openxmlformats.org/drawingml/2006/wordprocessingDrawing" xmlns:r="http://schemas.openxmlformats.org/officeDocument/2006/relationships" xmlns:w14="http://schemas.microsoft.com/office/word/2010/wordml">
+              <w:rPr>
+                <w:rFonts w:ascii="Arial" w:hAnsi="Arial" w:eastAsia="Arial" w:cs="Arial"/>
+                <w:i w:val="false"/>
+                <w:b w:val="false"/>
+                <w:u w:val="none"/>
+                <w:sz w:val="16"/>
+                <w:szCs w:val="16"/>
+                <w:color w:val="000000"/>
+              </w:rPr>
+              <w:t xml:space="preserve"/>
+            </w:r>
+          </w:p>
+        </w:tc>
+      </w:tr>
+      <w:tr>
+        <w:trPr>
+          <w:trHeight w:val="561" w:hRule="auto"/>
+        </w:trPr>
+        body4
+        <w:tc>
+          <w:tcPr>
+            <w:tcBorders>
+              <w:bottom w:val="single" w:sz="16" w:space="0" w:color="666666"/>
+              <w:top w:val="none" w:sz="0" w:space="0" w:color="000000"/>
+              <w:left w:val="none" w:sz="0" w:space="0" w:color="000000"/>
+              <w:right w:val="single" w:sz="8" w:space="0" w:color="666666"/>
+            </w:tcBorders>
+            <w:shd w:val="clear" w:color="auto" w:fill="FFFFFF"/>
+            <w:tcMar>
+              <w:top w:w="0" w:type="dxa"/>
+              <w:bottom w:w="0" w:type="dxa"/>
+              <w:left w:w="0" w:type="dxa"/>
+              <w:right w:w="0" w:type="dxa"/>
+            </w:tcMar>
+            <w:vAlign w:val="center"/>
+          </w:tcPr>
+          <w:p>
+            <w:pPr>
+              <w:pStyle w:val="Normal"/>
+              <w:jc w:val="left"/>
+              <w:pBdr>
+                <w:bottom w:val="none" w:sz="0" w:space="0" w:color="000000"/>
+                <w:top w:val="none" w:sz="0" w:space="0" w:color="000000"/>
+                <w:left w:val="none" w:sz="0" w:space="0" w:color="000000"/>
+                <w:right w:val="none" w:sz="0" w:space="0" w:color="000000"/>
+              </w:pBdr>
+              <w:spacing w:after="100" w:before="100" w:line="240"/>
+              <w:ind w:firstLine="0" w:left="100" w:right="100"/>
+            </w:pPr>
+            <w:r xmlns:w="http://schemas.openxmlformats.org/wordprocessingml/2006/main" xmlns:wp="http://schemas.openxmlformats.org/drawingml/2006/wordprocessingDrawing" xmlns:r="http://schemas.openxmlformats.org/officeDocument/2006/relationships" xmlns:w14="http://schemas.microsoft.com/office/word/2010/wordml">
+              <w:rPr>
+                <w:rFonts w:ascii="Arial" w:hAnsi="Arial" w:eastAsia="Arial" w:cs="Arial"/>
+                <w:i w:val="false"/>
+                <w:b w:val="false"/>
+                <w:u w:val="none"/>
+                <w:sz w:val="16"/>
+                <w:szCs w:val="16"/>
+                <w:color w:val="000000"/>
+              </w:rPr>
+              <w:t xml:space="preserve">Sugar kelp</w:t>
+            </w:r>
+          </w:p>
+        </w:tc>
+        <w:tc>
+          <w:tcPr>
+            <w:tcBorders>
+              <w:bottom w:val="single" w:sz="16" w:space="0" w:color="666666"/>
+              <w:top w:val="none" w:sz="0" w:space="0" w:color="000000"/>
+              <w:left w:val="single" w:sz="8" w:space="0" w:color="666666"/>
+              <w:right w:val="none" w:sz="0" w:space="0" w:color="000000"/>
+            </w:tcBorders>
+            <w:shd w:val="clear" w:color="auto" w:fill="FFFFFF"/>
+            <w:tcMar>
+              <w:top w:w="0" w:type="dxa"/>
+              <w:bottom w:w="0" w:type="dxa"/>
+              <w:left w:w="0" w:type="dxa"/>
+              <w:right w:w="0" w:type="dxa"/>
+            </w:tcMar>
+            <w:vAlign w:val="center"/>
+          </w:tcPr>
+          <w:p>
+            <w:pPr>
+              <w:pStyle w:val="Normal"/>
+              <w:jc w:val="center"/>
+              <w:pBdr>
+                <w:bottom w:val="none" w:sz="0" w:space="0" w:color="000000"/>
+                <w:top w:val="none" w:sz="0" w:space="0" w:color="000000"/>
+                <w:left w:val="none" w:sz="0" w:space="0" w:color="000000"/>
+                <w:right w:val="none" w:sz="0" w:space="0" w:color="000000"/>
+              </w:pBdr>
+              <w:spacing w:after="100" w:before="100" w:line="240"/>
+              <w:ind w:firstLine="0" w:left="100" w:right="100"/>
+            </w:pPr>
+            <w:r xmlns:w="http://schemas.openxmlformats.org/wordprocessingml/2006/main" xmlns:wp="http://schemas.openxmlformats.org/drawingml/2006/wordprocessingDrawing" xmlns:r="http://schemas.openxmlformats.org/officeDocument/2006/relationships" xmlns:w14="http://schemas.microsoft.com/office/word/2010/wordml">
+              <w:rPr>
+                <w:rFonts w:ascii="Arial" w:hAnsi="Arial" w:eastAsia="Arial" w:cs="Arial"/>
+                <w:i w:val="false"/>
+                <w:b w:val="false"/>
+                <w:u w:val="none"/>
+                <w:sz w:val="16"/>
+                <w:szCs w:val="16"/>
+                <w:color w:val="000000"/>
+              </w:rPr>
+              <w:t xml:space="preserve">&gt; 6</w:t>
+            </w:r>
+          </w:p>
+        </w:tc>
+        <w:tc>
+          <w:tcPr>
+            <w:tcBorders>
+              <w:bottom w:val="single" w:sz="16" w:space="0" w:color="666666"/>
+              <w:top w:val="none" w:sz="0" w:space="0" w:color="000000"/>
+              <w:left w:val="none" w:sz="0" w:space="0" w:color="000000"/>
+              <w:right w:val="single" w:sz="8" w:space="0" w:color="666666"/>
+            </w:tcBorders>
+            <w:shd w:val="clear" w:color="auto" w:fill="FFFFFF"/>
+            <w:tcMar>
+              <w:top w:w="0" w:type="dxa"/>
+              <w:bottom w:w="0" w:type="dxa"/>
+              <w:left w:w="0" w:type="dxa"/>
+              <w:right w:w="0" w:type="dxa"/>
+            </w:tcMar>
+            <w:vAlign w:val="center"/>
+          </w:tcPr>
+          <w:p>
+            <w:pPr>
+              <w:pStyle w:val="Normal"/>
+              <w:jc w:val="right"/>
+              <w:pBdr>
+                <w:bottom w:val="none" w:sz="0" w:space="0" w:color="000000"/>
+                <w:top w:val="none" w:sz="0" w:space="0" w:color="000000"/>
+                <w:left w:val="none" w:sz="0" w:space="0" w:color="000000"/>
+                <w:right w:val="none" w:sz="0" w:space="0" w:color="000000"/>
+              </w:pBdr>
+              <w:spacing w:after="100" w:before="100" w:line="240"/>
+              <w:ind w:firstLine="0" w:left="100" w:right="100"/>
+            </w:pPr>
+            <w:r xmlns:w="http://schemas.openxmlformats.org/wordprocessingml/2006/main" xmlns:wp="http://schemas.openxmlformats.org/drawingml/2006/wordprocessingDrawing" xmlns:r="http://schemas.openxmlformats.org/officeDocument/2006/relationships" xmlns:w14="http://schemas.microsoft.com/office/word/2010/wordml">
+              <w:rPr>
+                <w:rFonts w:ascii="Arial" w:hAnsi="Arial" w:eastAsia="Arial" w:cs="Arial"/>
+                <w:i w:val="false"/>
+                <w:b w:val="false"/>
+                <w:u w:val="none"/>
+                <w:sz w:val="16"/>
+                <w:szCs w:val="16"/>
+                <w:color w:val="000000"/>
+              </w:rPr>
+              <w:t xml:space="preserve">4 999</w:t>
+            </w:r>
+          </w:p>
+        </w:tc>
+        <w:tc>
+          <w:tcPr>
+            <w:tcBorders>
+              <w:bottom w:val="single" w:sz="16" w:space="0" w:color="666666"/>
+              <w:top w:val="none" w:sz="0" w:space="0" w:color="000000"/>
+              <w:left w:val="single" w:sz="8" w:space="0" w:color="666666"/>
+              <w:right w:val="none" w:sz="0" w:space="0" w:color="000000"/>
+            </w:tcBorders>
+            <w:shd w:val="clear" w:color="auto" w:fill="FFFFFF"/>
+            <w:tcMar>
+              <w:top w:w="0" w:type="dxa"/>
+              <w:bottom w:w="0" w:type="dxa"/>
+              <w:left w:w="0" w:type="dxa"/>
+              <w:right w:w="0" w:type="dxa"/>
+            </w:tcMar>
+            <w:vAlign w:val="center"/>
+          </w:tcPr>
+          <w:p>
+            <w:pPr>
+              <w:pStyle w:val="Normal"/>
+              <w:jc w:val="right"/>
+              <w:pBdr>
+                <w:bottom w:val="none" w:sz="0" w:space="0" w:color="000000"/>
+                <w:top w:val="none" w:sz="0" w:space="0" w:color="000000"/>
+                <w:left w:val="none" w:sz="0" w:space="0" w:color="000000"/>
+                <w:right w:val="none" w:sz="0" w:space="0" w:color="000000"/>
+              </w:pBdr>
+              <w:spacing w:after="100" w:before="100" w:line="240"/>
+              <w:ind w:firstLine="0" w:left="100" w:right="100"/>
+            </w:pPr>
+            <w:r xmlns:w="http://schemas.openxmlformats.org/wordprocessingml/2006/main" xmlns:wp="http://schemas.openxmlformats.org/drawingml/2006/wordprocessingDrawing" xmlns:r="http://schemas.openxmlformats.org/officeDocument/2006/relationships" xmlns:w14="http://schemas.microsoft.com/office/word/2010/wordml">
+              <w:rPr>
+                <w:rFonts w:ascii="Arial" w:hAnsi="Arial" w:eastAsia="Arial" w:cs="Arial"/>
+                <w:i w:val="false"/>
+                <w:b w:val="false"/>
+                <w:u w:val="none"/>
+                <w:sz w:val="16"/>
+                <w:szCs w:val="16"/>
+                <w:color w:val="000000"/>
+              </w:rPr>
+              <w:t xml:space="preserve">3</w:t>
+            </w:r>
+          </w:p>
+        </w:tc>
+        <w:tc>
+          <w:tcPr>
+            <w:tcBorders>
+              <w:bottom w:val="single" w:sz="16" w:space="0" w:color="666666"/>
+              <w:top w:val="none" w:sz="0" w:space="0" w:color="000000"/>
+              <w:left w:val="none" w:sz="0" w:space="0" w:color="000000"/>
+              <w:right w:val="none" w:sz="0" w:space="0" w:color="000000"/>
+            </w:tcBorders>
+            <w:shd w:val="clear" w:color="auto" w:fill="FFFFFF"/>
+            <w:tcMar>
+              <w:top w:w="0" w:type="dxa"/>
+              <w:bottom w:w="0" w:type="dxa"/>
+              <w:left w:w="0" w:type="dxa"/>
+              <w:right w:w="0" w:type="dxa"/>
+            </w:tcMar>
+            <w:vAlign w:val="center"/>
+          </w:tcPr>
+          <w:p>
+            <w:pPr>
+              <w:pStyle w:val="Normal"/>
+              <w:jc w:val="right"/>
+              <w:pBdr>
+                <w:bottom w:val="none" w:sz="0" w:space="0" w:color="000000"/>
+                <w:top w:val="none" w:sz="0" w:space="0" w:color="000000"/>
+                <w:left w:val="none" w:sz="0" w:space="0" w:color="000000"/>
+                <w:right w:val="none" w:sz="0" w:space="0" w:color="000000"/>
+              </w:pBdr>
+              <w:spacing w:after="100" w:before="100" w:line="240"/>
+              <w:ind w:firstLine="0" w:left="100" w:right="100"/>
+            </w:pPr>
+            <w:r xmlns:w="http://schemas.openxmlformats.org/wordprocessingml/2006/main" xmlns:wp="http://schemas.openxmlformats.org/drawingml/2006/wordprocessingDrawing" xmlns:r="http://schemas.openxmlformats.org/officeDocument/2006/relationships" xmlns:w14="http://schemas.microsoft.com/office/word/2010/wordml">
+              <w:rPr>
+                <w:rFonts w:ascii="Arial" w:hAnsi="Arial" w:eastAsia="Arial" w:cs="Arial"/>
+                <w:i w:val="false"/>
+                <w:b w:val="false"/>
+                <w:u w:val="none"/>
+                <w:sz w:val="16"/>
+                <w:szCs w:val="16"/>
+                <w:color w:val="000000"/>
+              </w:rPr>
+              <w:t xml:space="preserve"/>
+            </w:r>
+          </w:p>
+        </w:tc>
+      </w:tr>
+    </w:tbl>
+    <w:bookmarkEnd w:id="45"/>
+    <w:bookmarkStart w:id="49" w:name="X7a2241768a75bbe8f4c18bc085b6a1e83db7638"/>
+    <w:p>
+      <w:pPr>
+        <w:pStyle w:val="Heading2"/>
+      </w:pPr>
+      <w:r>
+        <w:t xml:space="preserve">Associations with Environmental Variables</w:t>
+      </w:r>
+    </w:p>
+    <w:p>
+      <w:pPr>
         <w:pStyle w:val="FirstParagraph"/>
       </w:pPr>
       <w:r>
-        <w:t xml:space="preserve">The tangle kelp model performed reasonably well, with a total deviance explained as close to 75% (a measure of variation in the data explained by the model) and correlation values between data and model predictions at 0.87 (based on training data) and 0.79 (based on cross-validation, CV). The sugar kelp model performed less well. Although the total deviance explained was approximately the same, the correlation values were lower (0.84 and 0.66 for training data and CV, respectively). The larger gap in correlation values between data and model predictions when comparing training data and CV, means that there is an increased risk of prediction errors. Hence, our confidence in model predictions is stronger with the tangle kelp than the sugar kelp model, particularly when the models are used for geographic extrapolation or future projections.</w:t>
+        <w:t xml:space="preserve">The tangle kelp model performed reasonably well, with a total deviance explained as close to 75% (a measure of variation in the data explained by the model) and correlation values between data and model predictions at 0.87 (based on training data) and 0.79 (based on cross-validation, CV). The sugar kelp model performed less well. Although the total deviance explained was approximately the same, the correlation values were lower (0.84 and 0.66 for training data and CV, respectively). The larger gap in correlation values between data and model predictions when comparing training data and CV, means that there is an increased risk of prediction errors. Hence, our confidence in model predictions is stronger with the tangle kelp than the sugar kelp model, particularly when the models are used for geographic extrapolation (or future projections).</w:t>
       </w:r>
     </w:p>
     <w:p>
@@ -4991,7 +6509,7 @@
         <w:t xml:space="preserve">see Figure</w:t>
       </w:r>
       <w:r>
-        <w:t xml:space="preserve">). In comparison with tangle kelp, the vertical distribution of sugar kelp seems narrower with a clear limiting driver acting in the shallow areas. The optimum is shifted more towards the sheltered parts of the environmental space, but with seemingly similar requirements with regards to annual mean temperature (above 8°C) and a similar preference for hilly terrain (convex terrain with slope 40-55&amp;deg). Along gradients of dissolved oxygen, however the density optimas varies considerably and are almost opposite (</w:t>
+        <w:t xml:space="preserve">). In comparison with tangle kelp, the vertical distribution of sugar kelp seems narrower with a clear limiting driver acting in the shallow areas. The optimum is shifted more towards the sheltered parts of the environmental space, but with seemingly similar requirements with regards to annual mean temperature (above 8°C) and a similar preference for hilly terrain (convex terrain with slope 40-55&amp;deg). Along the gradient of dissolved oxygen, however, the density optimas varies considerably and are almost opposite (</w:t>
       </w:r>
       <w:r>
         <w:rPr>
@@ -5038,18 +6556,18 @@
           <wp:inline>
             <wp:extent cx="5334000" cy="3849278"/>
             <wp:effectExtent b="0" l="0" r="0" t="0"/>
-            <wp:docPr descr="Partial relationships between densities of tangle kelp (Laminaria hyperborea) and sugar kelp (Saccharina latissima) plants and the environmental variables kept in the final models, sorted according to degree of influence. The plots show the effect of a variable after accounting for the average effects of all other variables in the model. Coloured lines show the marginal effect of the variable and solid thick black lines give a smooth representation of the response. Numbers in brackets provide the relative contribution of the given variable. The coloured rug on the x-axis shows the location of training data." title="" id="44" name="Picture"/>
+            <wp:docPr descr="Partial relationships between densities of tangle kelp (Laminaria hyperborea) and sugar kelp (Saccharina latissima) plants and the environmental variables kept in the final models, sorted according to degree of influence. The plots show the effect of a variable after accounting for the average effects of all other variables in the model. Coloured lines show the marginal effect of the variable and solid thick black lines give a smooth representation of the response. Numbers in brackets provide the relative contribution of the given variable. The coloured rug on the x-axis shows the location of training data." title="" id="47" name="Picture"/>
             <a:graphic>
               <a:graphicData uri="http://schemas.openxmlformats.org/drawingml/2006/picture">
                 <pic:pic>
                   <pic:nvPicPr>
-                    <pic:cNvPr descr="../Figures/MarginalEffectsStudioSave.png" id="45" name="Picture"/>
+                    <pic:cNvPr descr="../Figures/MarginalEffectsStudioSave.png" id="48" name="Picture"/>
                     <pic:cNvPicPr>
                       <a:picLocks noChangeArrowheads="1" noChangeAspect="1"/>
                     </pic:cNvPicPr>
                   </pic:nvPicPr>
                   <pic:blipFill>
-                    <a:blip r:embed="rId43"/>
+                    <a:blip r:embed="rId46"/>
                     <a:stretch>
                       <a:fillRect/>
                     </a:stretch>
@@ -5104,9 +6622,9 @@
         <w:t xml:space="preserve">) plants and the environmental variables kept in the final models, sorted according to degree of influence. The plots show the effect of a variable after accounting for the average effects of all other variables in the model. Coloured lines show the marginal effect of the variable and solid thick black lines give a smooth representation of the response. Numbers in brackets provide the relative contribution of the given variable. The coloured rug on the x-axis shows the location of training data.</w:t>
       </w:r>
     </w:p>
-    <w:bookmarkEnd w:id="46"/>
-    <w:bookmarkEnd w:id="47"/>
-    <w:bookmarkStart w:id="48" w:name="discussion"/>
+    <w:bookmarkEnd w:id="49"/>
+    <w:bookmarkEnd w:id="50"/>
+    <w:bookmarkStart w:id="51" w:name="discussion"/>
     <w:p>
       <w:pPr>
         <w:pStyle w:val="Heading1"/>
@@ -5150,7 +6668,66 @@
         <w:t xml:space="preserve">Laminaria hyperborea</w:t>
       </w:r>
       <w:r>
-        <w:t xml:space="preserve">).</w:t>
+        <w:t xml:space="preserve">). Previous kelp distribution maps from Norway with national coverage shows the extent of kelp forest, either based on a mosaic of models (Bekkby et al - Nasjonal kartlegging av biologisk mangfold…) or based on simple rule-based GIS models. The two models presented in this work, however, predict actual plant densities of sugar kelp and tangle kalp along the entire coast of Norway based on two species specific models with national coverage. In addition to more accurate stock estimations, which is increasingly important with the demand for the inclusion of marine species in e.g. the national carbon inventories, the models may serve as tools for several management purposes, including resource management and spatial planning.</w:t>
+      </w:r>
+    </w:p>
+    <w:p>
+      <w:pPr>
+        <w:pStyle w:val="BodyText"/>
+      </w:pPr>
+      <w:r>
+        <w:rPr>
+          <w:bCs/>
+          <w:b/>
+        </w:rPr>
+        <w:t xml:space="preserve">Sett i fht. andre modeller og annen litteratur etc.:</w:t>
+      </w:r>
+      <w:r>
+        <w:t xml:space="preserve"> </w:t>
+      </w:r>
+      <w:r>
+        <w:t xml:space="preserve">According to the here presented model, tangle kelp forest covers (&gt; 4 plants m-2) an area of 2622 km2, while scarcer densities (1 - 4 plants m-2) are predicted over a total area of 10058 km2. The currently estimated areal cover of tangle kelp forest is considerably lower than previously predicted by rule-based models (Gundersen et al), by which forests was predicted to cover a total of 5900 km2. This is likely to, at least in part, reflect the gap between potential and realized niche. For instance, spatial variation in variables that may also drive the strength and direction of biological interactions, such as the dynamics of the predator-urchin-kelp relationships, may to a greater extent have been captured in the complexity of the BRT-model. But it also reflects the greater detail to which the ecological space is described. The BRT-model includes more variables in the predictor, including climate relevant variables like</w:t>
+      </w:r>
+      <w:r>
+        <w:t xml:space="preserve"> </w:t>
+      </w:r>
+      <w:r>
+        <w:rPr>
+          <w:bCs/>
+          <w:b/>
+        </w:rPr>
+        <w:t xml:space="preserve">examples</w:t>
+      </w:r>
+      <w:r>
+        <w:t xml:space="preserve">, which the rule-based models did not. Furthermore, it describes gradual as well as abrupt changes along environmental gradients, and allows for complex interactions, where rule-based counterparts operates with strict cut-offs (</w:t>
+      </w:r>
+      <w:r>
+        <w:rPr>
+          <w:iCs/>
+          <w:i/>
+        </w:rPr>
+        <w:t xml:space="preserve">stemmer dette?</w:t>
+      </w:r>
+      <w:r>
+        <w:t xml:space="preserve">). All of this is likely to narrow down the theoretical multivariate space in which the kelp exists to more closely resemble that of reality.</w:t>
+      </w:r>
+    </w:p>
+    <w:p>
+      <w:pPr>
+        <w:pStyle w:val="BodyText"/>
+      </w:pPr>
+      <w:r>
+        <w:rPr>
+          <w:bCs/>
+          <w:b/>
+        </w:rPr>
+        <w:t xml:space="preserve">Nytteverdi etc.:</w:t>
+      </w:r>
+      <w:r>
+        <w:t xml:space="preserve"> </w:t>
+      </w:r>
+      <w:r>
+        <w:t xml:space="preserve">The coupling of the kelp density models to models describing geographic variation in properties like biomass per plant (see Gundersen et al …), paves the way for more detailed areal planning and management with respect to both harvesting, the management of resources associated with kelp forests, and not the least with respect to the planning and management of marine protected areas (MPAs). Furthermore, low density areas may be important in the connectivity between more densely populated forest areas, and these new models gives an unique insight into their potential coverage. This insight is also important in planning and management of resource utilization and MPAs. Finally, the presented models may open several small windows into possible futures, serving as foundations for more realistic projections for blue forests following for instance the different climate scenarios. Some caveats do however apply:</w:t>
       </w:r>
     </w:p>
     <w:p>
@@ -5168,19 +6745,59 @@
         <w:t xml:space="preserve"> </w:t>
       </w:r>
       <w:r>
-        <w:t xml:space="preserve">The underlying kelp data predominantly stem from surveys conducted to document the distribution of tangle kelp, and data from typical sugar kelp areas are therefore underrepresented. This may have lead to observations of sugar kelp being biased towards low density registrations, which may contribute to an underestimation of sugar kelp densities, but not necessarily of the total distribution area.</w:t>
-      </w:r>
-    </w:p>
-    <w:p>
-      <w:pPr>
-        <w:pStyle w:val="BodyText"/>
-      </w:pPr>
+        <w:t xml:space="preserve">It is virtually impossible to count the number of kelp individuals per square meter by drop camera in the field, and in most cases data were recorded as perceived percentage cover on a semi-quantitative scale. The recordings were then</w:t>
+      </w:r>
+      <w:r>
+        <w:t xml:space="preserve"> </w:t>
+      </w:r>
+      <w:r>
+        <w:t xml:space="preserve">“</w:t>
+      </w:r>
+      <w:r>
+        <w:t xml:space="preserve">translated</w:t>
+      </w:r>
+      <w:r>
+        <w:t xml:space="preserve">”</w:t>
+      </w:r>
+      <w:r>
+        <w:t xml:space="preserve"> </w:t>
+      </w:r>
+      <w:r>
+        <w:t xml:space="preserve">into probable plant densities based on … (should this be explained more thoroughly?). However, the field personnel is thoroughly trained, and most areas have been mapped by the same people over several years, which at least minimizes the risk of systematic deviance in quantification. This does however mean that while the density maps may reflect a gradient in forest volume and habitat function quite accurately, the conversion to biomass and eventually carbon numbers, may be less accurate. But, wht</w:t>
+      </w:r>
+      <w:r>
+        <w:t xml:space="preserve"> </w:t>
+      </w:r>
+      <w:r>
+        <w:rPr>
+          <w:iCs/>
+          <w:i/>
+        </w:rPr>
+        <w:t xml:space="preserve">is</w:t>
+      </w:r>
+      <w:r>
+        <w:t xml:space="preserve"> </w:t>
+      </w:r>
+      <w:r>
+        <w:t xml:space="preserve">certain, is that the here presented tangle kelp model is far better than its predecessors for all purposes. (</w:t>
+      </w:r>
       <w:r>
         <w:rPr>
           <w:bCs/>
           <w:b/>
         </w:rPr>
-        <w:t xml:space="preserve">Sett i fht. annen litteratur etc.:</w:t>
+        <w:t xml:space="preserve">Need to compare rule-based - nordic carbon - present models to show this. Less certain about the sugar kelp model</w:t>
+      </w:r>
+      <w:r>
+        <w:t xml:space="preserve">). The sugar kelp model is however, perhaps a different matter … (but this remains to be seen - lack of representative data for testing - blabla - …)</w:t>
+      </w:r>
+    </w:p>
+    <w:p>
+      <w:pPr>
+        <w:pStyle w:val="BodyText"/>
+      </w:pPr>
+      <w:r>
+        <w:t xml:space="preserve">The underlying kelp data predominantly stem from surveys conducted to document the distribution of tangle kelp, and data from typical sugar kelp areas are therefore underrepresented. This may have lead to observations of sugar kelp being biased towards low density registrations, which may contribute to an underestimation of sugar kelp densities, but not necessarily of the total distribution area.</w:t>
       </w:r>
     </w:p>
     <w:p>
@@ -5192,7 +6809,21 @@
           <w:bCs/>
           <w:b/>
         </w:rPr>
-        <w:t xml:space="preserve">Nytteverdi etc.:</w:t>
+        <w:t xml:space="preserve">Kutt? Kompliserer ting undøvendig?</w:t>
+      </w:r>
+      <w:r>
+        <w:rPr>
+          <w:iCs/>
+          <w:i/>
+        </w:rPr>
+        <w:t xml:space="preserve">The number of canopy plants that amount to a given percentage of cover, could thus vary greatly depending on plant, and especially on lamina size, which is likely to vary systematically both geographically and along environmental gradients (Hvordan kommer vi rundt dette?). However, even when the canopy layer is dense, an understory layer of smaller plants, stands ready to burst into growth if the canopy disappears…</w:t>
+      </w:r>
+      <w:r>
+        <w:rPr>
+          <w:iCs/>
+          <w:i/>
+        </w:rPr>
+        <w:t xml:space="preserve"> </w:t>
       </w:r>
     </w:p>
     <w:p>
@@ -5297,7 +6928,7 @@
         <w:t xml:space="preserve">The primary production is calculated and presented in Chapter 3.</w:t>
       </w:r>
     </w:p>
-    <w:bookmarkEnd w:id="48"/>
+    <w:bookmarkEnd w:id="51"/>
     <w:sectPr/>
   </w:body>
 </w:document>
